--- a/public/Fiche_E6_SPIRINE realisation 2.docx
+++ b/public/Fiche_E6_SPIRINE realisation 2.docx
@@ -682,7 +682,31 @@
                 <w:sz w:val="20"/>
                 <w:szCs w:val="20"/>
               </w:rPr>
-              <w:t>24/03/2026</w:t>
+              <w:t>08</w:t>
+            </w:r>
+            <w:r>
+              <w:rPr>
+                <w:rFonts w:ascii="Arial" w:hAnsi="Arial" w:cs="Arial"/>
+                <w:sz w:val="20"/>
+                <w:szCs w:val="20"/>
+              </w:rPr>
+              <w:t>/0</w:t>
+            </w:r>
+            <w:r>
+              <w:rPr>
+                <w:rFonts w:ascii="Arial" w:hAnsi="Arial" w:cs="Arial"/>
+                <w:sz w:val="20"/>
+                <w:szCs w:val="20"/>
+              </w:rPr>
+              <w:t>6</w:t>
+            </w:r>
+            <w:r>
+              <w:rPr>
+                <w:rFonts w:ascii="Arial" w:hAnsi="Arial" w:cs="Arial"/>
+                <w:sz w:val="20"/>
+                <w:szCs w:val="20"/>
+              </w:rPr>
+              <w:t>/2026</w:t>
             </w:r>
           </w:p>
         </w:tc>
@@ -802,17 +826,8 @@
                 <w:rFonts w:ascii="Arial" w:hAnsi="Arial" w:cs="Arial"/>
                 <w:sz w:val="20"/>
               </w:rPr>
-              <w:t xml:space="preserve"> Site de rencontre </w:t>
-            </w:r>
-            <w:proofErr w:type="spellStart"/>
-            <w:r>
-              <w:rPr>
-                <w:rFonts w:ascii="Arial" w:hAnsi="Arial" w:cs="Arial"/>
-                <w:sz w:val="20"/>
-              </w:rPr>
-              <w:t>E-Sport</w:t>
-            </w:r>
-            <w:proofErr w:type="spellEnd"/>
+              <w:t xml:space="preserve"> Site de rencontre E-Sport</w:t>
+            </w:r>
           </w:p>
         </w:tc>
       </w:tr>
@@ -845,7 +860,6 @@
                 <w:bCs/>
                 <w:sz w:val="20"/>
                 <w:szCs w:val="24"/>
-                <w:lang w:val="ru-RU"/>
               </w:rPr>
             </w:pPr>
             <w:r>
@@ -1292,87 +1306,7 @@
                 <w:bCs/>
                 <w:sz w:val="18"/>
               </w:rPr>
-              <w:t xml:space="preserve">Ressources fournies : Environnement de développement avec Visual Studio Code, technologies </w:t>
-            </w:r>
-            <w:proofErr w:type="spellStart"/>
-            <w:r>
-              <w:rPr>
-                <w:bCs/>
-                <w:sz w:val="18"/>
-              </w:rPr>
-              <w:t>front-end</w:t>
-            </w:r>
-            <w:proofErr w:type="spellEnd"/>
-            <w:r>
-              <w:rPr>
-                <w:bCs/>
-                <w:sz w:val="18"/>
-              </w:rPr>
-              <w:t xml:space="preserve"> </w:t>
-            </w:r>
-            <w:proofErr w:type="spellStart"/>
-            <w:r>
-              <w:rPr>
-                <w:bCs/>
-                <w:sz w:val="18"/>
-              </w:rPr>
-              <w:t>React</w:t>
-            </w:r>
-            <w:proofErr w:type="spellEnd"/>
-            <w:r>
-              <w:rPr>
-                <w:bCs/>
-                <w:sz w:val="18"/>
-              </w:rPr>
-              <w:t xml:space="preserve"> et </w:t>
-            </w:r>
-            <w:proofErr w:type="spellStart"/>
-            <w:r>
-              <w:rPr>
-                <w:bCs/>
-                <w:sz w:val="18"/>
-              </w:rPr>
-              <w:t>Tailwind</w:t>
-            </w:r>
-            <w:proofErr w:type="spellEnd"/>
-            <w:r>
-              <w:rPr>
-                <w:bCs/>
-                <w:sz w:val="18"/>
-              </w:rPr>
-              <w:t xml:space="preserve"> CSS, environnement </w:t>
-            </w:r>
-            <w:proofErr w:type="spellStart"/>
-            <w:r>
-              <w:rPr>
-                <w:bCs/>
-                <w:sz w:val="18"/>
-              </w:rPr>
-              <w:t>back-end</w:t>
-            </w:r>
-            <w:proofErr w:type="spellEnd"/>
-            <w:r>
-              <w:rPr>
-                <w:bCs/>
-                <w:sz w:val="18"/>
-              </w:rPr>
-              <w:t xml:space="preserve"> Python avec </w:t>
-            </w:r>
-            <w:proofErr w:type="spellStart"/>
-            <w:r>
-              <w:rPr>
-                <w:bCs/>
-                <w:sz w:val="18"/>
-              </w:rPr>
-              <w:t>FastAPI</w:t>
-            </w:r>
-            <w:proofErr w:type="spellEnd"/>
-            <w:r>
-              <w:rPr>
-                <w:bCs/>
-                <w:sz w:val="18"/>
-              </w:rPr>
-              <w:t>, base de données MySQL, ainsi que les éléments nécessaires à la conception et au développement de l’application.</w:t>
+              <w:t>Ressources fournies : Environnement de développement avec Visual Studio Code, technologies front-end React et Tailwind CSS, environnement back-end Python avec FastAPI, base de données MySQL, ainsi que les éléments nécessaires à la conception et au développement de l’application.</w:t>
             </w:r>
           </w:p>
           <w:p>
@@ -1480,61 +1414,7 @@
                 <w:bCs/>
                 <w:sz w:val="20"/>
               </w:rPr>
-              <w:t xml:space="preserve">Documentation </w:t>
-            </w:r>
-            <w:proofErr w:type="spellStart"/>
-            <w:r>
-              <w:rPr>
-                <w:rFonts w:ascii="Arial" w:hAnsi="Arial" w:cs="Arial"/>
-                <w:bCs/>
-                <w:sz w:val="20"/>
-              </w:rPr>
-              <w:t>React</w:t>
-            </w:r>
-            <w:proofErr w:type="spellEnd"/>
-            <w:r>
-              <w:rPr>
-                <w:rFonts w:ascii="Arial" w:hAnsi="Arial" w:cs="Arial"/>
-                <w:bCs/>
-                <w:sz w:val="20"/>
-              </w:rPr>
-              <w:t xml:space="preserve">, documentation </w:t>
-            </w:r>
-            <w:proofErr w:type="spellStart"/>
-            <w:r>
-              <w:rPr>
-                <w:rFonts w:ascii="Arial" w:hAnsi="Arial" w:cs="Arial"/>
-                <w:bCs/>
-                <w:sz w:val="20"/>
-              </w:rPr>
-              <w:t>Tailwind</w:t>
-            </w:r>
-            <w:proofErr w:type="spellEnd"/>
-            <w:r>
-              <w:rPr>
-                <w:rFonts w:ascii="Arial" w:hAnsi="Arial" w:cs="Arial"/>
-                <w:bCs/>
-                <w:sz w:val="20"/>
-              </w:rPr>
-              <w:t xml:space="preserve"> CSS, documentation </w:t>
-            </w:r>
-            <w:proofErr w:type="spellStart"/>
-            <w:r>
-              <w:rPr>
-                <w:rFonts w:ascii="Arial" w:hAnsi="Arial" w:cs="Arial"/>
-                <w:bCs/>
-                <w:sz w:val="20"/>
-              </w:rPr>
-              <w:t>FastAPI</w:t>
-            </w:r>
-            <w:proofErr w:type="spellEnd"/>
-            <w:r>
-              <w:rPr>
-                <w:rFonts w:ascii="Arial" w:hAnsi="Arial" w:cs="Arial"/>
-                <w:bCs/>
-                <w:sz w:val="20"/>
-              </w:rPr>
-              <w:t>, documentation MySQL, dépôt GitHub du projet ainsi que les documents techniques et guides d’installation liés à l’application.</w:t>
+              <w:t>Documentation React, documentation Tailwind CSS, documentation FastAPI, documentation MySQL, dépôt GitHub du projet ainsi que les documents techniques et guides d’installation liés à l’application.</w:t>
             </w:r>
           </w:p>
           <w:p>
@@ -1632,61 +1512,7 @@
                 <w:bCs/>
                 <w:sz w:val="20"/>
               </w:rPr>
-              <w:t xml:space="preserve">Visual Studio Code, </w:t>
-            </w:r>
-            <w:proofErr w:type="spellStart"/>
-            <w:r>
-              <w:rPr>
-                <w:rFonts w:ascii="Arial" w:hAnsi="Arial" w:cs="Arial"/>
-                <w:bCs/>
-                <w:sz w:val="20"/>
-              </w:rPr>
-              <w:t>React</w:t>
-            </w:r>
-            <w:proofErr w:type="spellEnd"/>
-            <w:r>
-              <w:rPr>
-                <w:rFonts w:ascii="Arial" w:hAnsi="Arial" w:cs="Arial"/>
-                <w:bCs/>
-                <w:sz w:val="20"/>
-              </w:rPr>
-              <w:t xml:space="preserve">, </w:t>
-            </w:r>
-            <w:proofErr w:type="spellStart"/>
-            <w:r>
-              <w:rPr>
-                <w:rFonts w:ascii="Arial" w:hAnsi="Arial" w:cs="Arial"/>
-                <w:bCs/>
-                <w:sz w:val="20"/>
-              </w:rPr>
-              <w:t>Tailwind</w:t>
-            </w:r>
-            <w:proofErr w:type="spellEnd"/>
-            <w:r>
-              <w:rPr>
-                <w:rFonts w:ascii="Arial" w:hAnsi="Arial" w:cs="Arial"/>
-                <w:bCs/>
-                <w:sz w:val="20"/>
-              </w:rPr>
-              <w:t xml:space="preserve"> CSS, </w:t>
-            </w:r>
-            <w:proofErr w:type="spellStart"/>
-            <w:r>
-              <w:rPr>
-                <w:rFonts w:ascii="Arial" w:hAnsi="Arial" w:cs="Arial"/>
-                <w:bCs/>
-                <w:sz w:val="20"/>
-              </w:rPr>
-              <w:t>FastAPI</w:t>
-            </w:r>
-            <w:proofErr w:type="spellEnd"/>
-            <w:r>
-              <w:rPr>
-                <w:rFonts w:ascii="Arial" w:hAnsi="Arial" w:cs="Arial"/>
-                <w:bCs/>
-                <w:sz w:val="20"/>
-              </w:rPr>
-              <w:t>, Python, MySQL, Git.</w:t>
+              <w:t>Visual Studio Code, React, Tailwind CSS, FastAPI, Python, MySQL, Git.</w:t>
             </w:r>
           </w:p>
         </w:tc>
@@ -2298,7 +2124,6 @@
                 <w:szCs w:val="20"/>
               </w:rPr>
             </w:pPr>
-            <w:proofErr w:type="gramStart"/>
             <w:r>
               <w:rPr>
                 <w:rFonts w:ascii="Arial" w:hAnsi="Arial"/>
@@ -2306,17 +2131,7 @@
                 <w:sz w:val="20"/>
                 <w:szCs w:val="20"/>
               </w:rPr>
-              <w:t>la</w:t>
-            </w:r>
-            <w:proofErr w:type="gramEnd"/>
-            <w:r>
-              <w:rPr>
-                <w:rFonts w:ascii="Arial" w:hAnsi="Arial"/>
-                <w:bCs/>
-                <w:sz w:val="20"/>
-                <w:szCs w:val="20"/>
-              </w:rPr>
-              <w:t xml:space="preserve"> conception de la structure générale de l’application ;</w:t>
+              <w:t>la conception de la structure générale de l’application ;</w:t>
             </w:r>
           </w:p>
           <w:p>
@@ -2330,7 +2145,6 @@
                 <w:szCs w:val="20"/>
               </w:rPr>
             </w:pPr>
-            <w:proofErr w:type="gramStart"/>
             <w:r>
               <w:rPr>
                 <w:rFonts w:ascii="Arial" w:hAnsi="Arial"/>
@@ -2338,17 +2152,7 @@
                 <w:sz w:val="20"/>
                 <w:szCs w:val="20"/>
               </w:rPr>
-              <w:t>la</w:t>
-            </w:r>
-            <w:proofErr w:type="gramEnd"/>
-            <w:r>
-              <w:rPr>
-                <w:rFonts w:ascii="Arial" w:hAnsi="Arial"/>
-                <w:bCs/>
-                <w:sz w:val="20"/>
-                <w:szCs w:val="20"/>
-              </w:rPr>
-              <w:t xml:space="preserve"> création d’une base de données destinée au stockage des informations relatives aux utilisateurs et aux jeux ;</w:t>
+              <w:t>la création d’une base de données destinée au stockage des informations relatives aux utilisateurs et aux jeux ;</w:t>
             </w:r>
           </w:p>
           <w:p>
@@ -2362,7 +2166,6 @@
                 <w:szCs w:val="20"/>
               </w:rPr>
             </w:pPr>
-            <w:proofErr w:type="gramStart"/>
             <w:r>
               <w:rPr>
                 <w:rFonts w:ascii="Arial" w:hAnsi="Arial"/>
@@ -2370,17 +2173,7 @@
                 <w:sz w:val="20"/>
                 <w:szCs w:val="20"/>
               </w:rPr>
-              <w:t>le</w:t>
-            </w:r>
-            <w:proofErr w:type="gramEnd"/>
-            <w:r>
-              <w:rPr>
-                <w:rFonts w:ascii="Arial" w:hAnsi="Arial"/>
-                <w:bCs/>
-                <w:sz w:val="20"/>
-                <w:szCs w:val="20"/>
-              </w:rPr>
-              <w:t xml:space="preserve"> développement d’une API permettant l’envoi, la récupération et l’exploitation des données ;</w:t>
+              <w:t>le développement d’une API permettant l’envoi, la récupération et l’exploitation des données ;</w:t>
             </w:r>
           </w:p>
           <w:p>
@@ -2394,7 +2187,6 @@
                 <w:szCs w:val="20"/>
               </w:rPr>
             </w:pPr>
-            <w:proofErr w:type="gramStart"/>
             <w:r>
               <w:rPr>
                 <w:rFonts w:ascii="Arial" w:hAnsi="Arial"/>
@@ -2402,17 +2194,7 @@
                 <w:sz w:val="20"/>
                 <w:szCs w:val="20"/>
               </w:rPr>
-              <w:t>la</w:t>
-            </w:r>
-            <w:proofErr w:type="gramEnd"/>
-            <w:r>
-              <w:rPr>
-                <w:rFonts w:ascii="Arial" w:hAnsi="Arial"/>
-                <w:bCs/>
-                <w:sz w:val="20"/>
-                <w:szCs w:val="20"/>
-              </w:rPr>
-              <w:t xml:space="preserve"> mise en place des principales fonctionnalités liées à la recherche de joueurs, à la sélection des jeux et à la gestion du profil ;</w:t>
+              <w:t>la mise en place des principales fonctionnalités liées à la recherche de joueurs, à la sélection des jeux et à la gestion du profil ;</w:t>
             </w:r>
           </w:p>
           <w:p>
@@ -2426,7 +2208,6 @@
                 <w:szCs w:val="20"/>
               </w:rPr>
             </w:pPr>
-            <w:proofErr w:type="gramStart"/>
             <w:r>
               <w:rPr>
                 <w:rFonts w:ascii="Arial" w:hAnsi="Arial"/>
@@ -2434,17 +2215,7 @@
                 <w:sz w:val="20"/>
                 <w:szCs w:val="20"/>
               </w:rPr>
-              <w:t>l’intégration</w:t>
-            </w:r>
-            <w:proofErr w:type="gramEnd"/>
-            <w:r>
-              <w:rPr>
-                <w:rFonts w:ascii="Arial" w:hAnsi="Arial"/>
-                <w:bCs/>
-                <w:sz w:val="20"/>
-                <w:szCs w:val="20"/>
-              </w:rPr>
-              <w:t xml:space="preserve"> d’une interface utilisateur permettant l’utilisation de l’application.</w:t>
+              <w:t>l’intégration d’une interface utilisateur permettant l’utilisation de l’application.</w:t>
             </w:r>
           </w:p>
           <w:p>

--- a/public/Fiche_E6_SPIRINE realisation 2.docx
+++ b/public/Fiche_E6_SPIRINE realisation 2.docx
@@ -1347,172 +1347,85 @@
             </w:tcBorders>
           </w:tcPr>
           <w:p>
-            <w:pPr>
-              <w:snapToGrid w:val="0"/>
-              <w:jc w:val="both"/>
-              <w:rPr>
-                <w:rFonts w:ascii="Arial" w:hAnsi="Arial" w:cs="Arial"/>
-                <w:b/>
-                <w:sz w:val="20"/>
-              </w:rPr>
-            </w:pPr>
-            <w:r>
-              <w:rPr>
-                <w:rFonts w:ascii="Arial" w:hAnsi="Arial" w:cs="Arial"/>
-                <w:b/>
-                <w:sz w:val="20"/>
-              </w:rPr>
-              <w:t>Description des ressources</w:t>
-            </w:r>
-            <w:r>
-              <w:rPr>
-                <w:rFonts w:ascii="Arial" w:hAnsi="Arial" w:cs="Arial"/>
-                <w:b/>
-                <w:sz w:val="20"/>
-              </w:rPr>
-              <w:t xml:space="preserve"> documentaires,</w:t>
-            </w:r>
-            <w:r>
-              <w:rPr>
-                <w:rFonts w:ascii="Arial" w:hAnsi="Arial" w:cs="Arial"/>
-                <w:b/>
-                <w:sz w:val="20"/>
-              </w:rPr>
-              <w:t xml:space="preserve"> matér</w:t>
-            </w:r>
-            <w:r>
-              <w:rPr>
-                <w:rFonts w:ascii="Arial" w:hAnsi="Arial" w:cs="Arial"/>
-                <w:b/>
-                <w:sz w:val="20"/>
-              </w:rPr>
-              <w:t>ielles et logicielles utilisées</w:t>
-            </w:r>
-            <w:r>
-              <w:rPr>
-                <w:rStyle w:val="Appelnotedebasdep"/>
-                <w:rFonts w:ascii="Arial" w:hAnsi="Arial" w:cs="Arial"/>
-                <w:b/>
-                <w:sz w:val="20"/>
-              </w:rPr>
-              <w:footnoteReference w:id="2"/>
-            </w:r>
-          </w:p>
-          <w:p>
-            <w:pPr>
-              <w:snapToGrid w:val="0"/>
-              <w:jc w:val="both"/>
-              <w:rPr>
-                <w:rFonts w:ascii="Arial" w:hAnsi="Arial" w:cs="Arial"/>
-                <w:bCs/>
-                <w:sz w:val="20"/>
-              </w:rPr>
-            </w:pPr>
-            <w:r>
-              <w:rPr>
-                <w:rFonts w:ascii="Arial" w:hAnsi="Arial" w:cs="Arial"/>
-                <w:bCs/>
-                <w:sz w:val="20"/>
-              </w:rPr>
-              <w:t>Documentation React, documentation Tailwind CSS, documentation FastAPI, documentation MySQL, dépôt GitHub du projet ainsi que les documents techniques et guides d’installation liés à l’application.</w:t>
-            </w:r>
-          </w:p>
-          <w:p>
-            <w:pPr>
-              <w:snapToGrid w:val="0"/>
-              <w:jc w:val="both"/>
-              <w:rPr>
-                <w:rFonts w:ascii="Arial" w:hAnsi="Arial" w:cs="Arial"/>
-                <w:bCs/>
-                <w:sz w:val="20"/>
-              </w:rPr>
-            </w:pPr>
-          </w:p>
-          <w:p>
-            <w:pPr>
-              <w:snapToGrid w:val="0"/>
-              <w:jc w:val="both"/>
-              <w:rPr>
-                <w:rFonts w:ascii="Arial" w:hAnsi="Arial" w:cs="Arial"/>
-                <w:bCs/>
-                <w:sz w:val="20"/>
-              </w:rPr>
-            </w:pPr>
-            <w:r>
-              <w:rPr>
-                <w:rFonts w:ascii="Arial" w:hAnsi="Arial" w:cs="Arial"/>
-                <w:bCs/>
-                <w:sz w:val="20"/>
-              </w:rPr>
+            <w:r>
+              <w:t>Description des ressources documentaires, matérielles et logicielles utilisées</w:t>
+            </w:r>
+          </w:p>
+          <w:p>
+            <w:r>
+              <w:t>Ressources documentaires :</w:t>
+            </w:r>
+          </w:p>
+          <w:p>
+            <w:r>
+              <w:t>Documentation officielle de React et de Tailwind CSS pour l’interface utilisateur ; documentation FastAPI pour la conception des endpoints REST ; documentation MySQL pour la modélisation et les requêtes ; documentation Git pour le versionnement ; guides techniques et notes de conception du projet (architecture, API, tests).</w:t>
+            </w:r>
+          </w:p>
+          <w:p/>
+          <w:p>
+            <w:r>
               <w:t>Ressources matérielles :</w:t>
             </w:r>
           </w:p>
           <w:p>
-            <w:pPr>
-              <w:snapToGrid w:val="0"/>
-              <w:jc w:val="both"/>
-              <w:rPr>
-                <w:rFonts w:ascii="Arial" w:hAnsi="Arial" w:cs="Arial"/>
-                <w:bCs/>
-                <w:sz w:val="20"/>
-              </w:rPr>
-            </w:pPr>
-            <w:r>
-              <w:rPr>
-                <w:rFonts w:ascii="Arial" w:hAnsi="Arial" w:cs="Arial"/>
-                <w:bCs/>
-                <w:sz w:val="20"/>
-              </w:rPr>
-              <w:t>Ordinateur de développement, environnement local de test et d’exécution.</w:t>
-            </w:r>
-          </w:p>
-          <w:p>
-            <w:pPr>
-              <w:snapToGrid w:val="0"/>
-              <w:jc w:val="both"/>
-              <w:rPr>
-                <w:rFonts w:ascii="Arial" w:hAnsi="Arial" w:cs="Arial"/>
-                <w:bCs/>
-                <w:sz w:val="20"/>
-              </w:rPr>
-            </w:pPr>
-          </w:p>
-          <w:p>
-            <w:pPr>
-              <w:snapToGrid w:val="0"/>
-              <w:jc w:val="both"/>
-              <w:rPr>
-                <w:rFonts w:ascii="Arial" w:hAnsi="Arial" w:cs="Arial"/>
-                <w:bCs/>
-                <w:sz w:val="20"/>
-              </w:rPr>
-            </w:pPr>
-            <w:r>
-              <w:rPr>
-                <w:rFonts w:ascii="Arial" w:hAnsi="Arial" w:cs="Arial"/>
-                <w:bCs/>
-                <w:sz w:val="20"/>
-              </w:rPr>
+            <w:r>
+              <w:t>Ordinateur de développement ;</w:t>
+            </w:r>
+          </w:p>
+          <w:p>
+            <w:r>
+              <w:t>Environnement local de test et d’exécution ;</w:t>
+            </w:r>
+          </w:p>
+          <w:p>
+            <w:r>
+              <w:t>Poste configuré pour l’exécution du front, de l’API et de la base de données.</w:t>
+            </w:r>
+          </w:p>
+          <w:p/>
+          <w:p>
+            <w:r>
               <w:t>Ressources logicielles :</w:t>
             </w:r>
           </w:p>
           <w:p>
-            <w:pPr>
-              <w:snapToGrid w:val="0"/>
-              <w:jc w:val="both"/>
-              <w:rPr>
-                <w:rFonts w:ascii="Arial" w:hAnsi="Arial" w:cs="Arial"/>
-                <w:bCs/>
-                <w:sz w:val="20"/>
-              </w:rPr>
-            </w:pPr>
-            <w:r>
-              <w:rPr>
-                <w:rFonts w:ascii="Arial" w:hAnsi="Arial" w:cs="Arial"/>
-                <w:bCs/>
-                <w:sz w:val="20"/>
-              </w:rPr>
-              <w:t>Visual Studio Code, React, Tailwind CSS, FastAPI, Python, MySQL, Git.</w:t>
+            <w:r>
+              <w:t>Visual Studio Code ;</w:t>
+            </w:r>
+          </w:p>
+          <w:p>
+            <w:r>
+              <w:t>React ;</w:t>
+            </w:r>
+          </w:p>
+          <w:p>
+            <w:r>
+              <w:t>Tailwind CSS ;</w:t>
+            </w:r>
+          </w:p>
+          <w:p>
+            <w:r>
+              <w:t>FastAPI ;</w:t>
+            </w:r>
+          </w:p>
+          <w:p>
+            <w:r>
+              <w:t>Python (version 3.x utilisée sur le projet) ;</w:t>
+            </w:r>
+          </w:p>
+          <w:p>
+            <w:r>
+              <w:t>MySQL ;</w:t>
+            </w:r>
+          </w:p>
+          <w:p>
+            <w:r>
+              <w:t>Git ;</w:t>
+            </w:r>
+          </w:p>
+          <w:p>
+            <w:r>
+              <w:t>Outils de test d’API et de validation fonctionnelle.</w:t>
             </w:r>
           </w:p>
         </w:tc>
@@ -1534,134 +1447,60 @@
             </w:tcBorders>
           </w:tcPr>
           <w:p>
-            <w:pPr>
-              <w:snapToGrid w:val="0"/>
-              <w:jc w:val="both"/>
-              <w:rPr>
-                <w:rFonts w:ascii="Arial" w:hAnsi="Arial" w:cs="Arial"/>
-                <w:b/>
-                <w:sz w:val="20"/>
-              </w:rPr>
-            </w:pPr>
-            <w:r>
-              <w:rPr>
-                <w:rFonts w:ascii="Arial" w:hAnsi="Arial" w:cs="Arial"/>
-                <w:b/>
-                <w:sz w:val="20"/>
-              </w:rPr>
-              <w:t>Mo</w:t>
-            </w:r>
-            <w:r>
-              <w:rPr>
-                <w:rFonts w:ascii="Arial" w:hAnsi="Arial" w:cs="Arial"/>
-                <w:b/>
-                <w:sz w:val="20"/>
-              </w:rPr>
-              <w:t>dalités d’accès aux productions</w:t>
-            </w:r>
-            <w:r>
-              <w:rPr>
-                <w:rFonts w:ascii="Arial" w:hAnsi="Arial" w:cs="Arial"/>
-                <w:b/>
-                <w:sz w:val="20"/>
-                <w:vertAlign w:val="superscript"/>
-              </w:rPr>
-              <w:footnoteReference w:id="3"/>
-            </w:r>
-            <w:r>
-              <w:rPr>
-                <w:rFonts w:ascii="Arial" w:hAnsi="Arial" w:cs="Arial"/>
-                <w:b/>
-                <w:sz w:val="20"/>
-              </w:rPr>
-              <w:t xml:space="preserve"> </w:t>
-            </w:r>
-            <w:r>
-              <w:rPr>
-                <w:rFonts w:ascii="Arial" w:hAnsi="Arial" w:cs="Arial"/>
-                <w:b/>
-                <w:sz w:val="20"/>
-              </w:rPr>
-              <w:t>et à l</w:t>
-            </w:r>
-            <w:r>
-              <w:rPr>
-                <w:rFonts w:ascii="Arial" w:hAnsi="Arial" w:cs="Arial"/>
-                <w:b/>
-                <w:sz w:val="20"/>
-              </w:rPr>
-              <w:t>eur</w:t>
-            </w:r>
-            <w:r>
-              <w:rPr>
-                <w:rFonts w:ascii="Arial" w:hAnsi="Arial" w:cs="Arial"/>
-                <w:b/>
-                <w:sz w:val="20"/>
-              </w:rPr>
-              <w:t xml:space="preserve"> documentation</w:t>
-            </w:r>
-            <w:r>
-              <w:rPr>
-                <w:rFonts w:ascii="Arial" w:hAnsi="Arial" w:cs="Arial"/>
-                <w:b/>
-                <w:sz w:val="20"/>
-                <w:vertAlign w:val="superscript"/>
-              </w:rPr>
-              <w:footnoteReference w:id="4"/>
-            </w:r>
-          </w:p>
-          <w:p>
-            <w:pPr>
-              <w:snapToGrid w:val="0"/>
-              <w:jc w:val="both"/>
-              <w:rPr>
-                <w:rFonts w:ascii="Arial" w:hAnsi="Arial" w:cs="Arial"/>
-                <w:bCs/>
-                <w:sz w:val="20"/>
-              </w:rPr>
-            </w:pPr>
-          </w:p>
-          <w:p>
-            <w:pPr>
-              <w:snapToGrid w:val="0"/>
-              <w:jc w:val="both"/>
-              <w:rPr>
-                <w:rFonts w:ascii="Arial" w:hAnsi="Arial" w:cs="Arial"/>
-                <w:bCs/>
-                <w:sz w:val="20"/>
-                <w:lang w:val="ru-RU"/>
-              </w:rPr>
-            </w:pPr>
-            <w:r>
-              <w:rPr>
-                <w:rFonts w:ascii="Arial" w:hAnsi="Arial" w:cs="Arial"/>
-                <w:bCs/>
-                <w:sz w:val="20"/>
-              </w:rPr>
-              <w:t>https://github.com/Farounaga/Esportapp</w:t>
-            </w:r>
-          </w:p>
-          <w:p>
-            <w:pPr>
-              <w:snapToGrid w:val="0"/>
-              <w:jc w:val="both"/>
-              <w:rPr>
-                <w:rFonts w:ascii="Arial" w:hAnsi="Arial" w:cs="Arial"/>
-                <w:bCs/>
-                <w:sz w:val="20"/>
-              </w:rPr>
-            </w:pPr>
-          </w:p>
-          <w:p>
-            <w:pPr>
-              <w:snapToGrid w:val="0"/>
-              <w:jc w:val="both"/>
-              <w:rPr>
-                <w:rFonts w:ascii="Arial" w:hAnsi="Arial" w:cs="Arial"/>
-                <w:bCs/>
-                <w:sz w:val="20"/>
-              </w:rPr>
-            </w:pPr>
+            <w:r>
+              <w:t>Modalités d’accès aux productions et à leur documentation</w:t>
+            </w:r>
+          </w:p>
+          <w:p>
+            <w:r>
+              <w:t>Code source :</w:t>
+            </w:r>
+          </w:p>
+          <w:p>
+            <w:r>
+              <w:t>Dépôt GitHub du projet : https://github.com/Farounaga/Esportapp</w:t>
+            </w:r>
+          </w:p>
+          <w:p/>
+          <w:p>
+            <w:r>
+              <w:t>Documentation du projet :</w:t>
+            </w:r>
+          </w:p>
+          <w:p>
+            <w:r>
+              <w:t>Dossier documentaire partagé (Drive / interne) : lien à compléter</w:t>
+            </w:r>
+          </w:p>
+          <w:p>
+            <w:r>
+              <w:t>Documents disponibles :</w:t>
+            </w:r>
+          </w:p>
+          <w:p>
+            <w:r>
+              <w:t>- Schéma de base de données</w:t>
+            </w:r>
+          </w:p>
+          <w:p>
+            <w:r>
+              <w:t>- Documentation technique API</w:t>
+            </w:r>
+          </w:p>
+          <w:p>
+            <w:r>
+              <w:t>- Cahier de tests</w:t>
+            </w:r>
+          </w:p>
+          <w:p>
+            <w:r>
+              <w:t>- Documentation utilisateur</w:t>
+            </w:r>
+          </w:p>
+          <w:p>
+            <w:r>
+              <w:t>- Notes de déploiement et d’exploitation</w:t>
+            </w:r>
           </w:p>
         </w:tc>
       </w:tr>
@@ -1958,468 +1797,199 @@
             <w:vAlign w:val="center"/>
           </w:tcPr>
           <w:p>
-            <w:pPr>
-              <w:snapToGrid w:val="0"/>
-              <w:spacing w:line="276" w:lineRule="auto"/>
-              <w:rPr>
-                <w:rFonts w:ascii="Arial" w:hAnsi="Arial" w:cs="Arial"/>
-                <w:bCs/>
-                <w:sz w:val="20"/>
-                <w:szCs w:val="20"/>
-              </w:rPr>
-            </w:pPr>
-            <w:r>
-              <w:rPr>
-                <w:rFonts w:ascii="Arial" w:hAnsi="Arial" w:cs="Arial"/>
-                <w:b/>
-                <w:sz w:val="20"/>
-                <w:szCs w:val="20"/>
-              </w:rPr>
-              <w:t xml:space="preserve">Descriptif de la </w:t>
-            </w:r>
-            <w:r>
-              <w:rPr>
-                <w:rFonts w:ascii="Arial" w:hAnsi="Arial" w:cs="Arial"/>
-                <w:b/>
-                <w:sz w:val="20"/>
-                <w:szCs w:val="20"/>
-              </w:rPr>
-              <w:t>réalisation</w:t>
-            </w:r>
-            <w:r>
-              <w:rPr>
-                <w:rFonts w:ascii="Arial" w:hAnsi="Arial" w:cs="Arial"/>
-                <w:b/>
-                <w:sz w:val="20"/>
-                <w:szCs w:val="20"/>
-              </w:rPr>
-              <w:t xml:space="preserve"> professionnelle</w:t>
-            </w:r>
-            <w:r>
-              <w:rPr>
-                <w:rFonts w:ascii="Arial" w:hAnsi="Arial" w:cs="Arial"/>
-                <w:b/>
-                <w:sz w:val="20"/>
-                <w:szCs w:val="20"/>
-              </w:rPr>
-              <w:t>, y compris l</w:t>
-            </w:r>
-            <w:r>
-              <w:rPr>
-                <w:rFonts w:ascii="Arial" w:hAnsi="Arial" w:cs="Arial"/>
-                <w:b/>
-                <w:sz w:val="20"/>
-                <w:szCs w:val="20"/>
-              </w:rPr>
-              <w:t>es productions réalisées et schémas explicatifs</w:t>
-            </w:r>
-          </w:p>
-          <w:p>
-            <w:pPr>
-              <w:snapToGrid w:val="0"/>
-              <w:spacing w:line="276" w:lineRule="auto"/>
-              <w:rPr>
-                <w:rFonts w:ascii="Arial" w:hAnsi="Arial"/>
-                <w:bCs/>
-                <w:sz w:val="20"/>
-                <w:szCs w:val="20"/>
-              </w:rPr>
-            </w:pPr>
-            <w:r>
-              <w:rPr>
-                <w:rFonts w:ascii="Arial" w:hAnsi="Arial"/>
-                <w:bCs/>
-                <w:sz w:val="20"/>
-                <w:szCs w:val="20"/>
-              </w:rPr>
-              <w:t>Cette réalisation professionnelle a consisté en la conception et le développement d’une application de mise en relation entre joueurs, réalisée dans un cadre de projet étudiant.</w:t>
-            </w:r>
-          </w:p>
-          <w:p>
-            <w:pPr>
-              <w:snapToGrid w:val="0"/>
-              <w:spacing w:line="276" w:lineRule="auto"/>
-              <w:rPr>
-                <w:rFonts w:ascii="Arial" w:hAnsi="Arial"/>
-                <w:bCs/>
-                <w:sz w:val="20"/>
-                <w:szCs w:val="20"/>
-              </w:rPr>
-            </w:pPr>
-          </w:p>
-          <w:p>
-            <w:pPr>
-              <w:snapToGrid w:val="0"/>
-              <w:spacing w:line="276" w:lineRule="auto"/>
-              <w:rPr>
-                <w:rFonts w:ascii="Arial" w:hAnsi="Arial"/>
-                <w:bCs/>
-                <w:sz w:val="20"/>
-                <w:szCs w:val="20"/>
-              </w:rPr>
-            </w:pPr>
-            <w:r>
-              <w:rPr>
-                <w:rFonts w:ascii="Arial" w:hAnsi="Arial"/>
-                <w:bCs/>
-                <w:sz w:val="20"/>
-                <w:szCs w:val="20"/>
-              </w:rPr>
-              <w:t>L’objectif était de proposer une solution permettant à des utilisateurs de trouver plus facilement des partenaires de jeu selon les jeux pratiqués, le niveau de compétence et les besoins de chacun. L’application devait également offrir un espace d’échange entre joueurs et permettre une gestion simple des profils utilisateurs.</w:t>
-            </w:r>
-          </w:p>
-          <w:p>
-            <w:pPr>
-              <w:snapToGrid w:val="0"/>
-              <w:spacing w:line="276" w:lineRule="auto"/>
-              <w:rPr>
-                <w:rFonts w:ascii="Arial" w:hAnsi="Arial"/>
-                <w:bCs/>
-                <w:sz w:val="20"/>
-                <w:szCs w:val="20"/>
-              </w:rPr>
-            </w:pPr>
-          </w:p>
-          <w:p>
-            <w:pPr>
-              <w:snapToGrid w:val="0"/>
-              <w:spacing w:line="276" w:lineRule="auto"/>
-              <w:rPr>
-                <w:rFonts w:ascii="Arial" w:hAnsi="Arial"/>
-                <w:bCs/>
-                <w:sz w:val="20"/>
-                <w:szCs w:val="20"/>
-              </w:rPr>
-            </w:pPr>
-            <w:r>
-              <w:rPr>
-                <w:rFonts w:ascii="Arial" w:hAnsi="Arial"/>
-                <w:bCs/>
-                <w:sz w:val="20"/>
-                <w:szCs w:val="20"/>
-              </w:rPr>
-              <w:t>Les productions réalisées comprennent :</w:t>
-            </w:r>
-          </w:p>
-          <w:p>
-            <w:pPr>
-              <w:snapToGrid w:val="0"/>
-              <w:spacing w:line="276" w:lineRule="auto"/>
-              <w:rPr>
-                <w:rFonts w:ascii="Arial" w:hAnsi="Arial"/>
-                <w:bCs/>
-                <w:sz w:val="20"/>
-                <w:szCs w:val="20"/>
-              </w:rPr>
-            </w:pPr>
-          </w:p>
-          <w:p>
-            <w:pPr>
-              <w:snapToGrid w:val="0"/>
-              <w:spacing w:line="276" w:lineRule="auto"/>
-              <w:rPr>
-                <w:rFonts w:ascii="Arial" w:hAnsi="Arial"/>
-                <w:bCs/>
-                <w:sz w:val="20"/>
-                <w:szCs w:val="20"/>
-              </w:rPr>
-            </w:pPr>
-            <w:r>
-              <w:rPr>
-                <w:rFonts w:ascii="Arial" w:hAnsi="Arial"/>
-                <w:bCs/>
-                <w:sz w:val="20"/>
-                <w:szCs w:val="20"/>
-              </w:rPr>
-              <w:t>la conception de la structure générale de l’application ;</w:t>
-            </w:r>
-          </w:p>
-          <w:p>
-            <w:pPr>
-              <w:snapToGrid w:val="0"/>
-              <w:spacing w:line="276" w:lineRule="auto"/>
-              <w:rPr>
-                <w:rFonts w:ascii="Arial" w:hAnsi="Arial"/>
-                <w:bCs/>
-                <w:sz w:val="20"/>
-                <w:szCs w:val="20"/>
-              </w:rPr>
-            </w:pPr>
-            <w:r>
-              <w:rPr>
-                <w:rFonts w:ascii="Arial" w:hAnsi="Arial"/>
-                <w:bCs/>
-                <w:sz w:val="20"/>
-                <w:szCs w:val="20"/>
-              </w:rPr>
-              <w:t>la création d’une base de données destinée au stockage des informations relatives aux utilisateurs et aux jeux ;</w:t>
-            </w:r>
-          </w:p>
-          <w:p>
-            <w:pPr>
-              <w:snapToGrid w:val="0"/>
-              <w:spacing w:line="276" w:lineRule="auto"/>
-              <w:rPr>
-                <w:rFonts w:ascii="Arial" w:hAnsi="Arial"/>
-                <w:bCs/>
-                <w:sz w:val="20"/>
-                <w:szCs w:val="20"/>
-              </w:rPr>
-            </w:pPr>
-            <w:r>
-              <w:rPr>
-                <w:rFonts w:ascii="Arial" w:hAnsi="Arial"/>
-                <w:bCs/>
-                <w:sz w:val="20"/>
-                <w:szCs w:val="20"/>
-              </w:rPr>
-              <w:t>le développement d’une API permettant l’envoi, la récupération et l’exploitation des données ;</w:t>
-            </w:r>
-          </w:p>
-          <w:p>
-            <w:pPr>
-              <w:snapToGrid w:val="0"/>
-              <w:spacing w:line="276" w:lineRule="auto"/>
-              <w:rPr>
-                <w:rFonts w:ascii="Arial" w:hAnsi="Arial"/>
-                <w:bCs/>
-                <w:sz w:val="20"/>
-                <w:szCs w:val="20"/>
-              </w:rPr>
-            </w:pPr>
-            <w:r>
-              <w:rPr>
-                <w:rFonts w:ascii="Arial" w:hAnsi="Arial"/>
-                <w:bCs/>
-                <w:sz w:val="20"/>
-                <w:szCs w:val="20"/>
-              </w:rPr>
-              <w:t>la mise en place des principales fonctionnalités liées à la recherche de joueurs, à la sélection des jeux et à la gestion du profil ;</w:t>
-            </w:r>
-          </w:p>
-          <w:p>
-            <w:pPr>
-              <w:snapToGrid w:val="0"/>
-              <w:spacing w:line="276" w:lineRule="auto"/>
-              <w:rPr>
-                <w:rFonts w:ascii="Arial" w:hAnsi="Arial"/>
-                <w:bCs/>
-                <w:sz w:val="20"/>
-                <w:szCs w:val="20"/>
-              </w:rPr>
-            </w:pPr>
-            <w:r>
-              <w:rPr>
-                <w:rFonts w:ascii="Arial" w:hAnsi="Arial"/>
-                <w:bCs/>
-                <w:sz w:val="20"/>
-                <w:szCs w:val="20"/>
-              </w:rPr>
-              <w:t>l’intégration d’une interface utilisateur permettant l’utilisation de l’application.</w:t>
-            </w:r>
-          </w:p>
-          <w:p>
-            <w:pPr>
-              <w:snapToGrid w:val="0"/>
-              <w:spacing w:line="276" w:lineRule="auto"/>
-              <w:rPr>
-                <w:rFonts w:ascii="Arial" w:hAnsi="Arial"/>
-                <w:bCs/>
-                <w:sz w:val="20"/>
-                <w:szCs w:val="20"/>
-              </w:rPr>
-            </w:pPr>
-          </w:p>
-          <w:p>
-            <w:pPr>
-              <w:snapToGrid w:val="0"/>
-              <w:spacing w:line="276" w:lineRule="auto"/>
-              <w:rPr>
-                <w:rFonts w:ascii="Arial" w:hAnsi="Arial"/>
-                <w:bCs/>
-                <w:sz w:val="20"/>
-                <w:szCs w:val="20"/>
-              </w:rPr>
-            </w:pPr>
-            <w:r>
-              <w:rPr>
-                <w:rFonts w:ascii="Arial" w:hAnsi="Arial"/>
-                <w:bCs/>
-                <w:sz w:val="20"/>
-                <w:szCs w:val="20"/>
-              </w:rPr>
-              <w:t>Schéma explicatif :</w:t>
-            </w:r>
-          </w:p>
-          <w:p>
-            <w:pPr>
-              <w:snapToGrid w:val="0"/>
-              <w:spacing w:line="276" w:lineRule="auto"/>
-              <w:rPr>
-                <w:rFonts w:ascii="Arial" w:hAnsi="Arial"/>
-                <w:bCs/>
-                <w:sz w:val="20"/>
-                <w:szCs w:val="20"/>
-              </w:rPr>
-            </w:pPr>
-          </w:p>
-          <w:p>
-            <w:pPr>
-              <w:snapToGrid w:val="0"/>
-              <w:spacing w:line="276" w:lineRule="auto"/>
-              <w:rPr>
-                <w:rFonts w:ascii="Arial" w:hAnsi="Arial"/>
-                <w:bCs/>
-                <w:sz w:val="20"/>
-                <w:szCs w:val="20"/>
-              </w:rPr>
-            </w:pPr>
-            <w:r>
-              <w:rPr>
-                <w:rFonts w:ascii="Arial" w:hAnsi="Arial"/>
-                <w:bCs/>
-                <w:sz w:val="20"/>
-                <w:szCs w:val="20"/>
-              </w:rPr>
-              <w:t>Inscription et création du profil utilisateur</w:t>
-            </w:r>
-          </w:p>
-          <w:p>
-            <w:pPr>
-              <w:snapToGrid w:val="0"/>
-              <w:spacing w:line="276" w:lineRule="auto"/>
-              <w:rPr>
-                <w:rFonts w:ascii="Arial" w:hAnsi="Arial"/>
-                <w:bCs/>
-                <w:sz w:val="20"/>
-                <w:szCs w:val="20"/>
-              </w:rPr>
-            </w:pPr>
-            <w:r>
-              <w:rPr>
-                <w:rFonts w:ascii="Arial" w:hAnsi="Arial"/>
-                <w:bCs/>
-                <w:sz w:val="20"/>
-                <w:szCs w:val="20"/>
-              </w:rPr>
-              <w:t>Sélection des jeux pratiqués</w:t>
-            </w:r>
-          </w:p>
-          <w:p>
-            <w:pPr>
-              <w:snapToGrid w:val="0"/>
-              <w:spacing w:line="276" w:lineRule="auto"/>
-              <w:rPr>
-                <w:rFonts w:ascii="Arial" w:hAnsi="Arial"/>
-                <w:bCs/>
-                <w:sz w:val="20"/>
-                <w:szCs w:val="20"/>
-              </w:rPr>
-            </w:pPr>
-            <w:r>
-              <w:rPr>
-                <w:rFonts w:ascii="Arial" w:hAnsi="Arial"/>
-                <w:bCs/>
-                <w:sz w:val="20"/>
-                <w:szCs w:val="20"/>
-              </w:rPr>
-              <w:t>Définition du niveau de compétence selon le jeu</w:t>
-            </w:r>
-          </w:p>
-          <w:p>
-            <w:pPr>
-              <w:snapToGrid w:val="0"/>
-              <w:spacing w:line="276" w:lineRule="auto"/>
-              <w:rPr>
-                <w:rFonts w:ascii="Arial" w:hAnsi="Arial"/>
-                <w:bCs/>
-                <w:sz w:val="20"/>
-                <w:szCs w:val="20"/>
-              </w:rPr>
-            </w:pPr>
-            <w:r>
-              <w:rPr>
-                <w:rFonts w:ascii="Arial" w:hAnsi="Arial"/>
-                <w:bCs/>
-                <w:sz w:val="20"/>
-                <w:szCs w:val="20"/>
-              </w:rPr>
-              <w:t>Recherche de joueurs compatibles</w:t>
-            </w:r>
-          </w:p>
-          <w:p>
-            <w:pPr>
-              <w:snapToGrid w:val="0"/>
-              <w:spacing w:line="276" w:lineRule="auto"/>
-              <w:rPr>
-                <w:rFonts w:ascii="Arial" w:hAnsi="Arial"/>
-                <w:bCs/>
-                <w:sz w:val="20"/>
-                <w:szCs w:val="20"/>
-              </w:rPr>
-            </w:pPr>
-            <w:r>
-              <w:rPr>
-                <w:rFonts w:ascii="Arial" w:hAnsi="Arial"/>
-                <w:bCs/>
-                <w:sz w:val="20"/>
-                <w:szCs w:val="20"/>
-              </w:rPr>
-              <w:t>Communication entre utilisateurs via l’application</w:t>
-            </w:r>
-          </w:p>
-          <w:p>
-            <w:pPr>
-              <w:snapToGrid w:val="0"/>
-              <w:spacing w:line="276" w:lineRule="auto"/>
-              <w:rPr>
-                <w:rFonts w:ascii="Arial" w:hAnsi="Arial"/>
-                <w:bCs/>
-                <w:sz w:val="20"/>
-                <w:szCs w:val="20"/>
-              </w:rPr>
-            </w:pPr>
-            <w:r>
-              <w:rPr>
-                <w:rFonts w:ascii="Arial" w:hAnsi="Arial"/>
-                <w:bCs/>
-                <w:sz w:val="20"/>
-                <w:szCs w:val="20"/>
-              </w:rPr>
-              <w:t>Mise à jour des informations du profil</w:t>
-            </w:r>
-          </w:p>
-          <w:p>
-            <w:pPr>
-              <w:snapToGrid w:val="0"/>
-              <w:spacing w:line="276" w:lineRule="auto"/>
-              <w:rPr>
-                <w:rFonts w:ascii="Arial" w:hAnsi="Arial"/>
-                <w:bCs/>
-                <w:sz w:val="20"/>
-                <w:szCs w:val="20"/>
-              </w:rPr>
-            </w:pPr>
-          </w:p>
-          <w:p>
-            <w:pPr>
-              <w:snapToGrid w:val="0"/>
-              <w:spacing w:line="276" w:lineRule="auto"/>
-              <w:rPr>
-                <w:rFonts w:ascii="Arial" w:hAnsi="Arial"/>
-                <w:bCs/>
-                <w:sz w:val="20"/>
-                <w:szCs w:val="20"/>
-              </w:rPr>
-            </w:pPr>
-            <w:r>
-              <w:rPr>
-                <w:rFonts w:ascii="Arial" w:hAnsi="Arial"/>
-                <w:bCs/>
-                <w:sz w:val="20"/>
-                <w:szCs w:val="20"/>
-              </w:rPr>
-              <w:t>Cette réalisation s’inscrit dans une démarche de développement applicatif complet, combinant gestion de données, communication entre interface et base de données, et réponse à un besoin concret exprimé dans un contexte de mise en relation entre utilisateurs.</w:t>
+            <w:r>
+              <w:t>Descriptif de la réalisation professionnelle, y compris les productions réalisées et schémas explicatifs</w:t>
+            </w:r>
+          </w:p>
+          <w:p>
+            <w:r>
+              <w:t>Contexte</w:t>
+            </w:r>
+          </w:p>
+          <w:p>
+            <w:r>
+              <w:t>Cette réalisation a été effectuée dans le cadre de ma formation BTS SIO SLAM, avec une logique proche d’un contexte professionnel : transformer un besoin utilisateur en solution applicative complète, documentée et testable.</w:t>
+            </w:r>
+          </w:p>
+          <w:p/>
+          <w:p>
+            <w:r>
+              <w:t>Objectif de la réalisation</w:t>
+            </w:r>
+          </w:p>
+          <w:p>
+            <w:r>
+              <w:t>Concevoir et développer une application de mise en relation entre joueurs, permettant la gestion des profils, la sélection des jeux, la recherche de profils compatibles et la communication entre utilisateurs.</w:t>
+            </w:r>
+          </w:p>
+          <w:p/>
+          <w:p>
+            <w:r>
+              <w:t>Méthodologie de travail mise en œuvre</w:t>
+            </w:r>
+          </w:p>
+          <w:p>
+            <w:r>
+              <w:t>- Analyse du besoin et définition du périmètre fonctionnel ;</w:t>
+            </w:r>
+          </w:p>
+          <w:p>
+            <w:r>
+              <w:t>- Découpage en couches (front, API, base de données) ;</w:t>
+            </w:r>
+          </w:p>
+          <w:p>
+            <w:r>
+              <w:t>- Développement itératif des fonctionnalités prioritaires ;</w:t>
+            </w:r>
+          </w:p>
+          <w:p>
+            <w:r>
+              <w:t>- Tests progressifs (API + parcours utilisateur) ;</w:t>
+            </w:r>
+          </w:p>
+          <w:p>
+            <w:r>
+              <w:t>- Versionnement Git et corrections successives selon les retours de test.</w:t>
+            </w:r>
+          </w:p>
+          <w:p/>
+          <w:p>
+            <w:r>
+              <w:t>Architecture de la solution</w:t>
+            </w:r>
+          </w:p>
+          <w:p>
+            <w:r>
+              <w:t>- Frontend : React + Tailwind CSS pour l’interface et l’expérience utilisateur ;</w:t>
+            </w:r>
+          </w:p>
+          <w:p>
+            <w:r>
+              <w:t>- Backend : FastAPI pour les services métiers et les endpoints REST ;</w:t>
+            </w:r>
+          </w:p>
+          <w:p>
+            <w:r>
+              <w:t>- Données : MySQL pour le stockage des comptes, profils, jeux, matchs et messages ;</w:t>
+            </w:r>
+          </w:p>
+          <w:p>
+            <w:r>
+              <w:t>- Communication : échanges HTTP JSON entre le frontend et l’API.</w:t>
+            </w:r>
+          </w:p>
+          <w:p/>
+          <w:p>
+            <w:r>
+              <w:t>Modalités de déploiement</w:t>
+            </w:r>
+          </w:p>
+          <w:p>
+            <w:r>
+              <w:t>Le projet est déployé en environnement local de développement/test, avec séparation front/API/BDD, configuration des accès applicatifs, scripts de lancement et validation fonctionnelle avant livraison.</w:t>
+            </w:r>
+          </w:p>
+          <w:p/>
+          <w:p>
+            <w:r>
+              <w:t>Productions réalisées</w:t>
+            </w:r>
+          </w:p>
+          <w:p>
+            <w:r>
+              <w:t>- Conception de l’architecture globale de l’application ;</w:t>
+            </w:r>
+          </w:p>
+          <w:p>
+            <w:r>
+              <w:t>- Modélisation de la base de données ;</w:t>
+            </w:r>
+          </w:p>
+          <w:p>
+            <w:r>
+              <w:t>- Développement des routes API et de la logique métier ;</w:t>
+            </w:r>
+          </w:p>
+          <w:p>
+            <w:r>
+              <w:t>- Développement de l’interface utilisateur ;</w:t>
+            </w:r>
+          </w:p>
+          <w:p>
+            <w:r>
+              <w:t>- Intégration, tests et documentation.</w:t>
+            </w:r>
+          </w:p>
+          <w:p/>
+          <w:p>
+            <w:r>
+              <w:t>Schéma explicatif du flux</w:t>
+            </w:r>
+          </w:p>
+          <w:p>
+            <w:r>
+              <w:t>[Inscription / Connexion utilisateur]</w:t>
+            </w:r>
+          </w:p>
+          <w:p>
+            <w:r>
+              <w:t xml:space="preserve">        ↓</w:t>
+            </w:r>
+          </w:p>
+          <w:p>
+            <w:r>
+              <w:t>[Création et mise à jour du profil]</w:t>
+            </w:r>
+          </w:p>
+          <w:p>
+            <w:r>
+              <w:t xml:space="preserve">        ↓</w:t>
+            </w:r>
+          </w:p>
+          <w:p>
+            <w:r>
+              <w:t>[Sélection des jeux et niveaux]</w:t>
+            </w:r>
+          </w:p>
+          <w:p>
+            <w:r>
+              <w:t xml:space="preserve">        ↓</w:t>
+            </w:r>
+          </w:p>
+          <w:p>
+            <w:r>
+              <w:t>[API FastAPI : recherche de profils compatibles]</w:t>
+            </w:r>
+          </w:p>
+          <w:p>
+            <w:r>
+              <w:t xml:space="preserve">        ↓</w:t>
+            </w:r>
+          </w:p>
+          <w:p>
+            <w:r>
+              <w:t>[Affichage des résultats côté frontend]</w:t>
+            </w:r>
+          </w:p>
+          <w:p>
+            <w:r>
+              <w:t xml:space="preserve">        ↓</w:t>
+            </w:r>
+          </w:p>
+          <w:p>
+            <w:r>
+              <w:t>[Messagerie et suivi des interactions]</w:t>
+            </w:r>
+          </w:p>
+          <w:p>
+            <w:r>
+              <w:t xml:space="preserve">        ↓</w:t>
+            </w:r>
+          </w:p>
+          <w:p>
+            <w:r>
+              <w:t>[Mise à jour des données en base MySQL]</w:t>
             </w:r>
           </w:p>
         </w:tc>

--- a/public/Fiche_E6_SPIRINE realisation 2.docx
+++ b/public/Fiche_E6_SPIRINE realisation 2.docx
@@ -1347,84 +1347,220 @@
             </w:tcBorders>
           </w:tcPr>
           <w:p>
-            <w:r>
+            <w:pPr/>
+            <w:r>
+              <w:rPr>
+                <w:rFonts w:ascii="Arial" w:hAnsi="Arial"/>
+                <w:b/>
+                <w:sz w:val="22"/>
+              </w:rPr>
               <w:t>Description des ressources documentaires, matérielles et logicielles utilisées</w:t>
             </w:r>
           </w:p>
           <w:p>
-            <w:r>
+            <w:pPr/>
+            <w:r>
+              <w:rPr>
+                <w:rFonts w:ascii="Arial" w:hAnsi="Arial"/>
+                <w:b/>
+                <w:sz w:val="22"/>
+              </w:rPr>
               <w:t>Ressources documentaires :</w:t>
             </w:r>
           </w:p>
           <w:p>
-            <w:r>
+            <w:pPr/>
+            <w:r>
+              <w:rPr>
+                <w:rFonts w:ascii="Arial" w:hAnsi="Arial"/>
+                <w:b w:val="0"/>
+                <w:sz w:val="22"/>
+              </w:rPr>
               <w:t>Documentation officielle de React et de Tailwind CSS pour l’interface utilisateur ; documentation FastAPI pour la conception des endpoints REST ; documentation MySQL pour la modélisation et les requêtes ; documentation Git pour le versionnement ; guides techniques et notes de conception du projet (architecture, API, tests).</w:t>
             </w:r>
           </w:p>
-          <w:p/>
-          <w:p>
-            <w:r>
+          <w:p>
+            <w:pPr/>
+            <w:r>
+              <w:rPr>
+                <w:rFonts w:ascii="Arial" w:hAnsi="Arial"/>
+                <w:b w:val="0"/>
+                <w:sz w:val="22"/>
+              </w:rPr>
+            </w:r>
+          </w:p>
+          <w:p>
+            <w:pPr/>
+            <w:r>
+              <w:rPr>
+                <w:rFonts w:ascii="Arial" w:hAnsi="Arial"/>
+                <w:b/>
+                <w:sz w:val="22"/>
+              </w:rPr>
               <w:t>Ressources matérielles :</w:t>
             </w:r>
           </w:p>
           <w:p>
-            <w:r>
+            <w:pPr>
+              <w:pStyle w:val="Paragraphedeliste"/>
+            </w:pPr>
+            <w:r>
+              <w:rPr>
+                <w:rFonts w:ascii="Arial" w:hAnsi="Arial"/>
+                <w:b w:val="0"/>
+                <w:sz w:val="22"/>
+              </w:rPr>
               <w:t>Ordinateur de développement ;</w:t>
             </w:r>
           </w:p>
           <w:p>
-            <w:r>
+            <w:pPr>
+              <w:pStyle w:val="Paragraphedeliste"/>
+            </w:pPr>
+            <w:r>
+              <w:rPr>
+                <w:rFonts w:ascii="Arial" w:hAnsi="Arial"/>
+                <w:b w:val="0"/>
+                <w:sz w:val="22"/>
+              </w:rPr>
               <w:t>Environnement local de test et d’exécution ;</w:t>
             </w:r>
           </w:p>
           <w:p>
-            <w:r>
+            <w:pPr>
+              <w:pStyle w:val="Paragraphedeliste"/>
+            </w:pPr>
+            <w:r>
+              <w:rPr>
+                <w:rFonts w:ascii="Arial" w:hAnsi="Arial"/>
+                <w:b w:val="0"/>
+                <w:sz w:val="22"/>
+              </w:rPr>
               <w:t>Poste configuré pour l’exécution du front, de l’API et de la base de données.</w:t>
             </w:r>
           </w:p>
-          <w:p/>
-          <w:p>
-            <w:r>
+          <w:p>
+            <w:pPr/>
+            <w:r>
+              <w:rPr>
+                <w:rFonts w:ascii="Arial" w:hAnsi="Arial"/>
+                <w:b w:val="0"/>
+                <w:sz w:val="22"/>
+              </w:rPr>
+            </w:r>
+          </w:p>
+          <w:p>
+            <w:pPr/>
+            <w:r>
+              <w:rPr>
+                <w:rFonts w:ascii="Arial" w:hAnsi="Arial"/>
+                <w:b/>
+                <w:sz w:val="22"/>
+              </w:rPr>
               <w:t>Ressources logicielles :</w:t>
             </w:r>
           </w:p>
           <w:p>
-            <w:r>
+            <w:pPr>
+              <w:pStyle w:val="Paragraphedeliste"/>
+            </w:pPr>
+            <w:r>
+              <w:rPr>
+                <w:rFonts w:ascii="Arial" w:hAnsi="Arial"/>
+                <w:b w:val="0"/>
+                <w:sz w:val="22"/>
+              </w:rPr>
               <w:t>Visual Studio Code ;</w:t>
             </w:r>
           </w:p>
           <w:p>
-            <w:r>
+            <w:pPr>
+              <w:pStyle w:val="Paragraphedeliste"/>
+            </w:pPr>
+            <w:r>
+              <w:rPr>
+                <w:rFonts w:ascii="Arial" w:hAnsi="Arial"/>
+                <w:b w:val="0"/>
+                <w:sz w:val="22"/>
+              </w:rPr>
               <w:t>React ;</w:t>
             </w:r>
           </w:p>
           <w:p>
-            <w:r>
+            <w:pPr>
+              <w:pStyle w:val="Paragraphedeliste"/>
+            </w:pPr>
+            <w:r>
+              <w:rPr>
+                <w:rFonts w:ascii="Arial" w:hAnsi="Arial"/>
+                <w:b w:val="0"/>
+                <w:sz w:val="22"/>
+              </w:rPr>
               <w:t>Tailwind CSS ;</w:t>
             </w:r>
           </w:p>
           <w:p>
-            <w:r>
+            <w:pPr>
+              <w:pStyle w:val="Paragraphedeliste"/>
+            </w:pPr>
+            <w:r>
+              <w:rPr>
+                <w:rFonts w:ascii="Arial" w:hAnsi="Arial"/>
+                <w:b w:val="0"/>
+                <w:sz w:val="22"/>
+              </w:rPr>
               <w:t>FastAPI ;</w:t>
             </w:r>
           </w:p>
           <w:p>
-            <w:r>
+            <w:pPr>
+              <w:pStyle w:val="Paragraphedeliste"/>
+            </w:pPr>
+            <w:r>
+              <w:rPr>
+                <w:rFonts w:ascii="Arial" w:hAnsi="Arial"/>
+                <w:b w:val="0"/>
+                <w:sz w:val="22"/>
+              </w:rPr>
               <w:t>Python (version 3.x utilisée sur le projet) ;</w:t>
             </w:r>
           </w:p>
           <w:p>
-            <w:r>
+            <w:pPr>
+              <w:pStyle w:val="Paragraphedeliste"/>
+            </w:pPr>
+            <w:r>
+              <w:rPr>
+                <w:rFonts w:ascii="Arial" w:hAnsi="Arial"/>
+                <w:b w:val="0"/>
+                <w:sz w:val="22"/>
+              </w:rPr>
               <w:t>MySQL ;</w:t>
             </w:r>
           </w:p>
           <w:p>
-            <w:r>
+            <w:pPr>
+              <w:pStyle w:val="Paragraphedeliste"/>
+            </w:pPr>
+            <w:r>
+              <w:rPr>
+                <w:rFonts w:ascii="Arial" w:hAnsi="Arial"/>
+                <w:b w:val="0"/>
+                <w:sz w:val="22"/>
+              </w:rPr>
               <w:t>Git ;</w:t>
             </w:r>
           </w:p>
           <w:p>
-            <w:r>
+            <w:pPr>
+              <w:pStyle w:val="Paragraphedeliste"/>
+            </w:pPr>
+            <w:r>
+              <w:rPr>
+                <w:rFonts w:ascii="Arial" w:hAnsi="Arial"/>
+                <w:b w:val="0"/>
+                <w:sz w:val="22"/>
+              </w:rPr>
               <w:t>Outils de test d’API et de validation fonctionnelle.</w:t>
             </w:r>
           </w:p>
@@ -1447,59 +1583,148 @@
             </w:tcBorders>
           </w:tcPr>
           <w:p>
-            <w:r>
+            <w:pPr/>
+            <w:r>
+              <w:rPr>
+                <w:rFonts w:ascii="Arial" w:hAnsi="Arial"/>
+                <w:b/>
+                <w:sz w:val="22"/>
+              </w:rPr>
               <w:t>Modalités d’accès aux productions et à leur documentation</w:t>
             </w:r>
           </w:p>
           <w:p>
-            <w:r>
+            <w:pPr/>
+            <w:r>
+              <w:rPr>
+                <w:rFonts w:ascii="Arial" w:hAnsi="Arial"/>
+                <w:b/>
+                <w:sz w:val="22"/>
+              </w:rPr>
               <w:t>Code source :</w:t>
             </w:r>
           </w:p>
           <w:p>
-            <w:r>
+            <w:pPr>
+              <w:pStyle w:val="Paragraphedeliste"/>
+            </w:pPr>
+            <w:r>
+              <w:rPr>
+                <w:rFonts w:ascii="Arial" w:hAnsi="Arial"/>
+                <w:b w:val="0"/>
+                <w:sz w:val="22"/>
+              </w:rPr>
               <w:t>Dépôt GitHub du projet : https://github.com/Farounaga/Esportapp</w:t>
             </w:r>
           </w:p>
-          <w:p/>
-          <w:p>
-            <w:r>
+          <w:p>
+            <w:pPr/>
+            <w:r>
+              <w:rPr>
+                <w:rFonts w:ascii="Arial" w:hAnsi="Arial"/>
+                <w:b w:val="0"/>
+                <w:sz w:val="22"/>
+              </w:rPr>
+            </w:r>
+          </w:p>
+          <w:p>
+            <w:pPr/>
+            <w:r>
+              <w:rPr>
+                <w:rFonts w:ascii="Arial" w:hAnsi="Arial"/>
+                <w:b/>
+                <w:sz w:val="22"/>
+              </w:rPr>
               <w:t>Documentation du projet :</w:t>
             </w:r>
           </w:p>
           <w:p>
-            <w:r>
+            <w:pPr>
+              <w:pStyle w:val="Paragraphedeliste"/>
+            </w:pPr>
+            <w:r>
+              <w:rPr>
+                <w:rFonts w:ascii="Arial" w:hAnsi="Arial"/>
+                <w:b w:val="0"/>
+                <w:sz w:val="22"/>
+              </w:rPr>
               <w:t>Dossier documentaire partagé (Drive / interne) : lien à compléter</w:t>
             </w:r>
           </w:p>
           <w:p>
-            <w:r>
+            <w:pPr/>
+            <w:r>
+              <w:rPr>
+                <w:rFonts w:ascii="Arial" w:hAnsi="Arial"/>
+                <w:b/>
+                <w:sz w:val="22"/>
+              </w:rPr>
               <w:t>Documents disponibles :</w:t>
             </w:r>
           </w:p>
           <w:p>
-            <w:r>
-              <w:t>- Schéma de base de données</w:t>
-            </w:r>
-          </w:p>
-          <w:p>
-            <w:r>
-              <w:t>- Documentation technique API</w:t>
-            </w:r>
-          </w:p>
-          <w:p>
-            <w:r>
-              <w:t>- Cahier de tests</w:t>
-            </w:r>
-          </w:p>
-          <w:p>
-            <w:r>
-              <w:t>- Documentation utilisateur</w:t>
-            </w:r>
-          </w:p>
-          <w:p>
-            <w:r>
-              <w:t>- Notes de déploiement et d’exploitation</w:t>
+            <w:pPr>
+              <w:pStyle w:val="Paragraphedeliste"/>
+            </w:pPr>
+            <w:r>
+              <w:rPr>
+                <w:rFonts w:ascii="Arial" w:hAnsi="Arial"/>
+                <w:b w:val="0"/>
+                <w:sz w:val="22"/>
+              </w:rPr>
+              <w:t>Schéma de base de données</w:t>
+            </w:r>
+          </w:p>
+          <w:p>
+            <w:pPr>
+              <w:pStyle w:val="Paragraphedeliste"/>
+            </w:pPr>
+            <w:r>
+              <w:rPr>
+                <w:rFonts w:ascii="Arial" w:hAnsi="Arial"/>
+                <w:b w:val="0"/>
+                <w:sz w:val="22"/>
+              </w:rPr>
+              <w:t>Documentation technique API</w:t>
+            </w:r>
+          </w:p>
+          <w:p>
+            <w:pPr>
+              <w:pStyle w:val="Paragraphedeliste"/>
+            </w:pPr>
+            <w:r>
+              <w:rPr>
+                <w:rFonts w:ascii="Arial" w:hAnsi="Arial"/>
+                <w:b w:val="0"/>
+                <w:sz w:val="22"/>
+              </w:rPr>
+              <w:t>Cahier de tests</w:t>
+            </w:r>
+          </w:p>
+          <w:p>
+            <w:pPr>
+              <w:pStyle w:val="Paragraphedeliste"/>
+            </w:pPr>
+            <w:r>
+              <w:rPr>
+                <w:rFonts w:ascii="Arial" w:hAnsi="Arial"/>
+                <w:b w:val="0"/>
+                <w:sz w:val="22"/>
+              </w:rPr>
+              <w:t>Documentation utilisateur</w:t>
+            </w:r>
+          </w:p>
+          <w:p>
+            <w:pPr>
+              <w:pStyle w:val="Paragraphedeliste"/>
+            </w:pPr>
+            <w:r>
+              <w:rPr>
+                <w:rFonts w:ascii="Arial" w:hAnsi="Arial"/>
+                <w:b w:val="0"/>
+                <w:sz w:val="22"/>
+              </w:rPr>
+              <w:t>Notes de déploiement et d’exploitation</w:t>
             </w:r>
           </w:p>
         </w:tc>
@@ -1797,198 +2022,520 @@
             <w:vAlign w:val="center"/>
           </w:tcPr>
           <w:p>
-            <w:r>
+            <w:pPr/>
+            <w:r>
+              <w:rPr>
+                <w:rFonts w:ascii="Arial" w:hAnsi="Arial"/>
+                <w:b/>
+                <w:sz w:val="22"/>
+              </w:rPr>
               <w:t>Descriptif de la réalisation professionnelle, y compris les productions réalisées et schémas explicatifs</w:t>
             </w:r>
           </w:p>
           <w:p>
-            <w:r>
+            <w:pPr/>
+            <w:r>
+              <w:rPr>
+                <w:rFonts w:ascii="Arial" w:hAnsi="Arial"/>
+                <w:b/>
+                <w:sz w:val="22"/>
+              </w:rPr>
               <w:t>Contexte</w:t>
             </w:r>
           </w:p>
           <w:p>
-            <w:r>
+            <w:pPr/>
+            <w:r>
+              <w:rPr>
+                <w:rFonts w:ascii="Arial" w:hAnsi="Arial"/>
+                <w:b w:val="0"/>
+                <w:sz w:val="22"/>
+              </w:rPr>
               <w:t>Cette réalisation a été effectuée dans le cadre de ma formation BTS SIO SLAM, avec une logique proche d’un contexte professionnel : transformer un besoin utilisateur en solution applicative complète, documentée et testable.</w:t>
             </w:r>
           </w:p>
-          <w:p/>
-          <w:p>
-            <w:r>
+          <w:p>
+            <w:pPr/>
+            <w:r>
+              <w:rPr>
+                <w:rFonts w:ascii="Arial" w:hAnsi="Arial"/>
+                <w:b w:val="0"/>
+                <w:sz w:val="22"/>
+              </w:rPr>
+            </w:r>
+          </w:p>
+          <w:p>
+            <w:pPr/>
+            <w:r>
+              <w:rPr>
+                <w:rFonts w:ascii="Arial" w:hAnsi="Arial"/>
+                <w:b/>
+                <w:sz w:val="22"/>
+              </w:rPr>
               <w:t>Objectif de la réalisation</w:t>
             </w:r>
           </w:p>
           <w:p>
-            <w:r>
+            <w:pPr/>
+            <w:r>
+              <w:rPr>
+                <w:rFonts w:ascii="Arial" w:hAnsi="Arial"/>
+                <w:b w:val="0"/>
+                <w:sz w:val="22"/>
+              </w:rPr>
               <w:t>Concevoir et développer une application de mise en relation entre joueurs, permettant la gestion des profils, la sélection des jeux, la recherche de profils compatibles et la communication entre utilisateurs.</w:t>
             </w:r>
           </w:p>
-          <w:p/>
-          <w:p>
-            <w:r>
+          <w:p>
+            <w:pPr/>
+            <w:r>
+              <w:rPr>
+                <w:rFonts w:ascii="Arial" w:hAnsi="Arial"/>
+                <w:b w:val="0"/>
+                <w:sz w:val="22"/>
+              </w:rPr>
+            </w:r>
+          </w:p>
+          <w:p>
+            <w:pPr/>
+            <w:r>
+              <w:rPr>
+                <w:rFonts w:ascii="Arial" w:hAnsi="Arial"/>
+                <w:b/>
+                <w:sz w:val="22"/>
+              </w:rPr>
               <w:t>Méthodologie de travail mise en œuvre</w:t>
             </w:r>
           </w:p>
           <w:p>
-            <w:r>
-              <w:t>- Analyse du besoin et définition du périmètre fonctionnel ;</w:t>
-            </w:r>
-          </w:p>
-          <w:p>
-            <w:r>
-              <w:t>- Découpage en couches (front, API, base de données) ;</w:t>
-            </w:r>
-          </w:p>
-          <w:p>
-            <w:r>
-              <w:t>- Développement itératif des fonctionnalités prioritaires ;</w:t>
-            </w:r>
-          </w:p>
-          <w:p>
-            <w:r>
-              <w:t>- Tests progressifs (API + parcours utilisateur) ;</w:t>
-            </w:r>
-          </w:p>
-          <w:p>
-            <w:r>
-              <w:t>- Versionnement Git et corrections successives selon les retours de test.</w:t>
-            </w:r>
-          </w:p>
-          <w:p/>
-          <w:p>
-            <w:r>
+            <w:pPr>
+              <w:pStyle w:val="Paragraphedeliste"/>
+            </w:pPr>
+            <w:r>
+              <w:rPr>
+                <w:rFonts w:ascii="Arial" w:hAnsi="Arial"/>
+                <w:b w:val="0"/>
+                <w:sz w:val="22"/>
+              </w:rPr>
+              <w:t>Analyse du besoin et définition du périmètre fonctionnel ;</w:t>
+            </w:r>
+          </w:p>
+          <w:p>
+            <w:pPr>
+              <w:pStyle w:val="Paragraphedeliste"/>
+            </w:pPr>
+            <w:r>
+              <w:rPr>
+                <w:rFonts w:ascii="Arial" w:hAnsi="Arial"/>
+                <w:b w:val="0"/>
+                <w:sz w:val="22"/>
+              </w:rPr>
+              <w:t>Découpage en couches (front, API, base de données) ;</w:t>
+            </w:r>
+          </w:p>
+          <w:p>
+            <w:pPr>
+              <w:pStyle w:val="Paragraphedeliste"/>
+            </w:pPr>
+            <w:r>
+              <w:rPr>
+                <w:rFonts w:ascii="Arial" w:hAnsi="Arial"/>
+                <w:b w:val="0"/>
+                <w:sz w:val="22"/>
+              </w:rPr>
+              <w:t>Développement itératif des fonctionnalités prioritaires ;</w:t>
+            </w:r>
+          </w:p>
+          <w:p>
+            <w:pPr>
+              <w:pStyle w:val="Paragraphedeliste"/>
+            </w:pPr>
+            <w:r>
+              <w:rPr>
+                <w:rFonts w:ascii="Arial" w:hAnsi="Arial"/>
+                <w:b w:val="0"/>
+                <w:sz w:val="22"/>
+              </w:rPr>
+              <w:t>Tests progressifs (API + parcours utilisateur) ;</w:t>
+            </w:r>
+          </w:p>
+          <w:p>
+            <w:pPr>
+              <w:pStyle w:val="Paragraphedeliste"/>
+            </w:pPr>
+            <w:r>
+              <w:rPr>
+                <w:rFonts w:ascii="Arial" w:hAnsi="Arial"/>
+                <w:b w:val="0"/>
+                <w:sz w:val="22"/>
+              </w:rPr>
+              <w:t>Versionnement Git et corrections successives selon les retours de test.</w:t>
+            </w:r>
+          </w:p>
+          <w:p>
+            <w:pPr/>
+            <w:r>
+              <w:rPr>
+                <w:rFonts w:ascii="Arial" w:hAnsi="Arial"/>
+                <w:b w:val="0"/>
+                <w:sz w:val="22"/>
+              </w:rPr>
+            </w:r>
+          </w:p>
+          <w:p>
+            <w:pPr/>
+            <w:r>
+              <w:rPr>
+                <w:rFonts w:ascii="Arial" w:hAnsi="Arial"/>
+                <w:b/>
+                <w:sz w:val="22"/>
+              </w:rPr>
               <w:t>Architecture de la solution</w:t>
             </w:r>
           </w:p>
           <w:p>
-            <w:r>
-              <w:t>- Frontend : React + Tailwind CSS pour l’interface et l’expérience utilisateur ;</w:t>
-            </w:r>
-          </w:p>
-          <w:p>
-            <w:r>
-              <w:t>- Backend : FastAPI pour les services métiers et les endpoints REST ;</w:t>
-            </w:r>
-          </w:p>
-          <w:p>
-            <w:r>
-              <w:t>- Données : MySQL pour le stockage des comptes, profils, jeux, matchs et messages ;</w:t>
-            </w:r>
-          </w:p>
-          <w:p>
-            <w:r>
-              <w:t>- Communication : échanges HTTP JSON entre le frontend et l’API.</w:t>
-            </w:r>
-          </w:p>
-          <w:p/>
-          <w:p>
-            <w:r>
+            <w:pPr>
+              <w:pStyle w:val="Paragraphedeliste"/>
+            </w:pPr>
+            <w:r>
+              <w:rPr>
+                <w:rFonts w:ascii="Arial" w:hAnsi="Arial"/>
+                <w:b w:val="0"/>
+                <w:sz w:val="22"/>
+              </w:rPr>
+              <w:t>Frontend : React + Tailwind CSS pour l’interface et l’expérience utilisateur ;</w:t>
+            </w:r>
+          </w:p>
+          <w:p>
+            <w:pPr>
+              <w:pStyle w:val="Paragraphedeliste"/>
+            </w:pPr>
+            <w:r>
+              <w:rPr>
+                <w:rFonts w:ascii="Arial" w:hAnsi="Arial"/>
+                <w:b w:val="0"/>
+                <w:sz w:val="22"/>
+              </w:rPr>
+              <w:t>Backend : FastAPI pour les services métiers et les endpoints REST ;</w:t>
+            </w:r>
+          </w:p>
+          <w:p>
+            <w:pPr>
+              <w:pStyle w:val="Paragraphedeliste"/>
+            </w:pPr>
+            <w:r>
+              <w:rPr>
+                <w:rFonts w:ascii="Arial" w:hAnsi="Arial"/>
+                <w:b w:val="0"/>
+                <w:sz w:val="22"/>
+              </w:rPr>
+              <w:t>Données : MySQL pour le stockage des comptes, profils, jeux, matchs et messages ;</w:t>
+            </w:r>
+          </w:p>
+          <w:p>
+            <w:pPr>
+              <w:pStyle w:val="Paragraphedeliste"/>
+            </w:pPr>
+            <w:r>
+              <w:rPr>
+                <w:rFonts w:ascii="Arial" w:hAnsi="Arial"/>
+                <w:b w:val="0"/>
+                <w:sz w:val="22"/>
+              </w:rPr>
+              <w:t>Communication : échanges HTTP JSON entre le frontend et l’API.</w:t>
+            </w:r>
+          </w:p>
+          <w:p>
+            <w:pPr/>
+            <w:r>
+              <w:rPr>
+                <w:rFonts w:ascii="Arial" w:hAnsi="Arial"/>
+                <w:b w:val="0"/>
+                <w:sz w:val="22"/>
+              </w:rPr>
+            </w:r>
+          </w:p>
+          <w:p>
+            <w:pPr/>
+            <w:r>
+              <w:rPr>
+                <w:rFonts w:ascii="Arial" w:hAnsi="Arial"/>
+                <w:b/>
+                <w:sz w:val="22"/>
+              </w:rPr>
               <w:t>Modalités de déploiement</w:t>
             </w:r>
           </w:p>
           <w:p>
-            <w:r>
+            <w:pPr/>
+            <w:r>
+              <w:rPr>
+                <w:rFonts w:ascii="Arial" w:hAnsi="Arial"/>
+                <w:b w:val="0"/>
+                <w:sz w:val="22"/>
+              </w:rPr>
               <w:t>Le projet est déployé en environnement local de développement/test, avec séparation front/API/BDD, configuration des accès applicatifs, scripts de lancement et validation fonctionnelle avant livraison.</w:t>
             </w:r>
           </w:p>
-          <w:p/>
-          <w:p>
-            <w:r>
+          <w:p>
+            <w:pPr/>
+            <w:r>
+              <w:rPr>
+                <w:rFonts w:ascii="Arial" w:hAnsi="Arial"/>
+                <w:b w:val="0"/>
+                <w:sz w:val="22"/>
+              </w:rPr>
+            </w:r>
+          </w:p>
+          <w:p>
+            <w:pPr/>
+            <w:r>
+              <w:rPr>
+                <w:rFonts w:ascii="Arial" w:hAnsi="Arial"/>
+                <w:b/>
+                <w:sz w:val="22"/>
+              </w:rPr>
               <w:t>Productions réalisées</w:t>
             </w:r>
           </w:p>
           <w:p>
-            <w:r>
-              <w:t>- Conception de l’architecture globale de l’application ;</w:t>
-            </w:r>
-          </w:p>
-          <w:p>
-            <w:r>
-              <w:t>- Modélisation de la base de données ;</w:t>
-            </w:r>
-          </w:p>
-          <w:p>
-            <w:r>
-              <w:t>- Développement des routes API et de la logique métier ;</w:t>
-            </w:r>
-          </w:p>
-          <w:p>
-            <w:r>
-              <w:t>- Développement de l’interface utilisateur ;</w:t>
-            </w:r>
-          </w:p>
-          <w:p>
-            <w:r>
-              <w:t>- Intégration, tests et documentation.</w:t>
-            </w:r>
-          </w:p>
-          <w:p/>
-          <w:p>
-            <w:r>
+            <w:pPr>
+              <w:pStyle w:val="Paragraphedeliste"/>
+            </w:pPr>
+            <w:r>
+              <w:rPr>
+                <w:rFonts w:ascii="Arial" w:hAnsi="Arial"/>
+                <w:b w:val="0"/>
+                <w:sz w:val="22"/>
+              </w:rPr>
+              <w:t>Conception de l’architecture globale de l’application ;</w:t>
+            </w:r>
+          </w:p>
+          <w:p>
+            <w:pPr>
+              <w:pStyle w:val="Paragraphedeliste"/>
+            </w:pPr>
+            <w:r>
+              <w:rPr>
+                <w:rFonts w:ascii="Arial" w:hAnsi="Arial"/>
+                <w:b w:val="0"/>
+                <w:sz w:val="22"/>
+              </w:rPr>
+              <w:t>Modélisation de la base de données ;</w:t>
+            </w:r>
+          </w:p>
+          <w:p>
+            <w:pPr>
+              <w:pStyle w:val="Paragraphedeliste"/>
+            </w:pPr>
+            <w:r>
+              <w:rPr>
+                <w:rFonts w:ascii="Arial" w:hAnsi="Arial"/>
+                <w:b w:val="0"/>
+                <w:sz w:val="22"/>
+              </w:rPr>
+              <w:t>Développement des routes API et de la logique métier ;</w:t>
+            </w:r>
+          </w:p>
+          <w:p>
+            <w:pPr>
+              <w:pStyle w:val="Paragraphedeliste"/>
+            </w:pPr>
+            <w:r>
+              <w:rPr>
+                <w:rFonts w:ascii="Arial" w:hAnsi="Arial"/>
+                <w:b w:val="0"/>
+                <w:sz w:val="22"/>
+              </w:rPr>
+              <w:t>Développement de l’interface utilisateur ;</w:t>
+            </w:r>
+          </w:p>
+          <w:p>
+            <w:pPr>
+              <w:pStyle w:val="Paragraphedeliste"/>
+            </w:pPr>
+            <w:r>
+              <w:rPr>
+                <w:rFonts w:ascii="Arial" w:hAnsi="Arial"/>
+                <w:b w:val="0"/>
+                <w:sz w:val="22"/>
+              </w:rPr>
+              <w:t>Intégration, tests et documentation.</w:t>
+            </w:r>
+          </w:p>
+          <w:p>
+            <w:pPr/>
+            <w:r>
+              <w:rPr>
+                <w:rFonts w:ascii="Arial" w:hAnsi="Arial"/>
+                <w:b w:val="0"/>
+                <w:sz w:val="22"/>
+              </w:rPr>
+            </w:r>
+          </w:p>
+          <w:p>
+            <w:pPr/>
+            <w:r>
+              <w:rPr>
+                <w:rFonts w:ascii="Arial" w:hAnsi="Arial"/>
+                <w:b/>
+                <w:sz w:val="22"/>
+              </w:rPr>
               <w:t>Schéma explicatif du flux</w:t>
             </w:r>
           </w:p>
           <w:p>
-            <w:r>
+            <w:pPr/>
+            <w:r>
+              <w:rPr>
+                <w:rFonts w:ascii="Arial" w:hAnsi="Arial"/>
+                <w:b w:val="0"/>
+                <w:sz w:val="22"/>
+              </w:rPr>
               <w:t>[Inscription / Connexion utilisateur]</w:t>
             </w:r>
           </w:p>
           <w:p>
-            <w:r>
-              <w:t xml:space="preserve">        ↓</w:t>
-            </w:r>
-          </w:p>
-          <w:p>
-            <w:r>
+            <w:pPr>
+              <w:jc w:val="center"/>
+            </w:pPr>
+            <w:r>
+              <w:rPr>
+                <w:rFonts w:ascii="Arial" w:hAnsi="Arial"/>
+                <w:b w:val="0"/>
+                <w:sz w:val="22"/>
+              </w:rPr>
+              <w:t>↓</w:t>
+            </w:r>
+          </w:p>
+          <w:p>
+            <w:pPr/>
+            <w:r>
+              <w:rPr>
+                <w:rFonts w:ascii="Arial" w:hAnsi="Arial"/>
+                <w:b w:val="0"/>
+                <w:sz w:val="22"/>
+              </w:rPr>
               <w:t>[Création et mise à jour du profil]</w:t>
             </w:r>
           </w:p>
           <w:p>
-            <w:r>
-              <w:t xml:space="preserve">        ↓</w:t>
-            </w:r>
-          </w:p>
-          <w:p>
-            <w:r>
+            <w:pPr>
+              <w:jc w:val="center"/>
+            </w:pPr>
+            <w:r>
+              <w:rPr>
+                <w:rFonts w:ascii="Arial" w:hAnsi="Arial"/>
+                <w:b w:val="0"/>
+                <w:sz w:val="22"/>
+              </w:rPr>
+              <w:t>↓</w:t>
+            </w:r>
+          </w:p>
+          <w:p>
+            <w:pPr/>
+            <w:r>
+              <w:rPr>
+                <w:rFonts w:ascii="Arial" w:hAnsi="Arial"/>
+                <w:b w:val="0"/>
+                <w:sz w:val="22"/>
+              </w:rPr>
               <w:t>[Sélection des jeux et niveaux]</w:t>
             </w:r>
           </w:p>
           <w:p>
-            <w:r>
-              <w:t xml:space="preserve">        ↓</w:t>
-            </w:r>
-          </w:p>
-          <w:p>
-            <w:r>
+            <w:pPr>
+              <w:jc w:val="center"/>
+            </w:pPr>
+            <w:r>
+              <w:rPr>
+                <w:rFonts w:ascii="Arial" w:hAnsi="Arial"/>
+                <w:b w:val="0"/>
+                <w:sz w:val="22"/>
+              </w:rPr>
+              <w:t>↓</w:t>
+            </w:r>
+          </w:p>
+          <w:p>
+            <w:pPr/>
+            <w:r>
+              <w:rPr>
+                <w:rFonts w:ascii="Arial" w:hAnsi="Arial"/>
+                <w:b w:val="0"/>
+                <w:sz w:val="22"/>
+              </w:rPr>
               <w:t>[API FastAPI : recherche de profils compatibles]</w:t>
             </w:r>
           </w:p>
           <w:p>
-            <w:r>
-              <w:t xml:space="preserve">        ↓</w:t>
-            </w:r>
-          </w:p>
-          <w:p>
-            <w:r>
+            <w:pPr>
+              <w:jc w:val="center"/>
+            </w:pPr>
+            <w:r>
+              <w:rPr>
+                <w:rFonts w:ascii="Arial" w:hAnsi="Arial"/>
+                <w:b w:val="0"/>
+                <w:sz w:val="22"/>
+              </w:rPr>
+              <w:t>↓</w:t>
+            </w:r>
+          </w:p>
+          <w:p>
+            <w:pPr/>
+            <w:r>
+              <w:rPr>
+                <w:rFonts w:ascii="Arial" w:hAnsi="Arial"/>
+                <w:b w:val="0"/>
+                <w:sz w:val="22"/>
+              </w:rPr>
               <w:t>[Affichage des résultats côté frontend]</w:t>
             </w:r>
           </w:p>
           <w:p>
-            <w:r>
-              <w:t xml:space="preserve">        ↓</w:t>
-            </w:r>
-          </w:p>
-          <w:p>
-            <w:r>
+            <w:pPr>
+              <w:jc w:val="center"/>
+            </w:pPr>
+            <w:r>
+              <w:rPr>
+                <w:rFonts w:ascii="Arial" w:hAnsi="Arial"/>
+                <w:b w:val="0"/>
+                <w:sz w:val="22"/>
+              </w:rPr>
+              <w:t>↓</w:t>
+            </w:r>
+          </w:p>
+          <w:p>
+            <w:pPr/>
+            <w:r>
+              <w:rPr>
+                <w:rFonts w:ascii="Arial" w:hAnsi="Arial"/>
+                <w:b w:val="0"/>
+                <w:sz w:val="22"/>
+              </w:rPr>
               <w:t>[Messagerie et suivi des interactions]</w:t>
             </w:r>
           </w:p>
           <w:p>
-            <w:r>
-              <w:t xml:space="preserve">        ↓</w:t>
-            </w:r>
-          </w:p>
-          <w:p>
-            <w:r>
+            <w:pPr>
+              <w:jc w:val="center"/>
+            </w:pPr>
+            <w:r>
+              <w:rPr>
+                <w:rFonts w:ascii="Arial" w:hAnsi="Arial"/>
+                <w:b w:val="0"/>
+                <w:sz w:val="22"/>
+              </w:rPr>
+              <w:t>↓</w:t>
+            </w:r>
+          </w:p>
+          <w:p>
+            <w:pPr/>
+            <w:r>
+              <w:rPr>
+                <w:rFonts w:ascii="Arial" w:hAnsi="Arial"/>
+                <w:b w:val="0"/>
+                <w:sz w:val="22"/>
+              </w:rPr>
               <w:t>[Mise à jour des données en base MySQL]</w:t>
             </w:r>
           </w:p>

--- a/public/Fiche_E6_SPIRINE realisation 2.docx
+++ b/public/Fiche_E6_SPIRINE realisation 2.docx
@@ -434,13 +434,23 @@
               </w:rPr>
               <w:t xml:space="preserve"> </w:t>
             </w:r>
-            <w:r>
-              <w:rPr>
-                <w:rFonts w:ascii="Arial" w:hAnsi="Arial"/>
-                <w:b/>
-                <w:sz w:val="20"/>
-              </w:rPr>
-              <w:t>Spirine Vladimir</w:t>
+            <w:proofErr w:type="spellStart"/>
+            <w:r>
+              <w:rPr>
+                <w:rFonts w:ascii="Arial" w:hAnsi="Arial"/>
+                <w:b/>
+                <w:sz w:val="20"/>
+              </w:rPr>
+              <w:t>Spirine</w:t>
+            </w:r>
+            <w:proofErr w:type="spellEnd"/>
+            <w:r>
+              <w:rPr>
+                <w:rFonts w:ascii="Arial" w:hAnsi="Arial"/>
+                <w:b/>
+                <w:sz w:val="20"/>
+              </w:rPr>
+              <w:t xml:space="preserve"> Vladimir</w:t>
             </w:r>
           </w:p>
         </w:tc>
@@ -826,7 +836,46 @@
                 <w:rFonts w:ascii="Arial" w:hAnsi="Arial" w:cs="Arial"/>
                 <w:sz w:val="20"/>
               </w:rPr>
-              <w:t xml:space="preserve"> Site de rencontre E-Sport</w:t>
+              <w:t xml:space="preserve"> Site de rencontre </w:t>
+            </w:r>
+            <w:proofErr w:type="spellStart"/>
+            <w:r>
+              <w:rPr>
+                <w:rFonts w:ascii="Arial" w:hAnsi="Arial" w:cs="Arial"/>
+                <w:sz w:val="20"/>
+              </w:rPr>
+              <w:t>E-Sport</w:t>
+            </w:r>
+            <w:proofErr w:type="spellEnd"/>
+            <w:r>
+              <w:rPr>
+                <w:rFonts w:ascii="Arial" w:hAnsi="Arial" w:cs="Arial"/>
+                <w:sz w:val="20"/>
+              </w:rPr>
+              <w:t xml:space="preserve"> </w:t>
+            </w:r>
+            <w:r>
+              <w:rPr>
+                <w:rFonts w:ascii="Arial" w:hAnsi="Arial" w:cs="Arial"/>
+                <w:sz w:val="20"/>
+              </w:rPr>
+              <w:t>(</w:t>
+            </w:r>
+            <w:proofErr w:type="spellStart"/>
+            <w:r>
+              <w:rPr>
+                <w:rFonts w:ascii="Arial" w:hAnsi="Arial" w:cs="Arial"/>
+                <w:sz w:val="20"/>
+              </w:rPr>
+              <w:t>GameConnect</w:t>
+            </w:r>
+            <w:proofErr w:type="spellEnd"/>
+            <w:r>
+              <w:rPr>
+                <w:rFonts w:ascii="Arial" w:hAnsi="Arial" w:cs="Arial"/>
+                <w:sz w:val="20"/>
+              </w:rPr>
+              <w:t>)</w:t>
             </w:r>
           </w:p>
         </w:tc>
@@ -1201,7 +1250,7 @@
                 <w:sz w:val="20"/>
                 <w:lang w:val="ru-RU"/>
               </w:rPr>
-              <w:t>☐</w:t>
+              <w:t>☑</w:t>
             </w:r>
             <w:r>
               <w:rPr>
@@ -1298,15 +1347,83 @@
               <w:snapToGrid w:val="0"/>
               <w:rPr>
                 <w:bCs/>
-                <w:sz w:val="18"/>
               </w:rPr>
             </w:pPr>
             <w:r>
               <w:rPr>
                 <w:bCs/>
-                <w:sz w:val="18"/>
-              </w:rPr>
-              <w:t>Ressources fournies : Environnement de développement avec Visual Studio Code, technologies front-end React et Tailwind CSS, environnement back-end Python avec FastAPI, base de données MySQL, ainsi que les éléments nécessaires à la conception et au développement de l’application.</w:t>
+              </w:rPr>
+              <w:t xml:space="preserve">Ressources fournies : Environnement de développement avec Visual Studio Code, technologies </w:t>
+            </w:r>
+            <w:proofErr w:type="spellStart"/>
+            <w:r>
+              <w:rPr>
+                <w:bCs/>
+              </w:rPr>
+              <w:t>front-end</w:t>
+            </w:r>
+            <w:proofErr w:type="spellEnd"/>
+            <w:r>
+              <w:rPr>
+                <w:bCs/>
+              </w:rPr>
+              <w:t xml:space="preserve"> </w:t>
+            </w:r>
+            <w:proofErr w:type="spellStart"/>
+            <w:r>
+              <w:rPr>
+                <w:bCs/>
+              </w:rPr>
+              <w:t>React</w:t>
+            </w:r>
+            <w:proofErr w:type="spellEnd"/>
+            <w:r>
+              <w:rPr>
+                <w:bCs/>
+              </w:rPr>
+              <w:t xml:space="preserve"> et </w:t>
+            </w:r>
+            <w:proofErr w:type="spellStart"/>
+            <w:r>
+              <w:rPr>
+                <w:bCs/>
+              </w:rPr>
+              <w:t>Tailwind</w:t>
+            </w:r>
+            <w:proofErr w:type="spellEnd"/>
+            <w:r>
+              <w:rPr>
+                <w:bCs/>
+              </w:rPr>
+              <w:t xml:space="preserve"> CSS, environnement </w:t>
+            </w:r>
+            <w:proofErr w:type="spellStart"/>
+            <w:r>
+              <w:rPr>
+                <w:bCs/>
+              </w:rPr>
+              <w:t>back-end</w:t>
+            </w:r>
+            <w:proofErr w:type="spellEnd"/>
+            <w:r>
+              <w:rPr>
+                <w:bCs/>
+              </w:rPr>
+              <w:t xml:space="preserve"> Python avec </w:t>
+            </w:r>
+            <w:proofErr w:type="spellStart"/>
+            <w:r>
+              <w:rPr>
+                <w:bCs/>
+              </w:rPr>
+              <w:t>FastAPI</w:t>
+            </w:r>
+            <w:proofErr w:type="spellEnd"/>
+            <w:r>
+              <w:rPr>
+                <w:bCs/>
+              </w:rPr>
+              <w:t>, base de données MySQL, ainsi que les éléments nécessaires à la conception et au développement de l’application.</w:t>
             </w:r>
           </w:p>
           <w:p>
@@ -1323,7 +1440,6 @@
             <w:r>
               <w:rPr>
                 <w:bCs/>
-                <w:sz w:val="18"/>
               </w:rPr>
               <w:t>Résultats attendus : Mettre en place une application de mise en relation entre joueurs, créer une base de données permettant de stocker les informations liées aux jeux et aux utilisateurs, et permettre les interactions ainsi que la mise en relation entre différents joueurs.</w:t>
             </w:r>
@@ -1346,8 +1462,8 @@
               <w:right w:val="single" w:sz="4" w:space="0" w:color="auto"/>
             </w:tcBorders>
           </w:tcPr>
-          <w:p>
-            <w:pPr/>
+          <w:p/>
+          <w:p>
             <w:r>
               <w:rPr>
                 <w:rFonts w:ascii="Arial" w:hAnsi="Arial"/>
@@ -1358,7 +1474,6 @@
             </w:r>
           </w:p>
           <w:p>
-            <w:pPr/>
             <w:r>
               <w:rPr>
                 <w:rFonts w:ascii="Arial" w:hAnsi="Arial"/>
@@ -1369,28 +1484,15 @@
             </w:r>
           </w:p>
           <w:p>
-            <w:pPr/>
-            <w:r>
-              <w:rPr>
-                <w:rFonts w:ascii="Arial" w:hAnsi="Arial"/>
-                <w:b w:val="0"/>
-                <w:sz w:val="22"/>
-              </w:rPr>
-              <w:t>Documentation officielle de React et de Tailwind CSS pour l’interface utilisateur ; documentation FastAPI pour la conception des endpoints REST ; documentation MySQL pour la modélisation et les requêtes ; documentation Git pour le versionnement ; guides techniques et notes de conception du projet (architecture, API, tests).</w:t>
-            </w:r>
-          </w:p>
-          <w:p>
-            <w:pPr/>
-            <w:r>
-              <w:rPr>
-                <w:rFonts w:ascii="Arial" w:hAnsi="Arial"/>
-                <w:b w:val="0"/>
-                <w:sz w:val="22"/>
-              </w:rPr>
-            </w:r>
-          </w:p>
-          <w:p>
-            <w:pPr/>
+            <w:r>
+              <w:rPr>
+                <w:rFonts w:ascii="Arial" w:hAnsi="Arial"/>
+                <w:sz w:val="22"/>
+              </w:rPr>
+              <w:t>Documentation React/Tailwind/Vite pour l’interface ; documentation FastAPI et Pydantic pour les endpoints REST ; documentation MySQL pour la modélisation et les requêtes ; documentation Git ; notes techniques du projet (architecture, API, tests).</w:t>
+            </w:r>
+          </w:p>
+          <w:p>
             <w:r>
               <w:rPr>
                 <w:rFonts w:ascii="Arial" w:hAnsi="Arial"/>
@@ -1403,11 +1505,14 @@
           <w:p>
             <w:pPr>
               <w:pStyle w:val="Paragraphedeliste"/>
-            </w:pPr>
-            <w:r>
-              <w:rPr>
-                <w:rFonts w:ascii="Arial" w:hAnsi="Arial"/>
-                <w:b w:val="0"/>
+              <w:numPr>
+                <w:ilvl w:val="0"/>
+                <w:numId w:val="20"/>
+              </w:numPr>
+            </w:pPr>
+            <w:r>
+              <w:rPr>
+                <w:rFonts w:ascii="Arial" w:hAnsi="Arial"/>
                 <w:sz w:val="22"/>
               </w:rPr>
               <w:t>Ordinateur de développement ;</w:t>
@@ -1416,11 +1521,14 @@
           <w:p>
             <w:pPr>
               <w:pStyle w:val="Paragraphedeliste"/>
-            </w:pPr>
-            <w:r>
-              <w:rPr>
-                <w:rFonts w:ascii="Arial" w:hAnsi="Arial"/>
-                <w:b w:val="0"/>
+              <w:numPr>
+                <w:ilvl w:val="0"/>
+                <w:numId w:val="20"/>
+              </w:numPr>
+            </w:pPr>
+            <w:r>
+              <w:rPr>
+                <w:rFonts w:ascii="Arial" w:hAnsi="Arial"/>
                 <w:sz w:val="22"/>
               </w:rPr>
               <w:t>Environnement local de test et d’exécution ;</w:t>
@@ -1429,139 +1537,374 @@
           <w:p>
             <w:pPr>
               <w:pStyle w:val="Paragraphedeliste"/>
-            </w:pPr>
-            <w:r>
-              <w:rPr>
-                <w:rFonts w:ascii="Arial" w:hAnsi="Arial"/>
-                <w:b w:val="0"/>
+              <w:numPr>
+                <w:ilvl w:val="0"/>
+                <w:numId w:val="20"/>
+              </w:numPr>
+            </w:pPr>
+            <w:r>
+              <w:rPr>
+                <w:rFonts w:ascii="Arial" w:hAnsi="Arial"/>
                 <w:sz w:val="22"/>
               </w:rPr>
               <w:t>Poste configuré pour l’exécution du front, de l’API et de la base de données.</w:t>
             </w:r>
           </w:p>
           <w:p>
-            <w:pPr/>
-            <w:r>
-              <w:rPr>
-                <w:rFonts w:ascii="Arial" w:hAnsi="Arial"/>
-                <w:b w:val="0"/>
-                <w:sz w:val="22"/>
-              </w:rPr>
-            </w:r>
-          </w:p>
-          <w:p>
-            <w:pPr/>
-            <w:r>
-              <w:rPr>
-                <w:rFonts w:ascii="Arial" w:hAnsi="Arial"/>
-                <w:b/>
-                <w:sz w:val="22"/>
-              </w:rPr>
-              <w:t>Ressources logicielles :</w:t>
+            <w:r>
+              <w:rPr>
+                <w:rFonts w:ascii="Arial" w:hAnsi="Arial"/>
+                <w:b/>
+                <w:sz w:val="22"/>
+              </w:rPr>
+              <w:t>Ressources logicielles (versions utilisées) :</w:t>
             </w:r>
           </w:p>
           <w:p>
             <w:pPr>
               <w:pStyle w:val="Paragraphedeliste"/>
-            </w:pPr>
-            <w:r>
-              <w:rPr>
-                <w:rFonts w:ascii="Arial" w:hAnsi="Arial"/>
-                <w:b w:val="0"/>
-                <w:sz w:val="22"/>
-              </w:rPr>
-              <w:t>Visual Studio Code ;</w:t>
+              <w:numPr>
+                <w:ilvl w:val="0"/>
+                <w:numId w:val="19"/>
+              </w:numPr>
+            </w:pPr>
+            <w:r>
+              <w:rPr>
+                <w:rFonts w:ascii="Arial" w:hAnsi="Arial"/>
+                <w:sz w:val="22"/>
+              </w:rPr>
+              <w:t>Visual Studio Code 1.115.0 ;</w:t>
             </w:r>
           </w:p>
           <w:p>
             <w:pPr>
               <w:pStyle w:val="Paragraphedeliste"/>
-            </w:pPr>
-            <w:r>
-              <w:rPr>
-                <w:rFonts w:ascii="Arial" w:hAnsi="Arial"/>
-                <w:b w:val="0"/>
-                <w:sz w:val="22"/>
-              </w:rPr>
-              <w:t>React ;</w:t>
+              <w:numPr>
+                <w:ilvl w:val="0"/>
+                <w:numId w:val="19"/>
+              </w:numPr>
+            </w:pPr>
+            <w:r>
+              <w:rPr>
+                <w:rFonts w:ascii="Arial" w:hAnsi="Arial"/>
+                <w:sz w:val="22"/>
+              </w:rPr>
+              <w:t>Node.js v24.13.1 et npm 11.2.0 ;</w:t>
             </w:r>
           </w:p>
           <w:p>
             <w:pPr>
               <w:pStyle w:val="Paragraphedeliste"/>
-            </w:pPr>
-            <w:r>
-              <w:rPr>
-                <w:rFonts w:ascii="Arial" w:hAnsi="Arial"/>
-                <w:b w:val="0"/>
-                <w:sz w:val="22"/>
-              </w:rPr>
-              <w:t>Tailwind CSS ;</w:t>
-            </w:r>
+              <w:numPr>
+                <w:ilvl w:val="0"/>
+                <w:numId w:val="19"/>
+              </w:numPr>
+              <w:rPr>
+                <w:lang w:val="en-US"/>
+              </w:rPr>
+            </w:pPr>
+            <w:r>
+              <w:rPr>
+                <w:rFonts w:ascii="Arial" w:hAnsi="Arial"/>
+                <w:sz w:val="22"/>
+                <w:lang w:val="en-US"/>
+              </w:rPr>
+              <w:t xml:space="preserve">React 18.2.0, React DOM 18.2.0, React Router DOM </w:t>
+            </w:r>
+            <w:proofErr w:type="gramStart"/>
+            <w:r>
+              <w:rPr>
+                <w:rFonts w:ascii="Arial" w:hAnsi="Arial"/>
+                <w:sz w:val="22"/>
+                <w:lang w:val="en-US"/>
+              </w:rPr>
+              <w:t>6.8.0 ;</w:t>
+            </w:r>
+            <w:proofErr w:type="gramEnd"/>
           </w:p>
           <w:p>
             <w:pPr>
               <w:pStyle w:val="Paragraphedeliste"/>
-            </w:pPr>
-            <w:r>
-              <w:rPr>
-                <w:rFonts w:ascii="Arial" w:hAnsi="Arial"/>
-                <w:b w:val="0"/>
-                <w:sz w:val="22"/>
-              </w:rPr>
-              <w:t>FastAPI ;</w:t>
+              <w:numPr>
+                <w:ilvl w:val="0"/>
+                <w:numId w:val="19"/>
+              </w:numPr>
+            </w:pPr>
+            <w:proofErr w:type="spellStart"/>
+            <w:r>
+              <w:rPr>
+                <w:rFonts w:ascii="Arial" w:hAnsi="Arial"/>
+                <w:sz w:val="22"/>
+              </w:rPr>
+              <w:t>Tailwind</w:t>
+            </w:r>
+            <w:proofErr w:type="spellEnd"/>
+            <w:r>
+              <w:rPr>
+                <w:rFonts w:ascii="Arial" w:hAnsi="Arial"/>
+                <w:sz w:val="22"/>
+              </w:rPr>
+              <w:t xml:space="preserve"> CSS 3.4.17 ;</w:t>
             </w:r>
           </w:p>
           <w:p>
             <w:pPr>
               <w:pStyle w:val="Paragraphedeliste"/>
-            </w:pPr>
-            <w:r>
-              <w:rPr>
-                <w:rFonts w:ascii="Arial" w:hAnsi="Arial"/>
-                <w:b w:val="0"/>
-                <w:sz w:val="22"/>
-              </w:rPr>
-              <w:t>Python (version 3.x utilisée sur le projet) ;</w:t>
+              <w:numPr>
+                <w:ilvl w:val="0"/>
+                <w:numId w:val="19"/>
+              </w:numPr>
+            </w:pPr>
+            <w:r>
+              <w:rPr>
+                <w:rFonts w:ascii="Arial" w:hAnsi="Arial"/>
+                <w:sz w:val="22"/>
+              </w:rPr>
+              <w:t>Vite 5.0.8 ;</w:t>
             </w:r>
           </w:p>
           <w:p>
             <w:pPr>
               <w:pStyle w:val="Paragraphedeliste"/>
-            </w:pPr>
-            <w:r>
-              <w:rPr>
-                <w:rFonts w:ascii="Arial" w:hAnsi="Arial"/>
-                <w:b w:val="0"/>
-                <w:sz w:val="22"/>
-              </w:rPr>
-              <w:t>MySQL ;</w:t>
+              <w:numPr>
+                <w:ilvl w:val="0"/>
+                <w:numId w:val="19"/>
+              </w:numPr>
+            </w:pPr>
+            <w:r>
+              <w:rPr>
+                <w:rFonts w:ascii="Arial" w:hAnsi="Arial"/>
+                <w:sz w:val="22"/>
+              </w:rPr>
+              <w:t>Axios 1.6.0 ;</w:t>
             </w:r>
           </w:p>
           <w:p>
             <w:pPr>
               <w:pStyle w:val="Paragraphedeliste"/>
-            </w:pPr>
-            <w:r>
-              <w:rPr>
-                <w:rFonts w:ascii="Arial" w:hAnsi="Arial"/>
-                <w:b w:val="0"/>
-                <w:sz w:val="22"/>
-              </w:rPr>
-              <w:t>Git ;</w:t>
+              <w:numPr>
+                <w:ilvl w:val="0"/>
+                <w:numId w:val="19"/>
+              </w:numPr>
+            </w:pPr>
+            <w:r>
+              <w:rPr>
+                <w:rFonts w:ascii="Arial" w:hAnsi="Arial"/>
+                <w:sz w:val="22"/>
+              </w:rPr>
+              <w:t>FastAPI 0.104.1 ;</w:t>
             </w:r>
           </w:p>
           <w:p>
             <w:pPr>
               <w:pStyle w:val="Paragraphedeliste"/>
-            </w:pPr>
-            <w:r>
-              <w:rPr>
-                <w:rFonts w:ascii="Arial" w:hAnsi="Arial"/>
-                <w:b w:val="0"/>
-                <w:sz w:val="22"/>
-              </w:rPr>
-              <w:t>Outils de test d’API et de validation fonctionnelle.</w:t>
+              <w:numPr>
+                <w:ilvl w:val="0"/>
+                <w:numId w:val="19"/>
+              </w:numPr>
+            </w:pPr>
+            <w:r>
+              <w:rPr>
+                <w:rFonts w:ascii="Arial" w:hAnsi="Arial"/>
+                <w:sz w:val="22"/>
+              </w:rPr>
+              <w:t>Uvicorn[standard] 0.24.0 ;</w:t>
+            </w:r>
+          </w:p>
+          <w:p>
+            <w:pPr>
+              <w:pStyle w:val="Paragraphedeliste"/>
+              <w:numPr>
+                <w:ilvl w:val="0"/>
+                <w:numId w:val="19"/>
+              </w:numPr>
+            </w:pPr>
+            <w:r>
+              <w:rPr>
+                <w:rFonts w:ascii="Arial" w:hAnsi="Arial"/>
+                <w:sz w:val="22"/>
+              </w:rPr>
+              <w:t>Python 3.13.3 (projet compatible Python 3.8+) ;</w:t>
+            </w:r>
+          </w:p>
+          <w:p>
+            <w:pPr>
+              <w:pStyle w:val="Paragraphedeliste"/>
+              <w:numPr>
+                <w:ilvl w:val="0"/>
+                <w:numId w:val="19"/>
+              </w:numPr>
+            </w:pPr>
+            <w:r>
+              <w:rPr>
+                <w:rFonts w:ascii="Arial" w:hAnsi="Arial"/>
+                <w:sz w:val="22"/>
+              </w:rPr>
+              <w:t>PyJWT 2.8.0 ;</w:t>
+            </w:r>
+          </w:p>
+          <w:p>
+            <w:pPr>
+              <w:pStyle w:val="Paragraphedeliste"/>
+              <w:numPr>
+                <w:ilvl w:val="0"/>
+                <w:numId w:val="19"/>
+              </w:numPr>
+            </w:pPr>
+            <w:proofErr w:type="gramStart"/>
+            <w:r>
+              <w:rPr>
+                <w:rFonts w:ascii="Arial" w:hAnsi="Arial"/>
+                <w:sz w:val="22"/>
+              </w:rPr>
+              <w:t>bcrypt</w:t>
+            </w:r>
+            <w:proofErr w:type="gramEnd"/>
+            <w:r>
+              <w:rPr>
+                <w:rFonts w:ascii="Arial" w:hAnsi="Arial"/>
+                <w:sz w:val="22"/>
+              </w:rPr>
+              <w:t xml:space="preserve"> 4.1.1 ;</w:t>
+            </w:r>
+          </w:p>
+          <w:p>
+            <w:pPr>
+              <w:pStyle w:val="Paragraphedeliste"/>
+              <w:numPr>
+                <w:ilvl w:val="0"/>
+                <w:numId w:val="19"/>
+              </w:numPr>
+            </w:pPr>
+            <w:proofErr w:type="gramStart"/>
+            <w:r>
+              <w:rPr>
+                <w:rFonts w:ascii="Arial" w:hAnsi="Arial"/>
+                <w:sz w:val="22"/>
+              </w:rPr>
+              <w:t>pydantic</w:t>
+            </w:r>
+            <w:proofErr w:type="gramEnd"/>
+            <w:r>
+              <w:rPr>
+                <w:rFonts w:ascii="Arial" w:hAnsi="Arial"/>
+                <w:sz w:val="22"/>
+              </w:rPr>
+              <w:t>[email] 2.3.0 et email-validator 2.1.</w:t>
+            </w:r>
+            <w:proofErr w:type="gramStart"/>
+            <w:r>
+              <w:rPr>
+                <w:rFonts w:ascii="Arial" w:hAnsi="Arial"/>
+                <w:sz w:val="22"/>
+              </w:rPr>
+              <w:t>0.post</w:t>
+            </w:r>
+            <w:proofErr w:type="gramEnd"/>
+            <w:r>
+              <w:rPr>
+                <w:rFonts w:ascii="Arial" w:hAnsi="Arial"/>
+                <w:sz w:val="22"/>
+              </w:rPr>
+              <w:t>1 ;</w:t>
+            </w:r>
+          </w:p>
+          <w:p>
+            <w:pPr>
+              <w:pStyle w:val="Paragraphedeliste"/>
+              <w:numPr>
+                <w:ilvl w:val="0"/>
+                <w:numId w:val="19"/>
+              </w:numPr>
+            </w:pPr>
+            <w:proofErr w:type="gramStart"/>
+            <w:r>
+              <w:rPr>
+                <w:rFonts w:ascii="Arial" w:hAnsi="Arial"/>
+                <w:sz w:val="22"/>
+              </w:rPr>
+              <w:t>python</w:t>
+            </w:r>
+            <w:proofErr w:type="gramEnd"/>
+            <w:r>
+              <w:rPr>
+                <w:rFonts w:ascii="Arial" w:hAnsi="Arial"/>
+                <w:sz w:val="22"/>
+              </w:rPr>
+              <w:t>-dotenv 1.0.0 ;</w:t>
+            </w:r>
+          </w:p>
+          <w:p>
+            <w:pPr>
+              <w:pStyle w:val="Paragraphedeliste"/>
+              <w:numPr>
+                <w:ilvl w:val="0"/>
+                <w:numId w:val="19"/>
+              </w:numPr>
+            </w:pPr>
+            <w:proofErr w:type="gramStart"/>
+            <w:r>
+              <w:rPr>
+                <w:rFonts w:ascii="Arial" w:hAnsi="Arial"/>
+                <w:sz w:val="22"/>
+              </w:rPr>
+              <w:t>requests</w:t>
+            </w:r>
+            <w:proofErr w:type="gramEnd"/>
+            <w:r>
+              <w:rPr>
+                <w:rFonts w:ascii="Arial" w:hAnsi="Arial"/>
+                <w:sz w:val="22"/>
+              </w:rPr>
+              <w:t xml:space="preserve"> 2.32.3 ;</w:t>
+            </w:r>
+          </w:p>
+          <w:p>
+            <w:pPr>
+              <w:pStyle w:val="Paragraphedeliste"/>
+              <w:numPr>
+                <w:ilvl w:val="0"/>
+                <w:numId w:val="19"/>
+              </w:numPr>
+            </w:pPr>
+            <w:r>
+              <w:rPr>
+                <w:rFonts w:ascii="Arial" w:hAnsi="Arial"/>
+                <w:sz w:val="22"/>
+              </w:rPr>
+              <w:t>MySQL Server 8.0.40 et mysqlclient 2.2.0 ;</w:t>
+            </w:r>
+          </w:p>
+          <w:p>
+            <w:pPr>
+              <w:pStyle w:val="Paragraphedeliste"/>
+              <w:numPr>
+                <w:ilvl w:val="0"/>
+                <w:numId w:val="19"/>
+              </w:numPr>
+            </w:pPr>
+            <w:r>
+              <w:rPr>
+                <w:rFonts w:ascii="Arial" w:hAnsi="Arial"/>
+                <w:sz w:val="22"/>
+              </w:rPr>
+              <w:t>Git 2.49.</w:t>
+            </w:r>
+            <w:proofErr w:type="gramStart"/>
+            <w:r>
+              <w:rPr>
+                <w:rFonts w:ascii="Arial" w:hAnsi="Arial"/>
+                <w:sz w:val="22"/>
+              </w:rPr>
+              <w:t>0.windows</w:t>
+            </w:r>
+            <w:proofErr w:type="gramEnd"/>
+            <w:r>
+              <w:rPr>
+                <w:rFonts w:ascii="Arial" w:hAnsi="Arial"/>
+                <w:sz w:val="22"/>
+              </w:rPr>
+              <w:t>.1.</w:t>
             </w:r>
           </w:p>
         </w:tc>
@@ -1583,7 +1926,6 @@
             </w:tcBorders>
           </w:tcPr>
           <w:p>
-            <w:pPr/>
             <w:r>
               <w:rPr>
                 <w:rFonts w:ascii="Arial" w:hAnsi="Arial"/>
@@ -1594,7 +1936,6 @@
             </w:r>
           </w:p>
           <w:p>
-            <w:pPr/>
             <w:r>
               <w:rPr>
                 <w:rFonts w:ascii="Arial" w:hAnsi="Arial"/>
@@ -1611,24 +1952,23 @@
             <w:r>
               <w:rPr>
                 <w:rFonts w:ascii="Arial" w:hAnsi="Arial"/>
-                <w:b w:val="0"/>
-                <w:sz w:val="22"/>
-              </w:rPr>
-              <w:t>Dépôt GitHub du projet : https://github.com/Farounaga/Esportapp</w:t>
-            </w:r>
-          </w:p>
-          <w:p>
-            <w:pPr/>
-            <w:r>
-              <w:rPr>
-                <w:rFonts w:ascii="Arial" w:hAnsi="Arial"/>
-                <w:b w:val="0"/>
-                <w:sz w:val="22"/>
-              </w:rPr>
-            </w:r>
-          </w:p>
-          <w:p>
-            <w:pPr/>
+                <w:sz w:val="22"/>
+              </w:rPr>
+              <w:t xml:space="preserve">Dépôt GitHub du projet : </w:t>
+            </w:r>
+            <w:hyperlink r:id="rId8" w:history="1">
+              <w:r>
+                <w:rPr>
+                  <w:rStyle w:val="Lienhypertexte"/>
+                  <w:rFonts w:ascii="Arial" w:hAnsi="Arial"/>
+                  <w:sz w:val="22"/>
+                </w:rPr>
+                <w:t>https://github.com/Farounaga/Esportapp</w:t>
+              </w:r>
+            </w:hyperlink>
+          </w:p>
+          <w:p/>
+          <w:p>
             <w:r>
               <w:rPr>
                 <w:rFonts w:ascii="Arial" w:hAnsi="Arial"/>
@@ -1645,14 +1985,29 @@
             <w:r>
               <w:rPr>
                 <w:rFonts w:ascii="Arial" w:hAnsi="Arial"/>
-                <w:b w:val="0"/>
-                <w:sz w:val="22"/>
-              </w:rPr>
-              <w:t>Dossier documentaire partagé (Drive / interne) : lien à compléter</w:t>
-            </w:r>
-          </w:p>
-          <w:p>
-            <w:pPr/>
+                <w:sz w:val="22"/>
+              </w:rPr>
+              <w:t>Dossier documentaire partagé</w:t>
+            </w:r>
+            <w:r>
+              <w:rPr>
+                <w:rFonts w:ascii="Arial" w:hAnsi="Arial"/>
+                <w:sz w:val="22"/>
+              </w:rPr>
+              <w:t xml:space="preserve"> : </w:t>
+            </w:r>
+            <w:hyperlink r:id="rId9" w:history="1">
+              <w:r>
+                <w:rPr>
+                  <w:rStyle w:val="Lienhypertexte"/>
+                  <w:rFonts w:ascii="Arial" w:hAnsi="Arial"/>
+                  <w:sz w:val="22"/>
+                </w:rPr>
+                <w:t>https://drive.google.com/drive/folders/1ZjLn7umvwE_GNQ66TI6o1gSbzg24q19d?usp=drive_link</w:t>
+              </w:r>
+            </w:hyperlink>
+          </w:p>
+          <w:p>
             <w:r>
               <w:rPr>
                 <w:rFonts w:ascii="Arial" w:hAnsi="Arial"/>
@@ -1669,7 +2024,6 @@
             <w:r>
               <w:rPr>
                 <w:rFonts w:ascii="Arial" w:hAnsi="Arial"/>
-                <w:b w:val="0"/>
                 <w:sz w:val="22"/>
               </w:rPr>
               <w:t>Schéma de base de données</w:t>
@@ -1682,7 +2036,6 @@
             <w:r>
               <w:rPr>
                 <w:rFonts w:ascii="Arial" w:hAnsi="Arial"/>
-                <w:b w:val="0"/>
                 <w:sz w:val="22"/>
               </w:rPr>
               <w:t>Documentation technique API</w:t>
@@ -1695,7 +2048,6 @@
             <w:r>
               <w:rPr>
                 <w:rFonts w:ascii="Arial" w:hAnsi="Arial"/>
-                <w:b w:val="0"/>
                 <w:sz w:val="22"/>
               </w:rPr>
               <w:t>Cahier de tests</w:t>
@@ -1708,7 +2060,6 @@
             <w:r>
               <w:rPr>
                 <w:rFonts w:ascii="Arial" w:hAnsi="Arial"/>
-                <w:b w:val="0"/>
                 <w:sz w:val="22"/>
               </w:rPr>
               <w:t>Documentation utilisateur</w:t>
@@ -1721,7 +2072,6 @@
             <w:r>
               <w:rPr>
                 <w:rFonts w:ascii="Arial" w:hAnsi="Arial"/>
-                <w:b w:val="0"/>
                 <w:sz w:val="22"/>
               </w:rPr>
               <w:t>Notes de déploiement et d’exploitation</w:t>
@@ -2021,8 +2371,8 @@
             </w:tcBorders>
             <w:vAlign w:val="center"/>
           </w:tcPr>
-          <w:p>
-            <w:pPr/>
+          <w:p/>
+          <w:p>
             <w:r>
               <w:rPr>
                 <w:rFonts w:ascii="Arial" w:hAnsi="Arial"/>
@@ -2033,7 +2383,6 @@
             </w:r>
           </w:p>
           <w:p>
-            <w:pPr/>
             <w:r>
               <w:rPr>
                 <w:rFonts w:ascii="Arial" w:hAnsi="Arial"/>
@@ -2044,60 +2393,279 @@
             </w:r>
           </w:p>
           <w:p>
-            <w:pPr/>
-            <w:r>
-              <w:rPr>
-                <w:rFonts w:ascii="Arial" w:hAnsi="Arial"/>
-                <w:b w:val="0"/>
-                <w:sz w:val="22"/>
-              </w:rPr>
-              <w:t>Cette réalisation a été effectuée dans le cadre de ma formation BTS SIO SLAM, avec une logique proche d’un contexte professionnel : transformer un besoin utilisateur en solution applicative complète, documentée et testable.</w:t>
-            </w:r>
-          </w:p>
-          <w:p>
-            <w:pPr/>
-            <w:r>
-              <w:rPr>
-                <w:rFonts w:ascii="Arial" w:hAnsi="Arial"/>
-                <w:b w:val="0"/>
-                <w:sz w:val="22"/>
-              </w:rPr>
-            </w:r>
-          </w:p>
-          <w:p>
-            <w:pPr/>
-            <w:r>
-              <w:rPr>
-                <w:rFonts w:ascii="Arial" w:hAnsi="Arial"/>
-                <w:b/>
-                <w:sz w:val="22"/>
-              </w:rPr>
-              <w:t>Objectif de la réalisation</w:t>
-            </w:r>
-          </w:p>
-          <w:p>
-            <w:pPr/>
-            <w:r>
-              <w:rPr>
-                <w:rFonts w:ascii="Arial" w:hAnsi="Arial"/>
-                <w:b w:val="0"/>
-                <w:sz w:val="22"/>
-              </w:rPr>
-              <w:t>Concevoir et développer une application de mise en relation entre joueurs, permettant la gestion des profils, la sélection des jeux, la recherche de profils compatibles et la communication entre utilisateurs.</w:t>
-            </w:r>
-          </w:p>
-          <w:p>
-            <w:pPr/>
-            <w:r>
-              <w:rPr>
-                <w:rFonts w:ascii="Arial" w:hAnsi="Arial"/>
-                <w:b w:val="0"/>
-                <w:sz w:val="22"/>
-              </w:rPr>
-            </w:r>
-          </w:p>
-          <w:p>
-            <w:pPr/>
+            <w:pPr>
+              <w:rPr>
+                <w:rFonts w:ascii="Arial" w:hAnsi="Arial"/>
+                <w:sz w:val="22"/>
+              </w:rPr>
+            </w:pPr>
+            <w:r>
+              <w:rPr>
+                <w:rFonts w:ascii="Arial" w:hAnsi="Arial"/>
+                <w:sz w:val="22"/>
+              </w:rPr>
+              <w:t>La réalisation a été menée dans le cadre de ma formation BTS SIO option SLAM au Campus Ermitage, en équipe de trois étudiants</w:t>
+            </w:r>
+            <w:r>
+              <w:rPr>
+                <w:rFonts w:ascii="Arial" w:hAnsi="Arial"/>
+                <w:sz w:val="22"/>
+              </w:rPr>
+              <w:t>, ou je me suis occupé de l’API</w:t>
+            </w:r>
+            <w:r>
+              <w:rPr>
+                <w:rFonts w:ascii="Arial" w:hAnsi="Arial"/>
+                <w:sz w:val="22"/>
+              </w:rPr>
+              <w:t xml:space="preserve">. Le projet répond à la demande d’un commanditaire fictif, l’entreprise </w:t>
+            </w:r>
+            <w:proofErr w:type="spellStart"/>
+            <w:r>
+              <w:rPr>
+                <w:rFonts w:ascii="Arial" w:hAnsi="Arial"/>
+                <w:sz w:val="22"/>
+              </w:rPr>
+              <w:t>DevDuJour</w:t>
+            </w:r>
+            <w:proofErr w:type="spellEnd"/>
+            <w:r>
+              <w:rPr>
+                <w:rFonts w:ascii="Arial" w:hAnsi="Arial"/>
+                <w:sz w:val="22"/>
+              </w:rPr>
+              <w:t xml:space="preserve">, spécialisée dans l’organisation d’événements </w:t>
+            </w:r>
+            <w:proofErr w:type="spellStart"/>
+            <w:r>
+              <w:rPr>
+                <w:rFonts w:ascii="Arial" w:hAnsi="Arial"/>
+                <w:sz w:val="22"/>
+              </w:rPr>
+              <w:t>e-sport</w:t>
+            </w:r>
+            <w:proofErr w:type="spellEnd"/>
+            <w:r>
+              <w:rPr>
+                <w:rFonts w:ascii="Arial" w:hAnsi="Arial"/>
+                <w:sz w:val="22"/>
+              </w:rPr>
+              <w:t xml:space="preserve"> et le coaching de joueurs. Le besoin exprimé est de faciliter la mise en relation de joueurs compatibles : les gamers perdent aujourd’hui un temps considérable à chercher des coéquipiers partageant les mêmes jeux, niveaux de compétence et disponibilités sur des forums et réseaux sociaux dispersés. L’objectif était de concevoir une plateforme web centralisée, </w:t>
+            </w:r>
+            <w:proofErr w:type="spellStart"/>
+            <w:r>
+              <w:rPr>
+                <w:rFonts w:ascii="Arial" w:hAnsi="Arial"/>
+                <w:sz w:val="22"/>
+              </w:rPr>
+              <w:t>GameConnect</w:t>
+            </w:r>
+            <w:proofErr w:type="spellEnd"/>
+            <w:r>
+              <w:rPr>
+                <w:rFonts w:ascii="Arial" w:hAnsi="Arial"/>
+                <w:sz w:val="22"/>
+              </w:rPr>
+              <w:t>, permettant d’automatiser la recherche de coéquipiers via un algorithme de compatibilité, de faciliter la communication entre joueurs matchés et de sécuriser les échanges et les données personnelles.</w:t>
+            </w:r>
+          </w:p>
+          <w:p>
+            <w:r>
+              <w:rPr>
+                <w:rFonts w:ascii="Arial" w:hAnsi="Arial"/>
+                <w:b/>
+                <w:sz w:val="22"/>
+              </w:rPr>
+              <w:t>Objectifs du projet</w:t>
+            </w:r>
+          </w:p>
+          <w:p>
+            <w:pPr>
+              <w:pStyle w:val="Paragraphedeliste"/>
+              <w:numPr>
+                <w:ilvl w:val="0"/>
+                <w:numId w:val="18"/>
+              </w:numPr>
+            </w:pPr>
+            <w:r>
+              <w:rPr>
+                <w:rFonts w:ascii="Arial" w:hAnsi="Arial"/>
+                <w:sz w:val="22"/>
+              </w:rPr>
+              <w:t>Mettre en relation des joueurs compatibles selon leurs jeux, niveaux et disponibilités ;</w:t>
+            </w:r>
+          </w:p>
+          <w:p>
+            <w:pPr>
+              <w:pStyle w:val="Paragraphedeliste"/>
+              <w:numPr>
+                <w:ilvl w:val="0"/>
+                <w:numId w:val="18"/>
+              </w:numPr>
+            </w:pPr>
+            <w:r>
+              <w:rPr>
+                <w:rFonts w:ascii="Arial" w:hAnsi="Arial"/>
+                <w:sz w:val="22"/>
+              </w:rPr>
+              <w:t>Faciliter la communication entre joueurs matchés pour organiser leurs sessions ;</w:t>
+            </w:r>
+          </w:p>
+          <w:p>
+            <w:pPr>
+              <w:pStyle w:val="Paragraphedeliste"/>
+              <w:numPr>
+                <w:ilvl w:val="0"/>
+                <w:numId w:val="18"/>
+              </w:numPr>
+            </w:pPr>
+            <w:r>
+              <w:rPr>
+                <w:rFonts w:ascii="Arial" w:hAnsi="Arial"/>
+                <w:sz w:val="22"/>
+              </w:rPr>
+              <w:t>Créer une communauté active autour des jeux via des espaces d’échange ;</w:t>
+            </w:r>
+          </w:p>
+          <w:p>
+            <w:pPr>
+              <w:pStyle w:val="Paragraphedeliste"/>
+              <w:numPr>
+                <w:ilvl w:val="0"/>
+                <w:numId w:val="18"/>
+              </w:numPr>
+            </w:pPr>
+            <w:r>
+              <w:rPr>
+                <w:rFonts w:ascii="Arial" w:hAnsi="Arial"/>
+                <w:sz w:val="22"/>
+              </w:rPr>
+              <w:t>Permettre la gestion de l’identité gaming (profil, préférences, statistiques) ;</w:t>
+            </w:r>
+          </w:p>
+          <w:p>
+            <w:pPr>
+              <w:pStyle w:val="Paragraphedeliste"/>
+              <w:numPr>
+                <w:ilvl w:val="0"/>
+                <w:numId w:val="18"/>
+              </w:numPr>
+            </w:pPr>
+            <w:r>
+              <w:rPr>
+                <w:rFonts w:ascii="Arial" w:hAnsi="Arial"/>
+                <w:sz w:val="22"/>
+              </w:rPr>
+              <w:t>Automatiser la recherche de coéquipiers via un algorithme de compatibilité ;</w:t>
+            </w:r>
+          </w:p>
+          <w:p>
+            <w:pPr>
+              <w:pStyle w:val="Paragraphedeliste"/>
+              <w:numPr>
+                <w:ilvl w:val="0"/>
+                <w:numId w:val="18"/>
+              </w:numPr>
+            </w:pPr>
+            <w:r>
+              <w:rPr>
+                <w:rFonts w:ascii="Arial" w:hAnsi="Arial"/>
+                <w:sz w:val="22"/>
+              </w:rPr>
+              <w:t>Sécuriser les données personnelles et les échanges entre utilisateurs.</w:t>
+            </w:r>
+          </w:p>
+          <w:p>
+            <w:r>
+              <w:rPr>
+                <w:rFonts w:ascii="Arial" w:hAnsi="Arial"/>
+                <w:b/>
+                <w:sz w:val="22"/>
+              </w:rPr>
+              <w:t>Fonctionnalités sur lesquelles j’ai travaillé</w:t>
+            </w:r>
+          </w:p>
+          <w:p>
+            <w:pPr>
+              <w:pStyle w:val="Paragraphedeliste"/>
+              <w:numPr>
+                <w:ilvl w:val="0"/>
+                <w:numId w:val="16"/>
+              </w:numPr>
+            </w:pPr>
+            <w:r>
+              <w:rPr>
+                <w:rFonts w:ascii="Arial" w:hAnsi="Arial"/>
+                <w:sz w:val="22"/>
+              </w:rPr>
+              <w:t>Conception et développement de l’authentification JWT et de la gestion des accès API ;</w:t>
+            </w:r>
+          </w:p>
+          <w:p>
+            <w:pPr>
+              <w:pStyle w:val="Paragraphedeliste"/>
+              <w:numPr>
+                <w:ilvl w:val="0"/>
+                <w:numId w:val="16"/>
+              </w:numPr>
+            </w:pPr>
+            <w:r>
+              <w:rPr>
+                <w:rFonts w:ascii="Arial" w:hAnsi="Arial"/>
+                <w:sz w:val="22"/>
+              </w:rPr>
+              <w:t>Développement de la gestion des profils joueurs (création, mise à jour, préférences) ;</w:t>
+            </w:r>
+          </w:p>
+          <w:p>
+            <w:pPr>
+              <w:pStyle w:val="Paragraphedeliste"/>
+              <w:numPr>
+                <w:ilvl w:val="0"/>
+                <w:numId w:val="16"/>
+              </w:numPr>
+            </w:pPr>
+            <w:r>
+              <w:rPr>
+                <w:rFonts w:ascii="Arial" w:hAnsi="Arial"/>
+                <w:sz w:val="22"/>
+              </w:rPr>
+              <w:t>Implémentation de la gestion du catalogue de jeux (niveau, rang, informations associées) ;</w:t>
+            </w:r>
+          </w:p>
+          <w:p>
+            <w:pPr>
+              <w:pStyle w:val="Paragraphedeliste"/>
+              <w:numPr>
+                <w:ilvl w:val="0"/>
+                <w:numId w:val="16"/>
+              </w:numPr>
+            </w:pPr>
+            <w:r>
+              <w:rPr>
+                <w:rFonts w:ascii="Arial" w:hAnsi="Arial"/>
+                <w:sz w:val="22"/>
+              </w:rPr>
+              <w:t>Développement d’endpoints FastAPI pour le matching entre joueurs ;</w:t>
+            </w:r>
+          </w:p>
+          <w:p>
+            <w:pPr>
+              <w:pStyle w:val="Paragraphedeliste"/>
+              <w:numPr>
+                <w:ilvl w:val="0"/>
+                <w:numId w:val="16"/>
+              </w:numPr>
+            </w:pPr>
+            <w:r>
+              <w:rPr>
+                <w:rFonts w:ascii="Arial" w:hAnsi="Arial"/>
+                <w:sz w:val="22"/>
+              </w:rPr>
+              <w:t>Participation au frontend React/Tailwind pour les parcours utilisateur principaux.</w:t>
+            </w:r>
+          </w:p>
+          <w:p>
             <w:r>
               <w:rPr>
                 <w:rFonts w:ascii="Arial" w:hAnsi="Arial"/>
@@ -2110,11 +2678,14 @@
           <w:p>
             <w:pPr>
               <w:pStyle w:val="Paragraphedeliste"/>
-            </w:pPr>
-            <w:r>
-              <w:rPr>
-                <w:rFonts w:ascii="Arial" w:hAnsi="Arial"/>
-                <w:b w:val="0"/>
+              <w:numPr>
+                <w:ilvl w:val="0"/>
+                <w:numId w:val="17"/>
+              </w:numPr>
+            </w:pPr>
+            <w:r>
+              <w:rPr>
+                <w:rFonts w:ascii="Arial" w:hAnsi="Arial"/>
                 <w:sz w:val="22"/>
               </w:rPr>
               <w:t>Analyse du besoin et définition du périmètre fonctionnel ;</w:t>
@@ -2123,11 +2694,14 @@
           <w:p>
             <w:pPr>
               <w:pStyle w:val="Paragraphedeliste"/>
-            </w:pPr>
-            <w:r>
-              <w:rPr>
-                <w:rFonts w:ascii="Arial" w:hAnsi="Arial"/>
-                <w:b w:val="0"/>
+              <w:numPr>
+                <w:ilvl w:val="0"/>
+                <w:numId w:val="17"/>
+              </w:numPr>
+            </w:pPr>
+            <w:r>
+              <w:rPr>
+                <w:rFonts w:ascii="Arial" w:hAnsi="Arial"/>
                 <w:sz w:val="22"/>
               </w:rPr>
               <w:t>Découpage en couches (front, API, base de données) ;</w:t>
@@ -2136,11 +2710,14 @@
           <w:p>
             <w:pPr>
               <w:pStyle w:val="Paragraphedeliste"/>
-            </w:pPr>
-            <w:r>
-              <w:rPr>
-                <w:rFonts w:ascii="Arial" w:hAnsi="Arial"/>
-                <w:b w:val="0"/>
+              <w:numPr>
+                <w:ilvl w:val="0"/>
+                <w:numId w:val="17"/>
+              </w:numPr>
+            </w:pPr>
+            <w:r>
+              <w:rPr>
+                <w:rFonts w:ascii="Arial" w:hAnsi="Arial"/>
                 <w:sz w:val="22"/>
               </w:rPr>
               <w:t>Développement itératif des fonctionnalités prioritaires ;</w:t>
@@ -2149,11 +2726,14 @@
           <w:p>
             <w:pPr>
               <w:pStyle w:val="Paragraphedeliste"/>
-            </w:pPr>
-            <w:r>
-              <w:rPr>
-                <w:rFonts w:ascii="Arial" w:hAnsi="Arial"/>
-                <w:b w:val="0"/>
+              <w:numPr>
+                <w:ilvl w:val="0"/>
+                <w:numId w:val="17"/>
+              </w:numPr>
+            </w:pPr>
+            <w:r>
+              <w:rPr>
+                <w:rFonts w:ascii="Arial" w:hAnsi="Arial"/>
                 <w:sz w:val="22"/>
               </w:rPr>
               <w:t>Tests progressifs (API + parcours utilisateur) ;</w:t>
@@ -2162,28 +2742,20 @@
           <w:p>
             <w:pPr>
               <w:pStyle w:val="Paragraphedeliste"/>
-            </w:pPr>
-            <w:r>
-              <w:rPr>
-                <w:rFonts w:ascii="Arial" w:hAnsi="Arial"/>
-                <w:b w:val="0"/>
+              <w:numPr>
+                <w:ilvl w:val="0"/>
+                <w:numId w:val="17"/>
+              </w:numPr>
+            </w:pPr>
+            <w:r>
+              <w:rPr>
+                <w:rFonts w:ascii="Arial" w:hAnsi="Arial"/>
                 <w:sz w:val="22"/>
               </w:rPr>
               <w:t>Versionnement Git et corrections successives selon les retours de test.</w:t>
             </w:r>
           </w:p>
           <w:p>
-            <w:pPr/>
-            <w:r>
-              <w:rPr>
-                <w:rFonts w:ascii="Arial" w:hAnsi="Arial"/>
-                <w:b w:val="0"/>
-                <w:sz w:val="22"/>
-              </w:rPr>
-            </w:r>
-          </w:p>
-          <w:p>
-            <w:pPr/>
             <w:r>
               <w:rPr>
                 <w:rFonts w:ascii="Arial" w:hAnsi="Arial"/>
@@ -2196,11 +2768,14 @@
           <w:p>
             <w:pPr>
               <w:pStyle w:val="Paragraphedeliste"/>
-            </w:pPr>
-            <w:r>
-              <w:rPr>
-                <w:rFonts w:ascii="Arial" w:hAnsi="Arial"/>
-                <w:b w:val="0"/>
+              <w:numPr>
+                <w:ilvl w:val="0"/>
+                <w:numId w:val="21"/>
+              </w:numPr>
+            </w:pPr>
+            <w:r>
+              <w:rPr>
+                <w:rFonts w:ascii="Arial" w:hAnsi="Arial"/>
                 <w:sz w:val="22"/>
               </w:rPr>
               <w:t>Frontend : React + Tailwind CSS pour l’interface et l’expérience utilisateur ;</w:t>
@@ -2209,11 +2784,14 @@
           <w:p>
             <w:pPr>
               <w:pStyle w:val="Paragraphedeliste"/>
-            </w:pPr>
-            <w:r>
-              <w:rPr>
-                <w:rFonts w:ascii="Arial" w:hAnsi="Arial"/>
-                <w:b w:val="0"/>
+              <w:numPr>
+                <w:ilvl w:val="0"/>
+                <w:numId w:val="21"/>
+              </w:numPr>
+            </w:pPr>
+            <w:r>
+              <w:rPr>
+                <w:rFonts w:ascii="Arial" w:hAnsi="Arial"/>
                 <w:sz w:val="22"/>
               </w:rPr>
               <w:t>Backend : FastAPI pour les services métiers et les endpoints REST ;</w:t>
@@ -2222,11 +2800,14 @@
           <w:p>
             <w:pPr>
               <w:pStyle w:val="Paragraphedeliste"/>
-            </w:pPr>
-            <w:r>
-              <w:rPr>
-                <w:rFonts w:ascii="Arial" w:hAnsi="Arial"/>
-                <w:b w:val="0"/>
+              <w:numPr>
+                <w:ilvl w:val="0"/>
+                <w:numId w:val="21"/>
+              </w:numPr>
+            </w:pPr>
+            <w:r>
+              <w:rPr>
+                <w:rFonts w:ascii="Arial" w:hAnsi="Arial"/>
                 <w:sz w:val="22"/>
               </w:rPr>
               <w:t>Données : MySQL pour le stockage des comptes, profils, jeux, matchs et messages ;</w:t>
@@ -2235,28 +2816,20 @@
           <w:p>
             <w:pPr>
               <w:pStyle w:val="Paragraphedeliste"/>
-            </w:pPr>
-            <w:r>
-              <w:rPr>
-                <w:rFonts w:ascii="Arial" w:hAnsi="Arial"/>
-                <w:b w:val="0"/>
+              <w:numPr>
+                <w:ilvl w:val="0"/>
+                <w:numId w:val="21"/>
+              </w:numPr>
+            </w:pPr>
+            <w:r>
+              <w:rPr>
+                <w:rFonts w:ascii="Arial" w:hAnsi="Arial"/>
                 <w:sz w:val="22"/>
               </w:rPr>
               <w:t>Communication : échanges HTTP JSON entre le frontend et l’API.</w:t>
             </w:r>
           </w:p>
           <w:p>
-            <w:pPr/>
-            <w:r>
-              <w:rPr>
-                <w:rFonts w:ascii="Arial" w:hAnsi="Arial"/>
-                <w:b w:val="0"/>
-                <w:sz w:val="22"/>
-              </w:rPr>
-            </w:r>
-          </w:p>
-          <w:p>
-            <w:pPr/>
             <w:r>
               <w:rPr>
                 <w:rFonts w:ascii="Arial" w:hAnsi="Arial"/>
@@ -2267,28 +2840,122 @@
             </w:r>
           </w:p>
           <w:p>
-            <w:pPr/>
-            <w:r>
-              <w:rPr>
-                <w:rFonts w:ascii="Arial" w:hAnsi="Arial"/>
-                <w:b w:val="0"/>
+            <w:r>
+              <w:rPr>
+                <w:rFonts w:ascii="Arial" w:hAnsi="Arial"/>
                 <w:sz w:val="22"/>
               </w:rPr>
               <w:t>Le projet est déployé en environnement local de développement/test, avec séparation front/API/BDD, configuration des accès applicatifs, scripts de lancement et validation fonctionnelle avant livraison.</w:t>
             </w:r>
           </w:p>
           <w:p>
-            <w:pPr/>
-            <w:r>
-              <w:rPr>
-                <w:rFonts w:ascii="Arial" w:hAnsi="Arial"/>
-                <w:b w:val="0"/>
-                <w:sz w:val="22"/>
-              </w:rPr>
-            </w:r>
-          </w:p>
-          <w:p>
-            <w:pPr/>
+            <w:proofErr w:type="spellStart"/>
+            <w:r>
+              <w:rPr>
+                <w:rFonts w:ascii="Arial" w:hAnsi="Arial"/>
+                <w:b/>
+                <w:sz w:val="22"/>
+              </w:rPr>
+              <w:t>Deploiement</w:t>
+            </w:r>
+            <w:proofErr w:type="spellEnd"/>
+          </w:p>
+          <w:p>
+            <w:r>
+              <w:rPr>
+                <w:rFonts w:ascii="Arial" w:hAnsi="Arial"/>
+                <w:sz w:val="22"/>
+              </w:rPr>
+              <w:t>Séparation frontend React/Vite, API FastAPI et base MySQL ; build et vérification avant livraison.</w:t>
+            </w:r>
+          </w:p>
+          <w:p>
+            <w:proofErr w:type="spellStart"/>
+            <w:r>
+              <w:rPr>
+                <w:rFonts w:ascii="Arial" w:hAnsi="Arial"/>
+                <w:b/>
+                <w:sz w:val="22"/>
+              </w:rPr>
+              <w:t>Securité</w:t>
+            </w:r>
+            <w:proofErr w:type="spellEnd"/>
+          </w:p>
+          <w:p>
+            <w:r>
+              <w:rPr>
+                <w:rFonts w:ascii="Arial" w:hAnsi="Arial"/>
+                <w:sz w:val="22"/>
+              </w:rPr>
+              <w:t>Authentification JWT, hachage bcrypt, validation Pydantic et contrôle des accès aux routes privées.</w:t>
+            </w:r>
+          </w:p>
+          <w:p>
+            <w:r>
+              <w:rPr>
+                <w:rFonts w:ascii="Arial" w:hAnsi="Arial"/>
+                <w:b/>
+                <w:sz w:val="22"/>
+              </w:rPr>
+              <w:t>Test</w:t>
+            </w:r>
+          </w:p>
+          <w:p>
+            <w:r>
+              <w:rPr>
+                <w:rFonts w:ascii="Arial" w:hAnsi="Arial"/>
+                <w:sz w:val="22"/>
+              </w:rPr>
+              <w:t xml:space="preserve">Tests </w:t>
+            </w:r>
+            <w:proofErr w:type="spellStart"/>
+            <w:r>
+              <w:rPr>
+                <w:rFonts w:ascii="Arial" w:hAnsi="Arial"/>
+                <w:sz w:val="22"/>
+              </w:rPr>
+              <w:t>endpoints</w:t>
+            </w:r>
+            <w:proofErr w:type="spellEnd"/>
+            <w:r>
+              <w:rPr>
+                <w:rFonts w:ascii="Arial" w:hAnsi="Arial"/>
+                <w:sz w:val="22"/>
+              </w:rPr>
+              <w:t xml:space="preserve"> (</w:t>
+            </w:r>
+            <w:r>
+              <w:rPr>
+                <w:rFonts w:ascii="Arial" w:hAnsi="Arial"/>
+                <w:sz w:val="22"/>
+              </w:rPr>
+              <w:t>avec Postman</w:t>
+            </w:r>
+            <w:r>
+              <w:rPr>
+                <w:rFonts w:ascii="Arial" w:hAnsi="Arial"/>
+                <w:sz w:val="22"/>
+              </w:rPr>
+              <w:t xml:space="preserve">), tests de parcours front (inscription, profil, </w:t>
+            </w:r>
+            <w:proofErr w:type="spellStart"/>
+            <w:r>
+              <w:rPr>
+                <w:rFonts w:ascii="Arial" w:hAnsi="Arial"/>
+                <w:sz w:val="22"/>
+              </w:rPr>
+              <w:t>matching</w:t>
+            </w:r>
+            <w:proofErr w:type="spellEnd"/>
+            <w:r>
+              <w:rPr>
+                <w:rFonts w:ascii="Arial" w:hAnsi="Arial"/>
+                <w:sz w:val="22"/>
+              </w:rPr>
+              <w:t>, messagerie), vérifications BDD.</w:t>
+            </w:r>
+          </w:p>
+          <w:p>
             <w:r>
               <w:rPr>
                 <w:rFonts w:ascii="Arial" w:hAnsi="Arial"/>
@@ -2301,11 +2968,14 @@
           <w:p>
             <w:pPr>
               <w:pStyle w:val="Paragraphedeliste"/>
-            </w:pPr>
-            <w:r>
-              <w:rPr>
-                <w:rFonts w:ascii="Arial" w:hAnsi="Arial"/>
-                <w:b w:val="0"/>
+              <w:numPr>
+                <w:ilvl w:val="0"/>
+                <w:numId w:val="15"/>
+              </w:numPr>
+            </w:pPr>
+            <w:r>
+              <w:rPr>
+                <w:rFonts w:ascii="Arial" w:hAnsi="Arial"/>
                 <w:sz w:val="22"/>
               </w:rPr>
               <w:t>Conception de l’architecture globale de l’application ;</w:t>
@@ -2314,11 +2984,14 @@
           <w:p>
             <w:pPr>
               <w:pStyle w:val="Paragraphedeliste"/>
-            </w:pPr>
-            <w:r>
-              <w:rPr>
-                <w:rFonts w:ascii="Arial" w:hAnsi="Arial"/>
-                <w:b w:val="0"/>
+              <w:numPr>
+                <w:ilvl w:val="0"/>
+                <w:numId w:val="15"/>
+              </w:numPr>
+            </w:pPr>
+            <w:r>
+              <w:rPr>
+                <w:rFonts w:ascii="Arial" w:hAnsi="Arial"/>
                 <w:sz w:val="22"/>
               </w:rPr>
               <w:t>Modélisation de la base de données ;</w:t>
@@ -2327,11 +3000,14 @@
           <w:p>
             <w:pPr>
               <w:pStyle w:val="Paragraphedeliste"/>
-            </w:pPr>
-            <w:r>
-              <w:rPr>
-                <w:rFonts w:ascii="Arial" w:hAnsi="Arial"/>
-                <w:b w:val="0"/>
+              <w:numPr>
+                <w:ilvl w:val="0"/>
+                <w:numId w:val="15"/>
+              </w:numPr>
+            </w:pPr>
+            <w:r>
+              <w:rPr>
+                <w:rFonts w:ascii="Arial" w:hAnsi="Arial"/>
                 <w:sz w:val="22"/>
               </w:rPr>
               <w:t>Développement des routes API et de la logique métier ;</w:t>
@@ -2340,11 +3016,14 @@
           <w:p>
             <w:pPr>
               <w:pStyle w:val="Paragraphedeliste"/>
-            </w:pPr>
-            <w:r>
-              <w:rPr>
-                <w:rFonts w:ascii="Arial" w:hAnsi="Arial"/>
-                <w:b w:val="0"/>
+              <w:numPr>
+                <w:ilvl w:val="0"/>
+                <w:numId w:val="15"/>
+              </w:numPr>
+            </w:pPr>
+            <w:r>
+              <w:rPr>
+                <w:rFonts w:ascii="Arial" w:hAnsi="Arial"/>
                 <w:sz w:val="22"/>
               </w:rPr>
               <w:t>Développement de l’interface utilisateur ;</w:t>
@@ -2353,190 +3032,124 @@
           <w:p>
             <w:pPr>
               <w:pStyle w:val="Paragraphedeliste"/>
-            </w:pPr>
-            <w:r>
-              <w:rPr>
-                <w:rFonts w:ascii="Arial" w:hAnsi="Arial"/>
-                <w:b w:val="0"/>
+              <w:numPr>
+                <w:ilvl w:val="0"/>
+                <w:numId w:val="15"/>
+              </w:numPr>
+            </w:pPr>
+            <w:r>
+              <w:rPr>
+                <w:rFonts w:ascii="Arial" w:hAnsi="Arial"/>
                 <w:sz w:val="22"/>
               </w:rPr>
               <w:t>Intégration, tests et documentation.</w:t>
             </w:r>
           </w:p>
           <w:p>
-            <w:pPr/>
-            <w:r>
-              <w:rPr>
-                <w:rFonts w:ascii="Arial" w:hAnsi="Arial"/>
-                <w:b w:val="0"/>
-                <w:sz w:val="22"/>
-              </w:rPr>
-            </w:r>
-          </w:p>
-          <w:p>
-            <w:pPr/>
-            <w:r>
-              <w:rPr>
-                <w:rFonts w:ascii="Arial" w:hAnsi="Arial"/>
-                <w:b/>
-                <w:sz w:val="22"/>
-              </w:rPr>
-              <w:t>Schéma explicatif du flux</w:t>
-            </w:r>
-          </w:p>
-          <w:p>
-            <w:pPr/>
-            <w:r>
-              <w:rPr>
-                <w:rFonts w:ascii="Arial" w:hAnsi="Arial"/>
-                <w:b w:val="0"/>
-                <w:sz w:val="22"/>
-              </w:rPr>
-              <w:t>[Inscription / Connexion utilisateur]</w:t>
-            </w:r>
-          </w:p>
-          <w:p>
-            <w:pPr>
-              <w:jc w:val="center"/>
-            </w:pPr>
-            <w:r>
-              <w:rPr>
-                <w:rFonts w:ascii="Arial" w:hAnsi="Arial"/>
-                <w:b w:val="0"/>
-                <w:sz w:val="22"/>
-              </w:rPr>
-              <w:t>↓</w:t>
-            </w:r>
-          </w:p>
-          <w:p>
-            <w:pPr/>
-            <w:r>
-              <w:rPr>
-                <w:rFonts w:ascii="Arial" w:hAnsi="Arial"/>
-                <w:b w:val="0"/>
-                <w:sz w:val="22"/>
-              </w:rPr>
-              <w:t>[Création et mise à jour du profil]</w:t>
-            </w:r>
-          </w:p>
-          <w:p>
-            <w:pPr>
-              <w:jc w:val="center"/>
-            </w:pPr>
-            <w:r>
-              <w:rPr>
-                <w:rFonts w:ascii="Arial" w:hAnsi="Arial"/>
-                <w:b w:val="0"/>
-                <w:sz w:val="22"/>
-              </w:rPr>
-              <w:t>↓</w:t>
-            </w:r>
-          </w:p>
-          <w:p>
-            <w:pPr/>
-            <w:r>
-              <w:rPr>
-                <w:rFonts w:ascii="Arial" w:hAnsi="Arial"/>
-                <w:b w:val="0"/>
-                <w:sz w:val="22"/>
-              </w:rPr>
-              <w:t>[Sélection des jeux et niveaux]</w:t>
-            </w:r>
-          </w:p>
-          <w:p>
-            <w:pPr>
-              <w:jc w:val="center"/>
-            </w:pPr>
-            <w:r>
-              <w:rPr>
-                <w:rFonts w:ascii="Arial" w:hAnsi="Arial"/>
-                <w:b w:val="0"/>
-                <w:sz w:val="22"/>
-              </w:rPr>
-              <w:t>↓</w:t>
-            </w:r>
-          </w:p>
-          <w:p>
-            <w:pPr/>
-            <w:r>
-              <w:rPr>
-                <w:rFonts w:ascii="Arial" w:hAnsi="Arial"/>
-                <w:b w:val="0"/>
-                <w:sz w:val="22"/>
-              </w:rPr>
-              <w:t>[API FastAPI : recherche de profils compatibles]</w:t>
-            </w:r>
-          </w:p>
-          <w:p>
-            <w:pPr>
-              <w:jc w:val="center"/>
-            </w:pPr>
-            <w:r>
-              <w:rPr>
-                <w:rFonts w:ascii="Arial" w:hAnsi="Arial"/>
-                <w:b w:val="0"/>
-                <w:sz w:val="22"/>
-              </w:rPr>
-              <w:t>↓</w:t>
-            </w:r>
-          </w:p>
-          <w:p>
-            <w:pPr/>
-            <w:r>
-              <w:rPr>
-                <w:rFonts w:ascii="Arial" w:hAnsi="Arial"/>
-                <w:b w:val="0"/>
-                <w:sz w:val="22"/>
-              </w:rPr>
-              <w:t>[Affichage des résultats côté frontend]</w:t>
-            </w:r>
-          </w:p>
-          <w:p>
-            <w:pPr>
-              <w:jc w:val="center"/>
-            </w:pPr>
-            <w:r>
-              <w:rPr>
-                <w:rFonts w:ascii="Arial" w:hAnsi="Arial"/>
-                <w:b w:val="0"/>
-                <w:sz w:val="22"/>
-              </w:rPr>
-              <w:t>↓</w:t>
-            </w:r>
-          </w:p>
-          <w:p>
-            <w:pPr/>
-            <w:r>
-              <w:rPr>
-                <w:rFonts w:ascii="Arial" w:hAnsi="Arial"/>
-                <w:b w:val="0"/>
-                <w:sz w:val="22"/>
-              </w:rPr>
-              <w:t>[Messagerie et suivi des interactions]</w:t>
-            </w:r>
-          </w:p>
-          <w:p>
-            <w:pPr>
-              <w:jc w:val="center"/>
-            </w:pPr>
-            <w:r>
-              <w:rPr>
-                <w:rFonts w:ascii="Arial" w:hAnsi="Arial"/>
-                <w:b w:val="0"/>
-                <w:sz w:val="22"/>
-              </w:rPr>
-              <w:t>↓</w:t>
-            </w:r>
-          </w:p>
-          <w:p>
-            <w:pPr/>
-            <w:r>
-              <w:rPr>
-                <w:rFonts w:ascii="Arial" w:hAnsi="Arial"/>
-                <w:b w:val="0"/>
-                <w:sz w:val="22"/>
-              </w:rPr>
-              <w:t>[Mise à jour des données en base MySQL]</w:t>
+            <w:r>
+              <w:rPr>
+                <w:rFonts w:ascii="Arial" w:hAnsi="Arial"/>
+                <w:b/>
+                <w:sz w:val="22"/>
+              </w:rPr>
+              <w:t>Flux de traitement (étapes) :</w:t>
+            </w:r>
+          </w:p>
+          <w:p>
+            <w:pPr>
+              <w:pStyle w:val="Paragraphedeliste"/>
+              <w:numPr>
+                <w:ilvl w:val="0"/>
+                <w:numId w:val="14"/>
+              </w:numPr>
+            </w:pPr>
+            <w:r>
+              <w:rPr>
+                <w:rFonts w:ascii="Arial" w:hAnsi="Arial"/>
+                <w:sz w:val="22"/>
+              </w:rPr>
+              <w:t>Inscription / connexion utilisateur</w:t>
+            </w:r>
+          </w:p>
+          <w:p>
+            <w:pPr>
+              <w:pStyle w:val="Paragraphedeliste"/>
+              <w:numPr>
+                <w:ilvl w:val="0"/>
+                <w:numId w:val="14"/>
+              </w:numPr>
+            </w:pPr>
+            <w:r>
+              <w:rPr>
+                <w:rFonts w:ascii="Arial" w:hAnsi="Arial"/>
+                <w:sz w:val="22"/>
+              </w:rPr>
+              <w:t>Création et mise à jour du profil</w:t>
+            </w:r>
+          </w:p>
+          <w:p>
+            <w:pPr>
+              <w:pStyle w:val="Paragraphedeliste"/>
+              <w:numPr>
+                <w:ilvl w:val="0"/>
+                <w:numId w:val="14"/>
+              </w:numPr>
+            </w:pPr>
+            <w:r>
+              <w:rPr>
+                <w:rFonts w:ascii="Arial" w:hAnsi="Arial"/>
+                <w:sz w:val="22"/>
+              </w:rPr>
+              <w:lastRenderedPageBreak/>
+              <w:t>Sélection des jeux et niveaux</w:t>
+            </w:r>
+          </w:p>
+          <w:p>
+            <w:pPr>
+              <w:pStyle w:val="Paragraphedeliste"/>
+              <w:numPr>
+                <w:ilvl w:val="0"/>
+                <w:numId w:val="14"/>
+              </w:numPr>
+            </w:pPr>
+            <w:r>
+              <w:rPr>
+                <w:rFonts w:ascii="Arial" w:hAnsi="Arial"/>
+                <w:sz w:val="22"/>
+              </w:rPr>
+              <w:t>Recherche de profils compatibles via l’API</w:t>
+            </w:r>
+          </w:p>
+          <w:p>
+            <w:pPr>
+              <w:pStyle w:val="Paragraphedeliste"/>
+              <w:numPr>
+                <w:ilvl w:val="0"/>
+                <w:numId w:val="14"/>
+              </w:numPr>
+            </w:pPr>
+            <w:r>
+              <w:rPr>
+                <w:rFonts w:ascii="Arial" w:hAnsi="Arial"/>
+                <w:sz w:val="22"/>
+              </w:rPr>
+              <w:t>Communication entre utilisateurs</w:t>
+            </w:r>
+          </w:p>
+          <w:p>
+            <w:pPr>
+              <w:pStyle w:val="Paragraphedeliste"/>
+              <w:numPr>
+                <w:ilvl w:val="0"/>
+                <w:numId w:val="14"/>
+              </w:numPr>
+            </w:pPr>
+            <w:r>
+              <w:rPr>
+                <w:rFonts w:ascii="Arial" w:hAnsi="Arial"/>
+                <w:sz w:val="22"/>
+              </w:rPr>
+              <w:t>Mise à jour des données en base MySQL</w:t>
             </w:r>
           </w:p>
         </w:tc>
@@ -2555,7 +3168,7 @@
       </w:pPr>
     </w:p>
     <w:sectPr>
-      <w:footerReference w:type="default" r:id="rId8"/>
+      <w:footerReference w:type="default" r:id="rId10"/>
       <w:pgSz w:w="11900" w:h="16840"/>
       <w:pgMar w:top="851" w:right="1134" w:bottom="567" w:left="1134" w:header="709" w:footer="567" w:gutter="0"/>
       <w:cols w:space="708"/>
@@ -2746,336 +3359,6 @@
       </w:r>
     </w:p>
   </w:footnote>
-  <w:footnote w:id="2">
-    <w:p>
-      <w:pPr>
-        <w:pStyle w:val="Notedebasdepage"/>
-        <w:rPr>
-          <w:rFonts w:ascii="Arial" w:hAnsi="Arial" w:cs="Arial"/>
-          <w:sz w:val="16"/>
-          <w:szCs w:val="16"/>
-        </w:rPr>
-      </w:pPr>
-      <w:r>
-        <w:rPr>
-          <w:rStyle w:val="Appelnotedebasdep"/>
-        </w:rPr>
-        <w:footnoteRef/>
-      </w:r>
-      <w:r>
-        <w:rPr>
-          <w:rFonts w:ascii="Arial" w:hAnsi="Arial" w:cs="Arial"/>
-          <w:sz w:val="16"/>
-          <w:szCs w:val="16"/>
-        </w:rPr>
-        <w:t xml:space="preserve"> </w:t>
-      </w:r>
-      <w:r>
-        <w:rPr>
-          <w:rFonts w:ascii="Arial" w:hAnsi="Arial" w:cs="Arial"/>
-          <w:sz w:val="16"/>
-          <w:szCs w:val="16"/>
-        </w:rPr>
-        <w:t>Les réalisations professionnelles sont</w:t>
-      </w:r>
-      <w:r>
-        <w:rPr>
-          <w:rFonts w:ascii="Arial" w:hAnsi="Arial" w:cs="Arial"/>
-          <w:sz w:val="16"/>
-          <w:szCs w:val="16"/>
-        </w:rPr>
-        <w:t xml:space="preserve"> élaborées dans un environnement technologique conforme à l’annexe II.E</w:t>
-      </w:r>
-      <w:r>
-        <w:rPr>
-          <w:rFonts w:ascii="Arial" w:hAnsi="Arial" w:cs="Arial"/>
-          <w:sz w:val="16"/>
-          <w:szCs w:val="16"/>
-        </w:rPr>
-        <w:t xml:space="preserve"> du </w:t>
-      </w:r>
-      <w:r>
-        <w:rPr>
-          <w:rFonts w:ascii="Arial" w:hAnsi="Arial"/>
-          <w:sz w:val="16"/>
-          <w:szCs w:val="22"/>
-        </w:rPr>
-        <w:t>référentiel du BTS SIO</w:t>
-      </w:r>
-      <w:r>
-        <w:rPr>
-          <w:rFonts w:ascii="Arial" w:hAnsi="Arial"/>
-          <w:sz w:val="16"/>
-          <w:szCs w:val="22"/>
-        </w:rPr>
-        <w:t>.</w:t>
-      </w:r>
-    </w:p>
-  </w:footnote>
-  <w:footnote w:id="3">
-    <w:p>
-      <w:pPr>
-        <w:suppressAutoHyphens w:val="0"/>
-        <w:autoSpaceDE w:val="0"/>
-        <w:autoSpaceDN w:val="0"/>
-        <w:adjustRightInd w:val="0"/>
-        <w:jc w:val="both"/>
-        <w:rPr>
-          <w:rFonts w:ascii="Arial" w:hAnsi="Arial"/>
-          <w:sz w:val="18"/>
-          <w:szCs w:val="22"/>
-        </w:rPr>
-      </w:pPr>
-      <w:r>
-        <w:rPr>
-          <w:rStyle w:val="Appelnotedebasdep"/>
-          <w:rFonts w:ascii="Arial" w:hAnsi="Arial"/>
-          <w:sz w:val="18"/>
-        </w:rPr>
-        <w:footnoteRef/>
-      </w:r>
-      <w:r>
-        <w:rPr>
-          <w:rFonts w:ascii="Arial" w:hAnsi="Arial"/>
-          <w:sz w:val="18"/>
-        </w:rPr>
-        <w:t xml:space="preserve"> </w:t>
-      </w:r>
-      <w:r>
-        <w:rPr>
-          <w:rFonts w:ascii="Arial" w:hAnsi="Arial"/>
-          <w:sz w:val="16"/>
-          <w:szCs w:val="22"/>
-        </w:rPr>
-        <w:t>Conformément au référentiel du BTS SIO « </w:t>
-      </w:r>
-      <w:r>
-        <w:rPr>
-          <w:rFonts w:ascii="Arial" w:hAnsi="Arial"/>
-          <w:i/>
-          <w:iCs/>
-          <w:sz w:val="16"/>
-          <w:szCs w:val="22"/>
-        </w:rPr>
-        <w:t>Dans tous les cas, les candidats doivent se munir des outils et ressources techniques nécessaires au déroulement de l’épreuve. Ils sont seuls responsables de la disponibilité et de la mise en œuvre de ces outils et ressources. La circulaire nationale d’organisation précise les conditions matérielles de déroulement des interrogations et les pénalités à appliquer aux candidats qui ne se seraient pas munis des éléments nécessaires au déroulement de l’épreuve.</w:t>
-      </w:r>
-      <w:r>
-        <w:rPr>
-          <w:rFonts w:ascii="Arial" w:hAnsi="Arial"/>
-          <w:sz w:val="16"/>
-          <w:szCs w:val="22"/>
-        </w:rPr>
-        <w:t xml:space="preserve"> ». Les éléments peuvent être un </w:t>
-      </w:r>
-      <w:r>
-        <w:rPr>
-          <w:rFonts w:ascii="Arial" w:hAnsi="Arial"/>
-          <w:sz w:val="16"/>
-          <w:szCs w:val="22"/>
-        </w:rPr>
-        <w:t xml:space="preserve">identifiant, </w:t>
-      </w:r>
-      <w:r>
-        <w:rPr>
-          <w:rFonts w:ascii="Arial" w:hAnsi="Arial"/>
-          <w:sz w:val="16"/>
-          <w:szCs w:val="22"/>
-        </w:rPr>
-        <w:t xml:space="preserve">un </w:t>
-      </w:r>
-      <w:r>
-        <w:rPr>
-          <w:rFonts w:ascii="Arial" w:hAnsi="Arial"/>
-          <w:sz w:val="16"/>
-          <w:szCs w:val="22"/>
-        </w:rPr>
-        <w:t xml:space="preserve">mot de passe, </w:t>
-      </w:r>
-      <w:r>
-        <w:rPr>
-          <w:rFonts w:ascii="Arial" w:hAnsi="Arial"/>
-          <w:sz w:val="16"/>
-          <w:szCs w:val="22"/>
-        </w:rPr>
-        <w:t xml:space="preserve">une </w:t>
-      </w:r>
-      <w:r>
-        <w:rPr>
-          <w:rFonts w:ascii="Arial" w:hAnsi="Arial"/>
-          <w:sz w:val="16"/>
-          <w:szCs w:val="22"/>
-        </w:rPr>
-        <w:t>adresse réticulaire (URL) d’un espace de stockage et de la présentation de l’organisation du stockage.</w:t>
-      </w:r>
-    </w:p>
-  </w:footnote>
-  <w:footnote w:id="4">
-    <w:p>
-      <w:pPr>
-        <w:suppressAutoHyphens w:val="0"/>
-        <w:autoSpaceDE w:val="0"/>
-        <w:autoSpaceDN w:val="0"/>
-        <w:adjustRightInd w:val="0"/>
-        <w:jc w:val="both"/>
-        <w:rPr>
-          <w:rFonts w:ascii="Arial" w:hAnsi="Arial"/>
-          <w:sz w:val="18"/>
-          <w:szCs w:val="22"/>
-        </w:rPr>
-      </w:pPr>
-      <w:r>
-        <w:rPr>
-          <w:rStyle w:val="Appelnotedebasdep"/>
-          <w:rFonts w:ascii="Arial" w:hAnsi="Arial"/>
-          <w:sz w:val="18"/>
-        </w:rPr>
-        <w:footnoteRef/>
-      </w:r>
-      <w:r>
-        <w:rPr>
-          <w:rFonts w:ascii="Arial" w:hAnsi="Arial"/>
-          <w:sz w:val="18"/>
-        </w:rPr>
-        <w:t xml:space="preserve"> </w:t>
-      </w:r>
-      <w:r>
-        <w:rPr>
-          <w:rFonts w:ascii="Arial" w:hAnsi="Arial"/>
-          <w:sz w:val="16"/>
-          <w:szCs w:val="22"/>
-        </w:rPr>
-        <w:t xml:space="preserve">Lien vers </w:t>
-      </w:r>
-      <w:r>
-        <w:rPr>
-          <w:rFonts w:ascii="Arial" w:hAnsi="Arial"/>
-          <w:sz w:val="16"/>
-          <w:szCs w:val="22"/>
-        </w:rPr>
-        <w:t>la documentation</w:t>
-      </w:r>
-      <w:r>
-        <w:rPr>
-          <w:rFonts w:ascii="Arial" w:hAnsi="Arial"/>
-          <w:sz w:val="16"/>
-          <w:szCs w:val="22"/>
-        </w:rPr>
-        <w:t xml:space="preserve"> </w:t>
-      </w:r>
-      <w:r>
-        <w:rPr>
-          <w:rFonts w:ascii="Arial" w:hAnsi="Arial"/>
-          <w:sz w:val="16"/>
-          <w:szCs w:val="22"/>
-        </w:rPr>
-        <w:t xml:space="preserve">complète, précisant et </w:t>
-      </w:r>
-      <w:r>
-        <w:rPr>
-          <w:rFonts w:ascii="Arial" w:hAnsi="Arial"/>
-          <w:sz w:val="16"/>
-          <w:szCs w:val="22"/>
-        </w:rPr>
-        <w:t>décrivant</w:t>
-      </w:r>
-      <w:r>
-        <w:rPr>
-          <w:rFonts w:ascii="Arial" w:hAnsi="Arial"/>
-          <w:sz w:val="16"/>
-          <w:szCs w:val="22"/>
-        </w:rPr>
-        <w:t>, si cela n’a été fait au verso de la fiche,</w:t>
-      </w:r>
-      <w:r>
-        <w:rPr>
-          <w:rFonts w:ascii="Arial" w:hAnsi="Arial"/>
-          <w:sz w:val="16"/>
-          <w:szCs w:val="22"/>
-        </w:rPr>
-        <w:t xml:space="preserve"> la </w:t>
-      </w:r>
-      <w:r>
-        <w:rPr>
-          <w:rFonts w:ascii="Arial" w:hAnsi="Arial"/>
-          <w:sz w:val="16"/>
-          <w:szCs w:val="22"/>
-        </w:rPr>
-        <w:t>réalisation</w:t>
-      </w:r>
-      <w:r>
-        <w:rPr>
-          <w:rFonts w:ascii="Arial" w:hAnsi="Arial"/>
-          <w:sz w:val="16"/>
-          <w:szCs w:val="22"/>
-        </w:rPr>
-        <w:t xml:space="preserve"> professionnelle, </w:t>
-      </w:r>
-      <w:r>
-        <w:rPr>
-          <w:rFonts w:ascii="Arial" w:hAnsi="Arial"/>
-          <w:sz w:val="16"/>
-          <w:szCs w:val="22"/>
-        </w:rPr>
-        <w:t>par exemple</w:t>
-      </w:r>
-      <w:r>
-        <w:rPr>
-          <w:rFonts w:ascii="Arial" w:hAnsi="Arial"/>
-          <w:sz w:val="16"/>
-          <w:szCs w:val="22"/>
-        </w:rPr>
-        <w:t>s</w:t>
-      </w:r>
-      <w:r>
-        <w:rPr>
-          <w:rFonts w:ascii="Arial" w:hAnsi="Arial"/>
-          <w:sz w:val="16"/>
-          <w:szCs w:val="22"/>
-        </w:rPr>
-        <w:t xml:space="preserve"> service fourni par la </w:t>
-      </w:r>
-      <w:r>
-        <w:rPr>
-          <w:rFonts w:ascii="Arial" w:hAnsi="Arial"/>
-          <w:sz w:val="16"/>
-          <w:szCs w:val="22"/>
-        </w:rPr>
-        <w:t>réalisation</w:t>
-      </w:r>
-      <w:r>
-        <w:rPr>
-          <w:rFonts w:ascii="Arial" w:hAnsi="Arial"/>
-          <w:sz w:val="16"/>
-          <w:szCs w:val="22"/>
-        </w:rPr>
-        <w:t>, interfaces utilisateurs, description des classes</w:t>
-      </w:r>
-      <w:r>
-        <w:rPr>
-          <w:rFonts w:ascii="Arial" w:hAnsi="Arial"/>
-          <w:sz w:val="16"/>
-          <w:szCs w:val="22"/>
-        </w:rPr>
-        <w:t xml:space="preserve"> ou</w:t>
-      </w:r>
-      <w:r>
-        <w:rPr>
-          <w:rFonts w:ascii="Arial" w:hAnsi="Arial"/>
-          <w:sz w:val="16"/>
-          <w:szCs w:val="22"/>
-        </w:rPr>
-        <w:t xml:space="preserve"> de la base de données</w:t>
-      </w:r>
-      <w:r>
-        <w:rPr>
-          <w:rFonts w:ascii="Arial" w:hAnsi="Arial"/>
-          <w:sz w:val="16"/>
-          <w:szCs w:val="22"/>
-        </w:rPr>
-        <w:t>.</w:t>
-      </w:r>
-    </w:p>
-  </w:footnote>
 </w:footnotes>
 </file>
 
@@ -3447,6 +3730,119 @@
     </w:lvl>
   </w:abstractNum>
   <w:abstractNum w:abstractNumId="3" w15:restartNumberingAfterBreak="0">
+    <w:nsid w:val="2C795C1D"/>
+    <w:multiLevelType w:val="hybridMultilevel"/>
+    <w:tmpl w:val="1364323C"/>
+    <w:lvl w:ilvl="0" w:tplc="04090001">
+      <w:start w:val="1"/>
+      <w:numFmt w:val="bullet"/>
+      <w:lvlText w:val=""/>
+      <w:lvlJc w:val="left"/>
+      <w:pPr>
+        <w:ind w:left="720" w:hanging="360"/>
+      </w:pPr>
+      <w:rPr>
+        <w:rFonts w:ascii="Symbol" w:hAnsi="Symbol" w:hint="default"/>
+      </w:rPr>
+    </w:lvl>
+    <w:lvl w:ilvl="1" w:tplc="04090003" w:tentative="1">
+      <w:start w:val="1"/>
+      <w:numFmt w:val="bullet"/>
+      <w:lvlText w:val="o"/>
+      <w:lvlJc w:val="left"/>
+      <w:pPr>
+        <w:ind w:left="1440" w:hanging="360"/>
+      </w:pPr>
+      <w:rPr>
+        <w:rFonts w:ascii="Courier New" w:hAnsi="Courier New" w:cs="Courier New" w:hint="default"/>
+      </w:rPr>
+    </w:lvl>
+    <w:lvl w:ilvl="2" w:tplc="04090005" w:tentative="1">
+      <w:start w:val="1"/>
+      <w:numFmt w:val="bullet"/>
+      <w:lvlText w:val=""/>
+      <w:lvlJc w:val="left"/>
+      <w:pPr>
+        <w:ind w:left="2160" w:hanging="360"/>
+      </w:pPr>
+      <w:rPr>
+        <w:rFonts w:ascii="Wingdings" w:hAnsi="Wingdings" w:hint="default"/>
+      </w:rPr>
+    </w:lvl>
+    <w:lvl w:ilvl="3" w:tplc="04090001" w:tentative="1">
+      <w:start w:val="1"/>
+      <w:numFmt w:val="bullet"/>
+      <w:lvlText w:val=""/>
+      <w:lvlJc w:val="left"/>
+      <w:pPr>
+        <w:ind w:left="2880" w:hanging="360"/>
+      </w:pPr>
+      <w:rPr>
+        <w:rFonts w:ascii="Symbol" w:hAnsi="Symbol" w:hint="default"/>
+      </w:rPr>
+    </w:lvl>
+    <w:lvl w:ilvl="4" w:tplc="04090003" w:tentative="1">
+      <w:start w:val="1"/>
+      <w:numFmt w:val="bullet"/>
+      <w:lvlText w:val="o"/>
+      <w:lvlJc w:val="left"/>
+      <w:pPr>
+        <w:ind w:left="3600" w:hanging="360"/>
+      </w:pPr>
+      <w:rPr>
+        <w:rFonts w:ascii="Courier New" w:hAnsi="Courier New" w:cs="Courier New" w:hint="default"/>
+      </w:rPr>
+    </w:lvl>
+    <w:lvl w:ilvl="5" w:tplc="04090005" w:tentative="1">
+      <w:start w:val="1"/>
+      <w:numFmt w:val="bullet"/>
+      <w:lvlText w:val=""/>
+      <w:lvlJc w:val="left"/>
+      <w:pPr>
+        <w:ind w:left="4320" w:hanging="360"/>
+      </w:pPr>
+      <w:rPr>
+        <w:rFonts w:ascii="Wingdings" w:hAnsi="Wingdings" w:hint="default"/>
+      </w:rPr>
+    </w:lvl>
+    <w:lvl w:ilvl="6" w:tplc="04090001" w:tentative="1">
+      <w:start w:val="1"/>
+      <w:numFmt w:val="bullet"/>
+      <w:lvlText w:val=""/>
+      <w:lvlJc w:val="left"/>
+      <w:pPr>
+        <w:ind w:left="5040" w:hanging="360"/>
+      </w:pPr>
+      <w:rPr>
+        <w:rFonts w:ascii="Symbol" w:hAnsi="Symbol" w:hint="default"/>
+      </w:rPr>
+    </w:lvl>
+    <w:lvl w:ilvl="7" w:tplc="04090003" w:tentative="1">
+      <w:start w:val="1"/>
+      <w:numFmt w:val="bullet"/>
+      <w:lvlText w:val="o"/>
+      <w:lvlJc w:val="left"/>
+      <w:pPr>
+        <w:ind w:left="5760" w:hanging="360"/>
+      </w:pPr>
+      <w:rPr>
+        <w:rFonts w:ascii="Courier New" w:hAnsi="Courier New" w:cs="Courier New" w:hint="default"/>
+      </w:rPr>
+    </w:lvl>
+    <w:lvl w:ilvl="8" w:tplc="04090005" w:tentative="1">
+      <w:start w:val="1"/>
+      <w:numFmt w:val="bullet"/>
+      <w:lvlText w:val=""/>
+      <w:lvlJc w:val="left"/>
+      <w:pPr>
+        <w:ind w:left="6480" w:hanging="360"/>
+      </w:pPr>
+      <w:rPr>
+        <w:rFonts w:ascii="Wingdings" w:hAnsi="Wingdings" w:hint="default"/>
+      </w:rPr>
+    </w:lvl>
+  </w:abstractNum>
+  <w:abstractNum w:abstractNumId="4" w15:restartNumberingAfterBreak="0">
     <w:nsid w:val="2EF826F8"/>
     <w:multiLevelType w:val="hybridMultilevel"/>
     <w:tmpl w:val="6FF81428"/>
@@ -3559,7 +3955,120 @@
       </w:rPr>
     </w:lvl>
   </w:abstractNum>
-  <w:abstractNum w:abstractNumId="4" w15:restartNumberingAfterBreak="0">
+  <w:abstractNum w:abstractNumId="5" w15:restartNumberingAfterBreak="0">
+    <w:nsid w:val="303346B5"/>
+    <w:multiLevelType w:val="hybridMultilevel"/>
+    <w:tmpl w:val="92D6BD6A"/>
+    <w:lvl w:ilvl="0" w:tplc="04090001">
+      <w:start w:val="1"/>
+      <w:numFmt w:val="bullet"/>
+      <w:lvlText w:val=""/>
+      <w:lvlJc w:val="left"/>
+      <w:pPr>
+        <w:ind w:left="720" w:hanging="360"/>
+      </w:pPr>
+      <w:rPr>
+        <w:rFonts w:ascii="Symbol" w:hAnsi="Symbol" w:hint="default"/>
+      </w:rPr>
+    </w:lvl>
+    <w:lvl w:ilvl="1" w:tplc="04090003" w:tentative="1">
+      <w:start w:val="1"/>
+      <w:numFmt w:val="bullet"/>
+      <w:lvlText w:val="o"/>
+      <w:lvlJc w:val="left"/>
+      <w:pPr>
+        <w:ind w:left="1440" w:hanging="360"/>
+      </w:pPr>
+      <w:rPr>
+        <w:rFonts w:ascii="Courier New" w:hAnsi="Courier New" w:cs="Courier New" w:hint="default"/>
+      </w:rPr>
+    </w:lvl>
+    <w:lvl w:ilvl="2" w:tplc="04090005" w:tentative="1">
+      <w:start w:val="1"/>
+      <w:numFmt w:val="bullet"/>
+      <w:lvlText w:val=""/>
+      <w:lvlJc w:val="left"/>
+      <w:pPr>
+        <w:ind w:left="2160" w:hanging="360"/>
+      </w:pPr>
+      <w:rPr>
+        <w:rFonts w:ascii="Wingdings" w:hAnsi="Wingdings" w:hint="default"/>
+      </w:rPr>
+    </w:lvl>
+    <w:lvl w:ilvl="3" w:tplc="04090001" w:tentative="1">
+      <w:start w:val="1"/>
+      <w:numFmt w:val="bullet"/>
+      <w:lvlText w:val=""/>
+      <w:lvlJc w:val="left"/>
+      <w:pPr>
+        <w:ind w:left="2880" w:hanging="360"/>
+      </w:pPr>
+      <w:rPr>
+        <w:rFonts w:ascii="Symbol" w:hAnsi="Symbol" w:hint="default"/>
+      </w:rPr>
+    </w:lvl>
+    <w:lvl w:ilvl="4" w:tplc="04090003" w:tentative="1">
+      <w:start w:val="1"/>
+      <w:numFmt w:val="bullet"/>
+      <w:lvlText w:val="o"/>
+      <w:lvlJc w:val="left"/>
+      <w:pPr>
+        <w:ind w:left="3600" w:hanging="360"/>
+      </w:pPr>
+      <w:rPr>
+        <w:rFonts w:ascii="Courier New" w:hAnsi="Courier New" w:cs="Courier New" w:hint="default"/>
+      </w:rPr>
+    </w:lvl>
+    <w:lvl w:ilvl="5" w:tplc="04090005" w:tentative="1">
+      <w:start w:val="1"/>
+      <w:numFmt w:val="bullet"/>
+      <w:lvlText w:val=""/>
+      <w:lvlJc w:val="left"/>
+      <w:pPr>
+        <w:ind w:left="4320" w:hanging="360"/>
+      </w:pPr>
+      <w:rPr>
+        <w:rFonts w:ascii="Wingdings" w:hAnsi="Wingdings" w:hint="default"/>
+      </w:rPr>
+    </w:lvl>
+    <w:lvl w:ilvl="6" w:tplc="04090001" w:tentative="1">
+      <w:start w:val="1"/>
+      <w:numFmt w:val="bullet"/>
+      <w:lvlText w:val=""/>
+      <w:lvlJc w:val="left"/>
+      <w:pPr>
+        <w:ind w:left="5040" w:hanging="360"/>
+      </w:pPr>
+      <w:rPr>
+        <w:rFonts w:ascii="Symbol" w:hAnsi="Symbol" w:hint="default"/>
+      </w:rPr>
+    </w:lvl>
+    <w:lvl w:ilvl="7" w:tplc="04090003" w:tentative="1">
+      <w:start w:val="1"/>
+      <w:numFmt w:val="bullet"/>
+      <w:lvlText w:val="o"/>
+      <w:lvlJc w:val="left"/>
+      <w:pPr>
+        <w:ind w:left="5760" w:hanging="360"/>
+      </w:pPr>
+      <w:rPr>
+        <w:rFonts w:ascii="Courier New" w:hAnsi="Courier New" w:cs="Courier New" w:hint="default"/>
+      </w:rPr>
+    </w:lvl>
+    <w:lvl w:ilvl="8" w:tplc="04090005" w:tentative="1">
+      <w:start w:val="1"/>
+      <w:numFmt w:val="bullet"/>
+      <w:lvlText w:val=""/>
+      <w:lvlJc w:val="left"/>
+      <w:pPr>
+        <w:ind w:left="6480" w:hanging="360"/>
+      </w:pPr>
+      <w:rPr>
+        <w:rFonts w:ascii="Wingdings" w:hAnsi="Wingdings" w:hint="default"/>
+      </w:rPr>
+    </w:lvl>
+  </w:abstractNum>
+  <w:abstractNum w:abstractNumId="6" w15:restartNumberingAfterBreak="0">
     <w:nsid w:val="3141555D"/>
     <w:multiLevelType w:val="multilevel"/>
     <w:tmpl w:val="216A2E8E"/>
@@ -3690,7 +4199,233 @@
       </w:rPr>
     </w:lvl>
   </w:abstractNum>
-  <w:abstractNum w:abstractNumId="5" w15:restartNumberingAfterBreak="0">
+  <w:abstractNum w:abstractNumId="7" w15:restartNumberingAfterBreak="0">
+    <w:nsid w:val="37F74166"/>
+    <w:multiLevelType w:val="hybridMultilevel"/>
+    <w:tmpl w:val="6C9AE02E"/>
+    <w:lvl w:ilvl="0" w:tplc="04090001">
+      <w:start w:val="1"/>
+      <w:numFmt w:val="bullet"/>
+      <w:lvlText w:val=""/>
+      <w:lvlJc w:val="left"/>
+      <w:pPr>
+        <w:ind w:left="720" w:hanging="360"/>
+      </w:pPr>
+      <w:rPr>
+        <w:rFonts w:ascii="Symbol" w:hAnsi="Symbol" w:hint="default"/>
+      </w:rPr>
+    </w:lvl>
+    <w:lvl w:ilvl="1" w:tplc="04090003" w:tentative="1">
+      <w:start w:val="1"/>
+      <w:numFmt w:val="bullet"/>
+      <w:lvlText w:val="o"/>
+      <w:lvlJc w:val="left"/>
+      <w:pPr>
+        <w:ind w:left="1440" w:hanging="360"/>
+      </w:pPr>
+      <w:rPr>
+        <w:rFonts w:ascii="Courier New" w:hAnsi="Courier New" w:cs="Courier New" w:hint="default"/>
+      </w:rPr>
+    </w:lvl>
+    <w:lvl w:ilvl="2" w:tplc="04090005" w:tentative="1">
+      <w:start w:val="1"/>
+      <w:numFmt w:val="bullet"/>
+      <w:lvlText w:val=""/>
+      <w:lvlJc w:val="left"/>
+      <w:pPr>
+        <w:ind w:left="2160" w:hanging="360"/>
+      </w:pPr>
+      <w:rPr>
+        <w:rFonts w:ascii="Wingdings" w:hAnsi="Wingdings" w:hint="default"/>
+      </w:rPr>
+    </w:lvl>
+    <w:lvl w:ilvl="3" w:tplc="04090001" w:tentative="1">
+      <w:start w:val="1"/>
+      <w:numFmt w:val="bullet"/>
+      <w:lvlText w:val=""/>
+      <w:lvlJc w:val="left"/>
+      <w:pPr>
+        <w:ind w:left="2880" w:hanging="360"/>
+      </w:pPr>
+      <w:rPr>
+        <w:rFonts w:ascii="Symbol" w:hAnsi="Symbol" w:hint="default"/>
+      </w:rPr>
+    </w:lvl>
+    <w:lvl w:ilvl="4" w:tplc="04090003" w:tentative="1">
+      <w:start w:val="1"/>
+      <w:numFmt w:val="bullet"/>
+      <w:lvlText w:val="o"/>
+      <w:lvlJc w:val="left"/>
+      <w:pPr>
+        <w:ind w:left="3600" w:hanging="360"/>
+      </w:pPr>
+      <w:rPr>
+        <w:rFonts w:ascii="Courier New" w:hAnsi="Courier New" w:cs="Courier New" w:hint="default"/>
+      </w:rPr>
+    </w:lvl>
+    <w:lvl w:ilvl="5" w:tplc="04090005" w:tentative="1">
+      <w:start w:val="1"/>
+      <w:numFmt w:val="bullet"/>
+      <w:lvlText w:val=""/>
+      <w:lvlJc w:val="left"/>
+      <w:pPr>
+        <w:ind w:left="4320" w:hanging="360"/>
+      </w:pPr>
+      <w:rPr>
+        <w:rFonts w:ascii="Wingdings" w:hAnsi="Wingdings" w:hint="default"/>
+      </w:rPr>
+    </w:lvl>
+    <w:lvl w:ilvl="6" w:tplc="04090001" w:tentative="1">
+      <w:start w:val="1"/>
+      <w:numFmt w:val="bullet"/>
+      <w:lvlText w:val=""/>
+      <w:lvlJc w:val="left"/>
+      <w:pPr>
+        <w:ind w:left="5040" w:hanging="360"/>
+      </w:pPr>
+      <w:rPr>
+        <w:rFonts w:ascii="Symbol" w:hAnsi="Symbol" w:hint="default"/>
+      </w:rPr>
+    </w:lvl>
+    <w:lvl w:ilvl="7" w:tplc="04090003" w:tentative="1">
+      <w:start w:val="1"/>
+      <w:numFmt w:val="bullet"/>
+      <w:lvlText w:val="o"/>
+      <w:lvlJc w:val="left"/>
+      <w:pPr>
+        <w:ind w:left="5760" w:hanging="360"/>
+      </w:pPr>
+      <w:rPr>
+        <w:rFonts w:ascii="Courier New" w:hAnsi="Courier New" w:cs="Courier New" w:hint="default"/>
+      </w:rPr>
+    </w:lvl>
+    <w:lvl w:ilvl="8" w:tplc="04090005" w:tentative="1">
+      <w:start w:val="1"/>
+      <w:numFmt w:val="bullet"/>
+      <w:lvlText w:val=""/>
+      <w:lvlJc w:val="left"/>
+      <w:pPr>
+        <w:ind w:left="6480" w:hanging="360"/>
+      </w:pPr>
+      <w:rPr>
+        <w:rFonts w:ascii="Wingdings" w:hAnsi="Wingdings" w:hint="default"/>
+      </w:rPr>
+    </w:lvl>
+  </w:abstractNum>
+  <w:abstractNum w:abstractNumId="8" w15:restartNumberingAfterBreak="0">
+    <w:nsid w:val="445D5F07"/>
+    <w:multiLevelType w:val="hybridMultilevel"/>
+    <w:tmpl w:val="994C7400"/>
+    <w:lvl w:ilvl="0" w:tplc="04090001">
+      <w:start w:val="1"/>
+      <w:numFmt w:val="bullet"/>
+      <w:lvlText w:val=""/>
+      <w:lvlJc w:val="left"/>
+      <w:pPr>
+        <w:ind w:left="720" w:hanging="360"/>
+      </w:pPr>
+      <w:rPr>
+        <w:rFonts w:ascii="Symbol" w:hAnsi="Symbol" w:hint="default"/>
+      </w:rPr>
+    </w:lvl>
+    <w:lvl w:ilvl="1" w:tplc="04090003" w:tentative="1">
+      <w:start w:val="1"/>
+      <w:numFmt w:val="bullet"/>
+      <w:lvlText w:val="o"/>
+      <w:lvlJc w:val="left"/>
+      <w:pPr>
+        <w:ind w:left="1440" w:hanging="360"/>
+      </w:pPr>
+      <w:rPr>
+        <w:rFonts w:ascii="Courier New" w:hAnsi="Courier New" w:cs="Courier New" w:hint="default"/>
+      </w:rPr>
+    </w:lvl>
+    <w:lvl w:ilvl="2" w:tplc="04090005" w:tentative="1">
+      <w:start w:val="1"/>
+      <w:numFmt w:val="bullet"/>
+      <w:lvlText w:val=""/>
+      <w:lvlJc w:val="left"/>
+      <w:pPr>
+        <w:ind w:left="2160" w:hanging="360"/>
+      </w:pPr>
+      <w:rPr>
+        <w:rFonts w:ascii="Wingdings" w:hAnsi="Wingdings" w:hint="default"/>
+      </w:rPr>
+    </w:lvl>
+    <w:lvl w:ilvl="3" w:tplc="04090001" w:tentative="1">
+      <w:start w:val="1"/>
+      <w:numFmt w:val="bullet"/>
+      <w:lvlText w:val=""/>
+      <w:lvlJc w:val="left"/>
+      <w:pPr>
+        <w:ind w:left="2880" w:hanging="360"/>
+      </w:pPr>
+      <w:rPr>
+        <w:rFonts w:ascii="Symbol" w:hAnsi="Symbol" w:hint="default"/>
+      </w:rPr>
+    </w:lvl>
+    <w:lvl w:ilvl="4" w:tplc="04090003" w:tentative="1">
+      <w:start w:val="1"/>
+      <w:numFmt w:val="bullet"/>
+      <w:lvlText w:val="o"/>
+      <w:lvlJc w:val="left"/>
+      <w:pPr>
+        <w:ind w:left="3600" w:hanging="360"/>
+      </w:pPr>
+      <w:rPr>
+        <w:rFonts w:ascii="Courier New" w:hAnsi="Courier New" w:cs="Courier New" w:hint="default"/>
+      </w:rPr>
+    </w:lvl>
+    <w:lvl w:ilvl="5" w:tplc="04090005" w:tentative="1">
+      <w:start w:val="1"/>
+      <w:numFmt w:val="bullet"/>
+      <w:lvlText w:val=""/>
+      <w:lvlJc w:val="left"/>
+      <w:pPr>
+        <w:ind w:left="4320" w:hanging="360"/>
+      </w:pPr>
+      <w:rPr>
+        <w:rFonts w:ascii="Wingdings" w:hAnsi="Wingdings" w:hint="default"/>
+      </w:rPr>
+    </w:lvl>
+    <w:lvl w:ilvl="6" w:tplc="04090001" w:tentative="1">
+      <w:start w:val="1"/>
+      <w:numFmt w:val="bullet"/>
+      <w:lvlText w:val=""/>
+      <w:lvlJc w:val="left"/>
+      <w:pPr>
+        <w:ind w:left="5040" w:hanging="360"/>
+      </w:pPr>
+      <w:rPr>
+        <w:rFonts w:ascii="Symbol" w:hAnsi="Symbol" w:hint="default"/>
+      </w:rPr>
+    </w:lvl>
+    <w:lvl w:ilvl="7" w:tplc="04090003" w:tentative="1">
+      <w:start w:val="1"/>
+      <w:numFmt w:val="bullet"/>
+      <w:lvlText w:val="o"/>
+      <w:lvlJc w:val="left"/>
+      <w:pPr>
+        <w:ind w:left="5760" w:hanging="360"/>
+      </w:pPr>
+      <w:rPr>
+        <w:rFonts w:ascii="Courier New" w:hAnsi="Courier New" w:cs="Courier New" w:hint="default"/>
+      </w:rPr>
+    </w:lvl>
+    <w:lvl w:ilvl="8" w:tplc="04090005" w:tentative="1">
+      <w:start w:val="1"/>
+      <w:numFmt w:val="bullet"/>
+      <w:lvlText w:val=""/>
+      <w:lvlJc w:val="left"/>
+      <w:pPr>
+        <w:ind w:left="6480" w:hanging="360"/>
+      </w:pPr>
+      <w:rPr>
+        <w:rFonts w:ascii="Wingdings" w:hAnsi="Wingdings" w:hint="default"/>
+      </w:rPr>
+    </w:lvl>
+  </w:abstractNum>
+  <w:abstractNum w:abstractNumId="9" w15:restartNumberingAfterBreak="0">
     <w:nsid w:val="45D542C5"/>
     <w:multiLevelType w:val="multilevel"/>
     <w:tmpl w:val="6284FBDE"/>
@@ -3821,7 +4556,120 @@
       </w:rPr>
     </w:lvl>
   </w:abstractNum>
-  <w:abstractNum w:abstractNumId="6" w15:restartNumberingAfterBreak="0">
+  <w:abstractNum w:abstractNumId="10" w15:restartNumberingAfterBreak="0">
+    <w:nsid w:val="489C449F"/>
+    <w:multiLevelType w:val="hybridMultilevel"/>
+    <w:tmpl w:val="72D0196E"/>
+    <w:lvl w:ilvl="0" w:tplc="04090001">
+      <w:start w:val="1"/>
+      <w:numFmt w:val="bullet"/>
+      <w:lvlText w:val=""/>
+      <w:lvlJc w:val="left"/>
+      <w:pPr>
+        <w:ind w:left="720" w:hanging="360"/>
+      </w:pPr>
+      <w:rPr>
+        <w:rFonts w:ascii="Symbol" w:hAnsi="Symbol" w:hint="default"/>
+      </w:rPr>
+    </w:lvl>
+    <w:lvl w:ilvl="1" w:tplc="04090003" w:tentative="1">
+      <w:start w:val="1"/>
+      <w:numFmt w:val="bullet"/>
+      <w:lvlText w:val="o"/>
+      <w:lvlJc w:val="left"/>
+      <w:pPr>
+        <w:ind w:left="1440" w:hanging="360"/>
+      </w:pPr>
+      <w:rPr>
+        <w:rFonts w:ascii="Courier New" w:hAnsi="Courier New" w:cs="Courier New" w:hint="default"/>
+      </w:rPr>
+    </w:lvl>
+    <w:lvl w:ilvl="2" w:tplc="04090005" w:tentative="1">
+      <w:start w:val="1"/>
+      <w:numFmt w:val="bullet"/>
+      <w:lvlText w:val=""/>
+      <w:lvlJc w:val="left"/>
+      <w:pPr>
+        <w:ind w:left="2160" w:hanging="360"/>
+      </w:pPr>
+      <w:rPr>
+        <w:rFonts w:ascii="Wingdings" w:hAnsi="Wingdings" w:hint="default"/>
+      </w:rPr>
+    </w:lvl>
+    <w:lvl w:ilvl="3" w:tplc="04090001" w:tentative="1">
+      <w:start w:val="1"/>
+      <w:numFmt w:val="bullet"/>
+      <w:lvlText w:val=""/>
+      <w:lvlJc w:val="left"/>
+      <w:pPr>
+        <w:ind w:left="2880" w:hanging="360"/>
+      </w:pPr>
+      <w:rPr>
+        <w:rFonts w:ascii="Symbol" w:hAnsi="Symbol" w:hint="default"/>
+      </w:rPr>
+    </w:lvl>
+    <w:lvl w:ilvl="4" w:tplc="04090003" w:tentative="1">
+      <w:start w:val="1"/>
+      <w:numFmt w:val="bullet"/>
+      <w:lvlText w:val="o"/>
+      <w:lvlJc w:val="left"/>
+      <w:pPr>
+        <w:ind w:left="3600" w:hanging="360"/>
+      </w:pPr>
+      <w:rPr>
+        <w:rFonts w:ascii="Courier New" w:hAnsi="Courier New" w:cs="Courier New" w:hint="default"/>
+      </w:rPr>
+    </w:lvl>
+    <w:lvl w:ilvl="5" w:tplc="04090005" w:tentative="1">
+      <w:start w:val="1"/>
+      <w:numFmt w:val="bullet"/>
+      <w:lvlText w:val=""/>
+      <w:lvlJc w:val="left"/>
+      <w:pPr>
+        <w:ind w:left="4320" w:hanging="360"/>
+      </w:pPr>
+      <w:rPr>
+        <w:rFonts w:ascii="Wingdings" w:hAnsi="Wingdings" w:hint="default"/>
+      </w:rPr>
+    </w:lvl>
+    <w:lvl w:ilvl="6" w:tplc="04090001" w:tentative="1">
+      <w:start w:val="1"/>
+      <w:numFmt w:val="bullet"/>
+      <w:lvlText w:val=""/>
+      <w:lvlJc w:val="left"/>
+      <w:pPr>
+        <w:ind w:left="5040" w:hanging="360"/>
+      </w:pPr>
+      <w:rPr>
+        <w:rFonts w:ascii="Symbol" w:hAnsi="Symbol" w:hint="default"/>
+      </w:rPr>
+    </w:lvl>
+    <w:lvl w:ilvl="7" w:tplc="04090003" w:tentative="1">
+      <w:start w:val="1"/>
+      <w:numFmt w:val="bullet"/>
+      <w:lvlText w:val="o"/>
+      <w:lvlJc w:val="left"/>
+      <w:pPr>
+        <w:ind w:left="5760" w:hanging="360"/>
+      </w:pPr>
+      <w:rPr>
+        <w:rFonts w:ascii="Courier New" w:hAnsi="Courier New" w:cs="Courier New" w:hint="default"/>
+      </w:rPr>
+    </w:lvl>
+    <w:lvl w:ilvl="8" w:tplc="04090005" w:tentative="1">
+      <w:start w:val="1"/>
+      <w:numFmt w:val="bullet"/>
+      <w:lvlText w:val=""/>
+      <w:lvlJc w:val="left"/>
+      <w:pPr>
+        <w:ind w:left="6480" w:hanging="360"/>
+      </w:pPr>
+      <w:rPr>
+        <w:rFonts w:ascii="Wingdings" w:hAnsi="Wingdings" w:hint="default"/>
+      </w:rPr>
+    </w:lvl>
+  </w:abstractNum>
+  <w:abstractNum w:abstractNumId="11" w15:restartNumberingAfterBreak="0">
     <w:nsid w:val="48F23D79"/>
     <w:multiLevelType w:val="multilevel"/>
     <w:tmpl w:val="049298B6"/>
@@ -3952,7 +4800,7 @@
       </w:rPr>
     </w:lvl>
   </w:abstractNum>
-  <w:abstractNum w:abstractNumId="7" w15:restartNumberingAfterBreak="0">
+  <w:abstractNum w:abstractNumId="12" w15:restartNumberingAfterBreak="0">
     <w:nsid w:val="4B385CB8"/>
     <w:multiLevelType w:val="multilevel"/>
     <w:tmpl w:val="A93031D2"/>
@@ -4065,7 +4913,7 @@
       </w:rPr>
     </w:lvl>
   </w:abstractNum>
-  <w:abstractNum w:abstractNumId="8" w15:restartNumberingAfterBreak="0">
+  <w:abstractNum w:abstractNumId="13" w15:restartNumberingAfterBreak="0">
     <w:nsid w:val="546203E4"/>
     <w:multiLevelType w:val="hybridMultilevel"/>
     <w:tmpl w:val="5C4E7B72"/>
@@ -4179,7 +5027,7 @@
       </w:rPr>
     </w:lvl>
   </w:abstractNum>
-  <w:abstractNum w:abstractNumId="9" w15:restartNumberingAfterBreak="0">
+  <w:abstractNum w:abstractNumId="14" w15:restartNumberingAfterBreak="0">
     <w:nsid w:val="562F10E4"/>
     <w:multiLevelType w:val="hybridMultilevel"/>
     <w:tmpl w:val="6F240FFC"/>
@@ -4293,7 +5141,7 @@
       </w:rPr>
     </w:lvl>
   </w:abstractNum>
-  <w:abstractNum w:abstractNumId="10" w15:restartNumberingAfterBreak="0">
+  <w:abstractNum w:abstractNumId="15" w15:restartNumberingAfterBreak="0">
     <w:nsid w:val="57367469"/>
     <w:multiLevelType w:val="hybridMultilevel"/>
     <w:tmpl w:val="50B0E548"/>
@@ -4432,7 +5280,120 @@
       </w:rPr>
     </w:lvl>
   </w:abstractNum>
-  <w:abstractNum w:abstractNumId="11" w15:restartNumberingAfterBreak="0">
+  <w:abstractNum w:abstractNumId="16" w15:restartNumberingAfterBreak="0">
+    <w:nsid w:val="589C155A"/>
+    <w:multiLevelType w:val="hybridMultilevel"/>
+    <w:tmpl w:val="C3A8B0B6"/>
+    <w:lvl w:ilvl="0" w:tplc="04090001">
+      <w:start w:val="1"/>
+      <w:numFmt w:val="bullet"/>
+      <w:lvlText w:val=""/>
+      <w:lvlJc w:val="left"/>
+      <w:pPr>
+        <w:ind w:left="720" w:hanging="360"/>
+      </w:pPr>
+      <w:rPr>
+        <w:rFonts w:ascii="Symbol" w:hAnsi="Symbol" w:hint="default"/>
+      </w:rPr>
+    </w:lvl>
+    <w:lvl w:ilvl="1" w:tplc="04090003" w:tentative="1">
+      <w:start w:val="1"/>
+      <w:numFmt w:val="bullet"/>
+      <w:lvlText w:val="o"/>
+      <w:lvlJc w:val="left"/>
+      <w:pPr>
+        <w:ind w:left="1440" w:hanging="360"/>
+      </w:pPr>
+      <w:rPr>
+        <w:rFonts w:ascii="Courier New" w:hAnsi="Courier New" w:cs="Courier New" w:hint="default"/>
+      </w:rPr>
+    </w:lvl>
+    <w:lvl w:ilvl="2" w:tplc="04090005" w:tentative="1">
+      <w:start w:val="1"/>
+      <w:numFmt w:val="bullet"/>
+      <w:lvlText w:val=""/>
+      <w:lvlJc w:val="left"/>
+      <w:pPr>
+        <w:ind w:left="2160" w:hanging="360"/>
+      </w:pPr>
+      <w:rPr>
+        <w:rFonts w:ascii="Wingdings" w:hAnsi="Wingdings" w:hint="default"/>
+      </w:rPr>
+    </w:lvl>
+    <w:lvl w:ilvl="3" w:tplc="04090001" w:tentative="1">
+      <w:start w:val="1"/>
+      <w:numFmt w:val="bullet"/>
+      <w:lvlText w:val=""/>
+      <w:lvlJc w:val="left"/>
+      <w:pPr>
+        <w:ind w:left="2880" w:hanging="360"/>
+      </w:pPr>
+      <w:rPr>
+        <w:rFonts w:ascii="Symbol" w:hAnsi="Symbol" w:hint="default"/>
+      </w:rPr>
+    </w:lvl>
+    <w:lvl w:ilvl="4" w:tplc="04090003" w:tentative="1">
+      <w:start w:val="1"/>
+      <w:numFmt w:val="bullet"/>
+      <w:lvlText w:val="o"/>
+      <w:lvlJc w:val="left"/>
+      <w:pPr>
+        <w:ind w:left="3600" w:hanging="360"/>
+      </w:pPr>
+      <w:rPr>
+        <w:rFonts w:ascii="Courier New" w:hAnsi="Courier New" w:cs="Courier New" w:hint="default"/>
+      </w:rPr>
+    </w:lvl>
+    <w:lvl w:ilvl="5" w:tplc="04090005" w:tentative="1">
+      <w:start w:val="1"/>
+      <w:numFmt w:val="bullet"/>
+      <w:lvlText w:val=""/>
+      <w:lvlJc w:val="left"/>
+      <w:pPr>
+        <w:ind w:left="4320" w:hanging="360"/>
+      </w:pPr>
+      <w:rPr>
+        <w:rFonts w:ascii="Wingdings" w:hAnsi="Wingdings" w:hint="default"/>
+      </w:rPr>
+    </w:lvl>
+    <w:lvl w:ilvl="6" w:tplc="04090001" w:tentative="1">
+      <w:start w:val="1"/>
+      <w:numFmt w:val="bullet"/>
+      <w:lvlText w:val=""/>
+      <w:lvlJc w:val="left"/>
+      <w:pPr>
+        <w:ind w:left="5040" w:hanging="360"/>
+      </w:pPr>
+      <w:rPr>
+        <w:rFonts w:ascii="Symbol" w:hAnsi="Symbol" w:hint="default"/>
+      </w:rPr>
+    </w:lvl>
+    <w:lvl w:ilvl="7" w:tplc="04090003" w:tentative="1">
+      <w:start w:val="1"/>
+      <w:numFmt w:val="bullet"/>
+      <w:lvlText w:val="o"/>
+      <w:lvlJc w:val="left"/>
+      <w:pPr>
+        <w:ind w:left="5760" w:hanging="360"/>
+      </w:pPr>
+      <w:rPr>
+        <w:rFonts w:ascii="Courier New" w:hAnsi="Courier New" w:cs="Courier New" w:hint="default"/>
+      </w:rPr>
+    </w:lvl>
+    <w:lvl w:ilvl="8" w:tplc="04090005" w:tentative="1">
+      <w:start w:val="1"/>
+      <w:numFmt w:val="bullet"/>
+      <w:lvlText w:val=""/>
+      <w:lvlJc w:val="left"/>
+      <w:pPr>
+        <w:ind w:left="6480" w:hanging="360"/>
+      </w:pPr>
+      <w:rPr>
+        <w:rFonts w:ascii="Wingdings" w:hAnsi="Wingdings" w:hint="default"/>
+      </w:rPr>
+    </w:lvl>
+  </w:abstractNum>
+  <w:abstractNum w:abstractNumId="17" w15:restartNumberingAfterBreak="0">
     <w:nsid w:val="58DF35B5"/>
     <w:multiLevelType w:val="hybridMultilevel"/>
     <w:tmpl w:val="42C874F8"/>
@@ -4545,7 +5506,233 @@
       </w:rPr>
     </w:lvl>
   </w:abstractNum>
-  <w:abstractNum w:abstractNumId="12" w15:restartNumberingAfterBreak="0">
+  <w:abstractNum w:abstractNumId="18" w15:restartNumberingAfterBreak="0">
+    <w:nsid w:val="5E8B4757"/>
+    <w:multiLevelType w:val="hybridMultilevel"/>
+    <w:tmpl w:val="1D50E8B6"/>
+    <w:lvl w:ilvl="0" w:tplc="04090001">
+      <w:start w:val="1"/>
+      <w:numFmt w:val="bullet"/>
+      <w:lvlText w:val=""/>
+      <w:lvlJc w:val="left"/>
+      <w:pPr>
+        <w:ind w:left="720" w:hanging="360"/>
+      </w:pPr>
+      <w:rPr>
+        <w:rFonts w:ascii="Symbol" w:hAnsi="Symbol" w:hint="default"/>
+      </w:rPr>
+    </w:lvl>
+    <w:lvl w:ilvl="1" w:tplc="04090003" w:tentative="1">
+      <w:start w:val="1"/>
+      <w:numFmt w:val="bullet"/>
+      <w:lvlText w:val="o"/>
+      <w:lvlJc w:val="left"/>
+      <w:pPr>
+        <w:ind w:left="1440" w:hanging="360"/>
+      </w:pPr>
+      <w:rPr>
+        <w:rFonts w:ascii="Courier New" w:hAnsi="Courier New" w:cs="Courier New" w:hint="default"/>
+      </w:rPr>
+    </w:lvl>
+    <w:lvl w:ilvl="2" w:tplc="04090005" w:tentative="1">
+      <w:start w:val="1"/>
+      <w:numFmt w:val="bullet"/>
+      <w:lvlText w:val=""/>
+      <w:lvlJc w:val="left"/>
+      <w:pPr>
+        <w:ind w:left="2160" w:hanging="360"/>
+      </w:pPr>
+      <w:rPr>
+        <w:rFonts w:ascii="Wingdings" w:hAnsi="Wingdings" w:hint="default"/>
+      </w:rPr>
+    </w:lvl>
+    <w:lvl w:ilvl="3" w:tplc="04090001" w:tentative="1">
+      <w:start w:val="1"/>
+      <w:numFmt w:val="bullet"/>
+      <w:lvlText w:val=""/>
+      <w:lvlJc w:val="left"/>
+      <w:pPr>
+        <w:ind w:left="2880" w:hanging="360"/>
+      </w:pPr>
+      <w:rPr>
+        <w:rFonts w:ascii="Symbol" w:hAnsi="Symbol" w:hint="default"/>
+      </w:rPr>
+    </w:lvl>
+    <w:lvl w:ilvl="4" w:tplc="04090003" w:tentative="1">
+      <w:start w:val="1"/>
+      <w:numFmt w:val="bullet"/>
+      <w:lvlText w:val="o"/>
+      <w:lvlJc w:val="left"/>
+      <w:pPr>
+        <w:ind w:left="3600" w:hanging="360"/>
+      </w:pPr>
+      <w:rPr>
+        <w:rFonts w:ascii="Courier New" w:hAnsi="Courier New" w:cs="Courier New" w:hint="default"/>
+      </w:rPr>
+    </w:lvl>
+    <w:lvl w:ilvl="5" w:tplc="04090005" w:tentative="1">
+      <w:start w:val="1"/>
+      <w:numFmt w:val="bullet"/>
+      <w:lvlText w:val=""/>
+      <w:lvlJc w:val="left"/>
+      <w:pPr>
+        <w:ind w:left="4320" w:hanging="360"/>
+      </w:pPr>
+      <w:rPr>
+        <w:rFonts w:ascii="Wingdings" w:hAnsi="Wingdings" w:hint="default"/>
+      </w:rPr>
+    </w:lvl>
+    <w:lvl w:ilvl="6" w:tplc="04090001" w:tentative="1">
+      <w:start w:val="1"/>
+      <w:numFmt w:val="bullet"/>
+      <w:lvlText w:val=""/>
+      <w:lvlJc w:val="left"/>
+      <w:pPr>
+        <w:ind w:left="5040" w:hanging="360"/>
+      </w:pPr>
+      <w:rPr>
+        <w:rFonts w:ascii="Symbol" w:hAnsi="Symbol" w:hint="default"/>
+      </w:rPr>
+    </w:lvl>
+    <w:lvl w:ilvl="7" w:tplc="04090003" w:tentative="1">
+      <w:start w:val="1"/>
+      <w:numFmt w:val="bullet"/>
+      <w:lvlText w:val="o"/>
+      <w:lvlJc w:val="left"/>
+      <w:pPr>
+        <w:ind w:left="5760" w:hanging="360"/>
+      </w:pPr>
+      <w:rPr>
+        <w:rFonts w:ascii="Courier New" w:hAnsi="Courier New" w:cs="Courier New" w:hint="default"/>
+      </w:rPr>
+    </w:lvl>
+    <w:lvl w:ilvl="8" w:tplc="04090005" w:tentative="1">
+      <w:start w:val="1"/>
+      <w:numFmt w:val="bullet"/>
+      <w:lvlText w:val=""/>
+      <w:lvlJc w:val="left"/>
+      <w:pPr>
+        <w:ind w:left="6480" w:hanging="360"/>
+      </w:pPr>
+      <w:rPr>
+        <w:rFonts w:ascii="Wingdings" w:hAnsi="Wingdings" w:hint="default"/>
+      </w:rPr>
+    </w:lvl>
+  </w:abstractNum>
+  <w:abstractNum w:abstractNumId="19" w15:restartNumberingAfterBreak="0">
+    <w:nsid w:val="642D5BFC"/>
+    <w:multiLevelType w:val="hybridMultilevel"/>
+    <w:tmpl w:val="56CA053C"/>
+    <w:lvl w:ilvl="0" w:tplc="04090001">
+      <w:start w:val="1"/>
+      <w:numFmt w:val="bullet"/>
+      <w:lvlText w:val=""/>
+      <w:lvlJc w:val="left"/>
+      <w:pPr>
+        <w:ind w:left="720" w:hanging="360"/>
+      </w:pPr>
+      <w:rPr>
+        <w:rFonts w:ascii="Symbol" w:hAnsi="Symbol" w:hint="default"/>
+      </w:rPr>
+    </w:lvl>
+    <w:lvl w:ilvl="1" w:tplc="04090003" w:tentative="1">
+      <w:start w:val="1"/>
+      <w:numFmt w:val="bullet"/>
+      <w:lvlText w:val="o"/>
+      <w:lvlJc w:val="left"/>
+      <w:pPr>
+        <w:ind w:left="1440" w:hanging="360"/>
+      </w:pPr>
+      <w:rPr>
+        <w:rFonts w:ascii="Courier New" w:hAnsi="Courier New" w:cs="Courier New" w:hint="default"/>
+      </w:rPr>
+    </w:lvl>
+    <w:lvl w:ilvl="2" w:tplc="04090005" w:tentative="1">
+      <w:start w:val="1"/>
+      <w:numFmt w:val="bullet"/>
+      <w:lvlText w:val=""/>
+      <w:lvlJc w:val="left"/>
+      <w:pPr>
+        <w:ind w:left="2160" w:hanging="360"/>
+      </w:pPr>
+      <w:rPr>
+        <w:rFonts w:ascii="Wingdings" w:hAnsi="Wingdings" w:hint="default"/>
+      </w:rPr>
+    </w:lvl>
+    <w:lvl w:ilvl="3" w:tplc="04090001" w:tentative="1">
+      <w:start w:val="1"/>
+      <w:numFmt w:val="bullet"/>
+      <w:lvlText w:val=""/>
+      <w:lvlJc w:val="left"/>
+      <w:pPr>
+        <w:ind w:left="2880" w:hanging="360"/>
+      </w:pPr>
+      <w:rPr>
+        <w:rFonts w:ascii="Symbol" w:hAnsi="Symbol" w:hint="default"/>
+      </w:rPr>
+    </w:lvl>
+    <w:lvl w:ilvl="4" w:tplc="04090003" w:tentative="1">
+      <w:start w:val="1"/>
+      <w:numFmt w:val="bullet"/>
+      <w:lvlText w:val="o"/>
+      <w:lvlJc w:val="left"/>
+      <w:pPr>
+        <w:ind w:left="3600" w:hanging="360"/>
+      </w:pPr>
+      <w:rPr>
+        <w:rFonts w:ascii="Courier New" w:hAnsi="Courier New" w:cs="Courier New" w:hint="default"/>
+      </w:rPr>
+    </w:lvl>
+    <w:lvl w:ilvl="5" w:tplc="04090005" w:tentative="1">
+      <w:start w:val="1"/>
+      <w:numFmt w:val="bullet"/>
+      <w:lvlText w:val=""/>
+      <w:lvlJc w:val="left"/>
+      <w:pPr>
+        <w:ind w:left="4320" w:hanging="360"/>
+      </w:pPr>
+      <w:rPr>
+        <w:rFonts w:ascii="Wingdings" w:hAnsi="Wingdings" w:hint="default"/>
+      </w:rPr>
+    </w:lvl>
+    <w:lvl w:ilvl="6" w:tplc="04090001" w:tentative="1">
+      <w:start w:val="1"/>
+      <w:numFmt w:val="bullet"/>
+      <w:lvlText w:val=""/>
+      <w:lvlJc w:val="left"/>
+      <w:pPr>
+        <w:ind w:left="5040" w:hanging="360"/>
+      </w:pPr>
+      <w:rPr>
+        <w:rFonts w:ascii="Symbol" w:hAnsi="Symbol" w:hint="default"/>
+      </w:rPr>
+    </w:lvl>
+    <w:lvl w:ilvl="7" w:tplc="04090003" w:tentative="1">
+      <w:start w:val="1"/>
+      <w:numFmt w:val="bullet"/>
+      <w:lvlText w:val="o"/>
+      <w:lvlJc w:val="left"/>
+      <w:pPr>
+        <w:ind w:left="5760" w:hanging="360"/>
+      </w:pPr>
+      <w:rPr>
+        <w:rFonts w:ascii="Courier New" w:hAnsi="Courier New" w:cs="Courier New" w:hint="default"/>
+      </w:rPr>
+    </w:lvl>
+    <w:lvl w:ilvl="8" w:tplc="04090005" w:tentative="1">
+      <w:start w:val="1"/>
+      <w:numFmt w:val="bullet"/>
+      <w:lvlText w:val=""/>
+      <w:lvlJc w:val="left"/>
+      <w:pPr>
+        <w:ind w:left="6480" w:hanging="360"/>
+      </w:pPr>
+      <w:rPr>
+        <w:rFonts w:ascii="Wingdings" w:hAnsi="Wingdings" w:hint="default"/>
+      </w:rPr>
+    </w:lvl>
+  </w:abstractNum>
+  <w:abstractNum w:abstractNumId="20" w15:restartNumberingAfterBreak="0">
     <w:nsid w:val="763B099B"/>
     <w:multiLevelType w:val="multilevel"/>
     <w:tmpl w:val="7772F092"/>
@@ -4659,43 +5846,67 @@
     </w:lvl>
   </w:abstractNum>
   <w:num w:numId="1" w16cid:durableId="825589060">
-    <w:abstractNumId w:val="5"/>
+    <w:abstractNumId w:val="9"/>
   </w:num>
   <w:num w:numId="2" w16cid:durableId="102041419">
-    <w:abstractNumId w:val="4"/>
+    <w:abstractNumId w:val="6"/>
   </w:num>
   <w:num w:numId="3" w16cid:durableId="896815832">
-    <w:abstractNumId w:val="6"/>
+    <w:abstractNumId w:val="11"/>
   </w:num>
   <w:num w:numId="4" w16cid:durableId="548497077">
-    <w:abstractNumId w:val="8"/>
+    <w:abstractNumId w:val="13"/>
   </w:num>
   <w:num w:numId="5" w16cid:durableId="1110012414">
     <w:abstractNumId w:val="2"/>
   </w:num>
   <w:num w:numId="6" w16cid:durableId="1145708365">
-    <w:abstractNumId w:val="9"/>
+    <w:abstractNumId w:val="14"/>
   </w:num>
   <w:num w:numId="7" w16cid:durableId="1248153105">
     <w:abstractNumId w:val="0"/>
   </w:num>
   <w:num w:numId="8" w16cid:durableId="1448348936">
-    <w:abstractNumId w:val="11"/>
+    <w:abstractNumId w:val="17"/>
   </w:num>
   <w:num w:numId="9" w16cid:durableId="638343289">
-    <w:abstractNumId w:val="3"/>
+    <w:abstractNumId w:val="4"/>
   </w:num>
   <w:num w:numId="10" w16cid:durableId="1740133904">
-    <w:abstractNumId w:val="12"/>
+    <w:abstractNumId w:val="20"/>
   </w:num>
   <w:num w:numId="11" w16cid:durableId="1617784306">
     <w:abstractNumId w:val="1"/>
   </w:num>
   <w:num w:numId="12" w16cid:durableId="576520348">
+    <w:abstractNumId w:val="15"/>
+  </w:num>
+  <w:num w:numId="13" w16cid:durableId="792141758">
+    <w:abstractNumId w:val="12"/>
+  </w:num>
+  <w:num w:numId="14" w16cid:durableId="1958368794">
+    <w:abstractNumId w:val="16"/>
+  </w:num>
+  <w:num w:numId="15" w16cid:durableId="1906523194">
+    <w:abstractNumId w:val="3"/>
+  </w:num>
+  <w:num w:numId="16" w16cid:durableId="1479033334">
     <w:abstractNumId w:val="10"/>
   </w:num>
-  <w:num w:numId="13" w16cid:durableId="792141758">
+  <w:num w:numId="17" w16cid:durableId="2059473816">
+    <w:abstractNumId w:val="19"/>
+  </w:num>
+  <w:num w:numId="18" w16cid:durableId="1497720733">
+    <w:abstractNumId w:val="5"/>
+  </w:num>
+  <w:num w:numId="19" w16cid:durableId="467238521">
     <w:abstractNumId w:val="7"/>
+  </w:num>
+  <w:num w:numId="20" w16cid:durableId="734280459">
+    <w:abstractNumId w:val="8"/>
+  </w:num>
+  <w:num w:numId="21" w16cid:durableId="1035616605">
+    <w:abstractNumId w:val="18"/>
   </w:num>
 </w:numbering>
 </file>
@@ -5463,6 +6674,29 @@
       <w:lang w:eastAsia="ar-SA"/>
     </w:rPr>
   </w:style>
+  <w:style w:type="character" w:styleId="Lienhypertexte">
+    <w:name w:val="Hyperlink"/>
+    <w:basedOn w:val="Policepardfaut"/>
+    <w:uiPriority w:val="99"/>
+    <w:unhideWhenUsed/>
+    <w:rsid w:val="00F26D81"/>
+    <w:rPr>
+      <w:color w:val="0563C1" w:themeColor="hyperlink"/>
+      <w:u w:val="single"/>
+    </w:rPr>
+  </w:style>
+  <w:style w:type="character" w:styleId="Mentionnonrsolue">
+    <w:name w:val="Unresolved Mention"/>
+    <w:basedOn w:val="Policepardfaut"/>
+    <w:uiPriority w:val="99"/>
+    <w:semiHidden/>
+    <w:unhideWhenUsed/>
+    <w:rsid w:val="00F26D81"/>
+    <w:rPr>
+      <w:color w:val="605E5C"/>
+      <w:shd w:val="clear" w:color="auto" w:fill="E1DFDD"/>
+    </w:rPr>
+  </w:style>
 </w:styles>
 </file>
 
